--- a/Reports/Thesis.docx
+++ b/Reports/Thesis.docx
@@ -16,7 +16,88 @@
           <w:sz w:val="24"/>
           <w:szCs w:val="24"/>
         </w:rPr>
-        <w:t>ENTER TITLE HERE</w:t>
+        <w:t xml:space="preserve">LOGISTIC AND ORDINAL LOGISTIC </w:t>
+      </w:r>
+      <w:r>
+        <w:rPr>
+          <w:sz w:val="24"/>
+          <w:szCs w:val="24"/>
+        </w:rPr>
+        <w:t>MODELING OF COMPUTED TOMOGRAPHY FEATURES ASSOCIATED WITH NON-TUBERCULOUS MYCOBACTERIA LUNG DISEASE</w:t>
+      </w:r>
+    </w:p>
+    <w:p>
+      <w:pPr>
+        <w:spacing w:line="480" w:lineRule="auto"/>
+        <w:jc w:val="center"/>
+        <w:rPr>
+          <w:sz w:val="24"/>
+          <w:szCs w:val="24"/>
+        </w:rPr>
+      </w:pPr>
+      <w:proofErr w:type="gramStart"/>
+      <w:r>
+        <w:rPr>
+          <w:sz w:val="24"/>
+          <w:szCs w:val="24"/>
+        </w:rPr>
+        <w:t>b</w:t>
+      </w:r>
+      <w:r>
+        <w:rPr>
+          <w:sz w:val="24"/>
+          <w:szCs w:val="24"/>
+        </w:rPr>
+        <w:t>y</w:t>
+      </w:r>
+      <w:proofErr w:type="gramEnd"/>
+    </w:p>
+    <w:p>
+      <w:pPr>
+        <w:spacing w:line="480" w:lineRule="auto"/>
+        <w:jc w:val="center"/>
+        <w:rPr>
+          <w:sz w:val="24"/>
+          <w:szCs w:val="24"/>
+        </w:rPr>
+      </w:pPr>
+      <w:r>
+        <w:rPr>
+          <w:sz w:val="24"/>
+          <w:szCs w:val="24"/>
+        </w:rPr>
+        <w:t xml:space="preserve">EDWARD </w:t>
+      </w:r>
+      <w:r>
+        <w:rPr>
+          <w:sz w:val="24"/>
+          <w:szCs w:val="24"/>
+        </w:rPr>
+        <w:t xml:space="preserve">JOHN VICTOR </w:t>
+      </w:r>
+      <w:r>
+        <w:rPr>
+          <w:sz w:val="24"/>
+          <w:szCs w:val="24"/>
+        </w:rPr>
+        <w:t>BOSKO</w:t>
+      </w:r>
+    </w:p>
+    <w:p>
+      <w:pPr>
+        <w:spacing w:line="480" w:lineRule="auto"/>
+        <w:jc w:val="center"/>
+        <w:rPr>
+          <w:sz w:val="24"/>
+          <w:szCs w:val="24"/>
+        </w:rPr>
+      </w:pPr>
+      <w:r>
+        <w:rPr>
+          <w:sz w:val="24"/>
+          <w:szCs w:val="24"/>
+        </w:rPr>
+        <w:t>B.S., University of California, Irvine, 2019</w:t>
       </w:r>
     </w:p>
     <w:p>
@@ -38,59 +119,10 @@
           <w:szCs w:val="24"/>
         </w:rPr>
       </w:pPr>
-      <w:r>
-        <w:rPr>
-          <w:sz w:val="24"/>
-          <w:szCs w:val="24"/>
-        </w:rPr>
-        <w:t>b</w:t>
-      </w:r>
-      <w:r>
-        <w:rPr>
-          <w:sz w:val="24"/>
-          <w:szCs w:val="24"/>
-        </w:rPr>
-        <w:t>y</w:t>
-      </w:r>
     </w:p>
     <w:p>
       <w:pPr>
         <w:spacing w:line="480" w:lineRule="auto"/>
-        <w:jc w:val="center"/>
-        <w:rPr>
-          <w:sz w:val="24"/>
-          <w:szCs w:val="24"/>
-        </w:rPr>
-      </w:pPr>
-      <w:r>
-        <w:rPr>
-          <w:sz w:val="24"/>
-          <w:szCs w:val="24"/>
-        </w:rPr>
-        <w:t>EDWARD BOSKO</w:t>
-      </w:r>
-    </w:p>
-    <w:p>
-      <w:pPr>
-        <w:spacing w:line="480" w:lineRule="auto"/>
-        <w:jc w:val="center"/>
-        <w:rPr>
-          <w:sz w:val="24"/>
-          <w:szCs w:val="24"/>
-        </w:rPr>
-      </w:pPr>
-      <w:r>
-        <w:rPr>
-          <w:sz w:val="24"/>
-          <w:szCs w:val="24"/>
-        </w:rPr>
-        <w:t>B.S., University of California, Irvine, 2019</w:t>
-      </w:r>
-    </w:p>
-    <w:p>
-      <w:pPr>
-        <w:spacing w:line="480" w:lineRule="auto"/>
-        <w:jc w:val="center"/>
         <w:rPr>
           <w:sz w:val="24"/>
           <w:szCs w:val="24"/>
@@ -110,6 +142,7 @@
     <w:p>
       <w:pPr>
         <w:spacing w:line="480" w:lineRule="auto"/>
+        <w:jc w:val="center"/>
         <w:rPr>
           <w:sz w:val="24"/>
           <w:szCs w:val="24"/>
@@ -155,16 +188,6 @@
           <w:szCs w:val="24"/>
         </w:rPr>
       </w:pPr>
-    </w:p>
-    <w:p>
-      <w:pPr>
-        <w:spacing w:line="480" w:lineRule="auto"/>
-        <w:jc w:val="center"/>
-        <w:rPr>
-          <w:sz w:val="24"/>
-          <w:szCs w:val="24"/>
-        </w:rPr>
-      </w:pPr>
       <w:r>
         <w:rPr>
           <w:sz w:val="24"/>
@@ -348,7 +371,21 @@
           <w:sz w:val="24"/>
           <w:szCs w:val="24"/>
         </w:rPr>
-        <w:t>Edward Bosko</w:t>
+        <w:t xml:space="preserve">Edward </w:t>
+      </w:r>
+      <w:r>
+        <w:rPr>
+          <w:sz w:val="24"/>
+          <w:szCs w:val="24"/>
+        </w:rPr>
+        <w:t xml:space="preserve">John Victor </w:t>
+      </w:r>
+      <w:r>
+        <w:rPr>
+          <w:sz w:val="24"/>
+          <w:szCs w:val="24"/>
+        </w:rPr>
+        <w:t>Bosko</w:t>
       </w:r>
     </w:p>
     <w:p>
@@ -404,6 +441,7 @@
           <w:szCs w:val="24"/>
         </w:rPr>
       </w:pPr>
+      <w:proofErr w:type="gramStart"/>
       <w:r>
         <w:rPr>
           <w:sz w:val="24"/>
@@ -411,6 +449,7 @@
         </w:rPr>
         <w:t>by</w:t>
       </w:r>
+      <w:proofErr w:type="gramEnd"/>
     </w:p>
     <w:p>
       <w:pPr>
@@ -431,47 +470,6 @@
           <w:szCs w:val="24"/>
         </w:rPr>
       </w:pPr>
-      <w:r>
-        <w:rPr>
-          <w:sz w:val="24"/>
-          <w:szCs w:val="24"/>
-        </w:rPr>
-        <w:t>Matthew J. Strand, Chair</w:t>
-      </w:r>
-    </w:p>
-    <w:p>
-      <w:pPr>
-        <w:spacing w:line="480" w:lineRule="auto"/>
-        <w:jc w:val="center"/>
-        <w:rPr>
-          <w:sz w:val="24"/>
-          <w:szCs w:val="24"/>
-        </w:rPr>
-      </w:pPr>
-      <w:r>
-        <w:rPr>
-          <w:sz w:val="24"/>
-          <w:szCs w:val="24"/>
-        </w:rPr>
-        <w:t>Edward Chan</w:t>
-      </w:r>
-    </w:p>
-    <w:p>
-      <w:pPr>
-        <w:spacing w:line="480" w:lineRule="auto"/>
-        <w:jc w:val="center"/>
-        <w:rPr>
-          <w:sz w:val="24"/>
-          <w:szCs w:val="24"/>
-        </w:rPr>
-      </w:pPr>
-      <w:r>
-        <w:rPr>
-          <w:sz w:val="24"/>
-          <w:szCs w:val="24"/>
-        </w:rPr>
-        <w:t>Nichole Carlson</w:t>
-      </w:r>
     </w:p>
     <w:p>
       <w:pPr>
@@ -497,136 +495,7 @@
           <w:sz w:val="24"/>
           <w:szCs w:val="24"/>
         </w:rPr>
-        <w:tab/>
-      </w:r>
-      <w:r>
-        <w:rPr>
-          <w:sz w:val="24"/>
-          <w:szCs w:val="24"/>
-        </w:rPr>
-        <w:tab/>
-      </w:r>
-      <w:r>
-        <w:rPr>
-          <w:sz w:val="24"/>
-          <w:szCs w:val="24"/>
-        </w:rPr>
-        <w:tab/>
-      </w:r>
-      <w:r>
-        <w:rPr>
-          <w:sz w:val="24"/>
-          <w:szCs w:val="24"/>
-        </w:rPr>
-        <w:tab/>
-      </w:r>
-      <w:r>
-        <w:rPr>
-          <w:sz w:val="24"/>
-          <w:szCs w:val="24"/>
-        </w:rPr>
-        <w:tab/>
-      </w:r>
-      <w:r>
-        <w:rPr>
-          <w:sz w:val="24"/>
-          <w:szCs w:val="24"/>
-        </w:rPr>
-        <w:tab/>
-      </w:r>
-      <w:r>
-        <w:rPr>
-          <w:sz w:val="24"/>
-          <w:szCs w:val="24"/>
-        </w:rPr>
-        <w:tab/>
-      </w:r>
-      <w:r>
-        <w:rPr>
-          <w:sz w:val="24"/>
-          <w:szCs w:val="24"/>
-        </w:rPr>
-        <w:tab/>
-        <w:t xml:space="preserve">Date: </w:t>
-      </w:r>
-    </w:p>
-    <w:p>
-      <w:pPr>
-        <w:spacing w:line="480" w:lineRule="auto"/>
-        <w:rPr>
-          <w:sz w:val="24"/>
-          <w:szCs w:val="24"/>
-        </w:rPr>
-      </w:pPr>
-      <w:r>
-        <w:rPr>
-          <w:sz w:val="24"/>
-          <w:szCs w:val="24"/>
-        </w:rPr>
-        <w:br w:type="page"/>
-      </w:r>
-    </w:p>
-    <w:p>
-      <w:pPr>
-        <w:spacing w:line="480" w:lineRule="auto"/>
-        <w:rPr>
-          <w:sz w:val="24"/>
-          <w:szCs w:val="24"/>
-        </w:rPr>
-      </w:pPr>
-      <w:r>
-        <w:rPr>
-          <w:sz w:val="24"/>
-          <w:szCs w:val="24"/>
-        </w:rPr>
-        <w:lastRenderedPageBreak/>
-        <w:t>Bosko, Edward</w:t>
-      </w:r>
-      <w:r>
-        <w:rPr>
-          <w:sz w:val="24"/>
-          <w:szCs w:val="24"/>
-        </w:rPr>
-        <w:t xml:space="preserve"> John Victor (M.S., Biostatistics)</w:t>
-      </w:r>
-    </w:p>
-    <w:p>
-      <w:pPr>
-        <w:spacing w:line="480" w:lineRule="auto"/>
-        <w:rPr>
-          <w:sz w:val="24"/>
-          <w:szCs w:val="24"/>
-        </w:rPr>
-      </w:pPr>
-      <w:r>
-        <w:rPr>
-          <w:sz w:val="24"/>
-          <w:szCs w:val="24"/>
-        </w:rPr>
-        <w:t>Title</w:t>
-      </w:r>
-    </w:p>
-    <w:p>
-      <w:pPr>
-        <w:spacing w:line="480" w:lineRule="auto"/>
-        <w:rPr>
-          <w:sz w:val="24"/>
-          <w:szCs w:val="24"/>
-        </w:rPr>
-      </w:pPr>
-      <w:r>
-        <w:rPr>
-          <w:sz w:val="24"/>
-          <w:szCs w:val="24"/>
-        </w:rPr>
-        <w:t xml:space="preserve">Thesis directed by </w:t>
-      </w:r>
-      <w:r>
-        <w:rPr>
-          <w:sz w:val="24"/>
-          <w:szCs w:val="24"/>
-        </w:rPr>
-        <w:t>Professor Matthew J. Strand</w:t>
+        <w:t>Matthew J. Strand, Chair</w:t>
       </w:r>
     </w:p>
     <w:p>
@@ -640,36 +509,10 @@
       </w:pPr>
       <w:r>
         <w:rPr>
-          <w:b/>
-          <w:bCs/>
-          <w:sz w:val="24"/>
-          <w:szCs w:val="24"/>
-        </w:rPr>
-        <w:t>ABSTRACT</w:t>
-      </w:r>
-    </w:p>
-    <w:p>
-      <w:pPr>
-        <w:spacing w:line="480" w:lineRule="auto"/>
-        <w:rPr>
-          <w:sz w:val="24"/>
-          <w:szCs w:val="24"/>
-        </w:rPr>
-      </w:pPr>
-    </w:p>
-    <w:p>
-      <w:pPr>
-        <w:rPr>
-          <w:sz w:val="24"/>
-          <w:szCs w:val="24"/>
-        </w:rPr>
-      </w:pPr>
-      <w:r>
-        <w:rPr>
-          <w:sz w:val="24"/>
-          <w:szCs w:val="24"/>
-        </w:rPr>
-        <w:br w:type="page"/>
+          <w:sz w:val="24"/>
+          <w:szCs w:val="24"/>
+        </w:rPr>
+        <w:t>Edward Chan</w:t>
       </w:r>
     </w:p>
     <w:p>
@@ -677,61 +520,16 @@
         <w:spacing w:line="480" w:lineRule="auto"/>
         <w:jc w:val="center"/>
         <w:rPr>
-          <w:b/>
-          <w:bCs/>
           <w:sz w:val="24"/>
           <w:szCs w:val="24"/>
         </w:rPr>
       </w:pPr>
       <w:r>
         <w:rPr>
-          <w:b/>
-          <w:bCs/>
-          <w:sz w:val="24"/>
-          <w:szCs w:val="24"/>
-        </w:rPr>
-        <w:lastRenderedPageBreak/>
-        <w:t>TABLE OF CONTENTS</w:t>
-      </w:r>
-    </w:p>
-    <w:p>
-      <w:pPr>
-        <w:spacing w:line="480" w:lineRule="auto"/>
-        <w:rPr>
-          <w:sz w:val="24"/>
-          <w:szCs w:val="24"/>
-        </w:rPr>
-      </w:pPr>
-      <w:r>
-        <w:rPr>
-          <w:sz w:val="24"/>
-          <w:szCs w:val="24"/>
-        </w:rPr>
-        <w:t>CHAPTER</w:t>
-      </w:r>
-    </w:p>
-    <w:p>
-      <w:pPr>
-        <w:spacing w:line="480" w:lineRule="auto"/>
-        <w:rPr>
-          <w:sz w:val="24"/>
-          <w:szCs w:val="24"/>
-        </w:rPr>
-      </w:pPr>
-    </w:p>
-    <w:p>
-      <w:pPr>
-        <w:rPr>
-          <w:sz w:val="24"/>
-          <w:szCs w:val="24"/>
-        </w:rPr>
-      </w:pPr>
-      <w:r>
-        <w:rPr>
-          <w:sz w:val="24"/>
-          <w:szCs w:val="24"/>
-        </w:rPr>
-        <w:br w:type="page"/>
+          <w:sz w:val="24"/>
+          <w:szCs w:val="24"/>
+        </w:rPr>
+        <w:t>Nichole Carlson</w:t>
       </w:r>
     </w:p>
     <w:p>
@@ -739,74 +537,83 @@
         <w:spacing w:line="480" w:lineRule="auto"/>
         <w:jc w:val="center"/>
         <w:rPr>
-          <w:b/>
-          <w:bCs/>
           <w:sz w:val="24"/>
           <w:szCs w:val="24"/>
         </w:rPr>
       </w:pPr>
-      <w:r>
-        <w:rPr>
-          <w:b/>
-          <w:bCs/>
-          <w:sz w:val="24"/>
-          <w:szCs w:val="24"/>
-        </w:rPr>
-        <w:lastRenderedPageBreak/>
-        <w:t>LIST OF TABLES</w:t>
-      </w:r>
-    </w:p>
-    <w:p>
-      <w:pPr>
-        <w:spacing w:line="480" w:lineRule="auto"/>
-        <w:rPr>
-          <w:sz w:val="24"/>
-          <w:szCs w:val="24"/>
-        </w:rPr>
-      </w:pPr>
-      <w:r>
-        <w:rPr>
-          <w:sz w:val="24"/>
-          <w:szCs w:val="24"/>
-        </w:rPr>
-        <w:t>TABLE</w:t>
-      </w:r>
-    </w:p>
-    <w:p>
-      <w:pPr>
-        <w:rPr>
-          <w:sz w:val="24"/>
-          <w:szCs w:val="24"/>
-        </w:rPr>
-      </w:pPr>
-      <w:r>
-        <w:rPr>
-          <w:sz w:val="24"/>
-          <w:szCs w:val="24"/>
-        </w:rPr>
-        <w:br w:type="page"/>
-      </w:r>
     </w:p>
     <w:p>
       <w:pPr>
         <w:spacing w:line="480" w:lineRule="auto"/>
         <w:jc w:val="center"/>
         <w:rPr>
-          <w:b/>
-          <w:bCs/>
           <w:sz w:val="24"/>
           <w:szCs w:val="24"/>
         </w:rPr>
       </w:pPr>
       <w:r>
         <w:rPr>
-          <w:b/>
-          <w:bCs/>
-          <w:sz w:val="24"/>
-          <w:szCs w:val="24"/>
-        </w:rPr>
-        <w:lastRenderedPageBreak/>
-        <w:t>LIST OF FIGURES</w:t>
+          <w:sz w:val="24"/>
+          <w:szCs w:val="24"/>
+        </w:rPr>
+        <w:tab/>
+      </w:r>
+      <w:r>
+        <w:rPr>
+          <w:sz w:val="24"/>
+          <w:szCs w:val="24"/>
+        </w:rPr>
+        <w:tab/>
+      </w:r>
+      <w:r>
+        <w:rPr>
+          <w:sz w:val="24"/>
+          <w:szCs w:val="24"/>
+        </w:rPr>
+        <w:tab/>
+      </w:r>
+      <w:r>
+        <w:rPr>
+          <w:sz w:val="24"/>
+          <w:szCs w:val="24"/>
+        </w:rPr>
+        <w:tab/>
+      </w:r>
+      <w:r>
+        <w:rPr>
+          <w:sz w:val="24"/>
+          <w:szCs w:val="24"/>
+        </w:rPr>
+        <w:tab/>
+      </w:r>
+      <w:r>
+        <w:rPr>
+          <w:sz w:val="24"/>
+          <w:szCs w:val="24"/>
+        </w:rPr>
+        <w:tab/>
+      </w:r>
+      <w:r>
+        <w:rPr>
+          <w:sz w:val="24"/>
+          <w:szCs w:val="24"/>
+        </w:rPr>
+        <w:tab/>
+      </w:r>
+      <w:r>
+        <w:rPr>
+          <w:sz w:val="24"/>
+          <w:szCs w:val="24"/>
+        </w:rPr>
+        <w:tab/>
+        <w:t xml:space="preserve">Date: </w:t>
+      </w:r>
+      <w:r>
+        <w:rPr>
+          <w:sz w:val="24"/>
+          <w:szCs w:val="24"/>
+        </w:rPr>
+        <w:t>August 15, 2025</w:t>
       </w:r>
     </w:p>
     <w:p>
@@ -822,11 +629,12 @@
           <w:sz w:val="24"/>
           <w:szCs w:val="24"/>
         </w:rPr>
-        <w:t>FIGURE</w:t>
+        <w:br w:type="page"/>
       </w:r>
     </w:p>
     <w:p>
       <w:pPr>
+        <w:spacing w:line="480" w:lineRule="auto"/>
         <w:rPr>
           <w:sz w:val="24"/>
           <w:szCs w:val="24"/>
@@ -837,7 +645,68 @@
           <w:sz w:val="24"/>
           <w:szCs w:val="24"/>
         </w:rPr>
-        <w:br w:type="page"/>
+        <w:lastRenderedPageBreak/>
+        <w:t>Bosko, Edward</w:t>
+      </w:r>
+      <w:r>
+        <w:rPr>
+          <w:sz w:val="24"/>
+          <w:szCs w:val="24"/>
+        </w:rPr>
+        <w:t xml:space="preserve"> John Victor (M.S., Biostatistics)</w:t>
+      </w:r>
+    </w:p>
+    <w:p>
+      <w:pPr>
+        <w:spacing w:line="480" w:lineRule="auto"/>
+        <w:rPr>
+          <w:sz w:val="24"/>
+          <w:szCs w:val="24"/>
+        </w:rPr>
+      </w:pPr>
+      <w:r>
+        <w:rPr>
+          <w:sz w:val="24"/>
+          <w:szCs w:val="24"/>
+        </w:rPr>
+        <w:t>Logistic and Ordinal Logistic Modeling of Computed Tomography Features Associated</w:t>
+      </w:r>
+      <w:r>
+        <w:rPr>
+          <w:sz w:val="24"/>
+          <w:szCs w:val="24"/>
+        </w:rPr>
+        <w:t xml:space="preserve"> </w:t>
+      </w:r>
+      <w:r>
+        <w:rPr>
+          <w:sz w:val="24"/>
+          <w:szCs w:val="24"/>
+        </w:rPr>
+        <w:t>with Non-Tuberculous Mycobacteria Lung Disease</w:t>
+      </w:r>
+    </w:p>
+    <w:p>
+      <w:pPr>
+        <w:spacing w:line="480" w:lineRule="auto"/>
+        <w:rPr>
+          <w:sz w:val="24"/>
+          <w:szCs w:val="24"/>
+        </w:rPr>
+      </w:pPr>
+      <w:r>
+        <w:rPr>
+          <w:sz w:val="24"/>
+          <w:szCs w:val="24"/>
+        </w:rPr>
+        <w:t xml:space="preserve">Thesis directed by </w:t>
+      </w:r>
+      <w:r>
+        <w:rPr>
+          <w:sz w:val="24"/>
+          <w:szCs w:val="24"/>
+        </w:rPr>
+        <w:t>Professor Matthew J. Strand</w:t>
       </w:r>
     </w:p>
     <w:p>
@@ -845,21 +714,74 @@
         <w:spacing w:line="480" w:lineRule="auto"/>
         <w:jc w:val="center"/>
         <w:rPr>
+          <w:sz w:val="24"/>
+          <w:szCs w:val="24"/>
+        </w:rPr>
+      </w:pPr>
+      <w:r>
+        <w:rPr>
           <w:b/>
           <w:bCs/>
           <w:sz w:val="24"/>
           <w:szCs w:val="24"/>
         </w:rPr>
+        <w:t>ABSTRACT</w:t>
+      </w:r>
+    </w:p>
+    <w:p>
+      <w:pPr>
+        <w:spacing w:line="480" w:lineRule="auto"/>
+        <w:ind w:firstLine="720"/>
+        <w:rPr>
+          <w:sz w:val="24"/>
+          <w:szCs w:val="24"/>
+        </w:rPr>
       </w:pPr>
       <w:r>
         <w:rPr>
-          <w:b/>
-          <w:bCs/>
+          <w:sz w:val="24"/>
+          <w:szCs w:val="24"/>
+        </w:rPr>
+        <w:t xml:space="preserve">Non-tuberculous mycobacteria lung disease (NTM-LD) is a chronic infection of the lungs caused by the inhalation of microbial organisms called non-tuberculous mycobacteria.  NTM-LD is associated with radiologic features that can be observed through CT scans of the lungs, including atelectasis, bronchiectasis, consolidation, ground-glass opacities, tree-in-bud opacities, centrilobular nodules, and cavities.  There is evidence in existing medical literature that NTM-LD is more severe and its associated features, especially bronchiectasis, are observed more frequently in certain regions of the lung, namely the right middle lobe and lingula.  This analysis seeks to quantify the severity of these radiologic features among 166 subjects’ CT scans and compare this severity across six regions of the lung, namely the right upper lobe (RUL), right middle lobe (RML), right lower lobe (RLL), the left upper lobe assessed in two distinct areas: the left upper segment (LUS) and left lingular segment (LLS), and the left lower lobe (LLL).  Nodule and cavity severity was scored on a two-point scale (“0” for absence of the feature and “1” for presence), and the remaining five features’ severity was scored on a four-point scale (“0” for absence of the feature, “1” for 0-25% of the lobe involved with the feature, “2” for 25-50% of the lobe involved with the feature, and “3” for &gt;50% of the lobe involved with the feature).  Features with binary scores were analyzed with logistic regression mixed models, while features with ordinal scores were analyzed with ordinal logistic regression mixed models, </w:t>
+      </w:r>
+      <w:r>
+        <w:rPr>
           <w:sz w:val="24"/>
           <w:szCs w:val="24"/>
         </w:rPr>
         <w:lastRenderedPageBreak/>
-        <w:t>CHAPTER I</w:t>
+        <w:t xml:space="preserve">each incorporating random intercepts for subject and a nested random effect for </w:t>
+      </w:r>
+      <w:proofErr w:type="gramStart"/>
+      <w:r>
+        <w:rPr>
+          <w:sz w:val="24"/>
+          <w:szCs w:val="24"/>
+        </w:rPr>
+        <w:t>rater</w:t>
+      </w:r>
+      <w:proofErr w:type="gramEnd"/>
+      <w:r>
+        <w:rPr>
+          <w:sz w:val="24"/>
+          <w:szCs w:val="24"/>
+        </w:rPr>
+        <w:t xml:space="preserve"> to account for repeated measures over lobes within subjects.  The results of the analysis indicate that atelectasis and bronchiectasis were most severe in the RML and LLS; consolidation in the RML and RUL; ground-glass opacities and nodules in the RLL, RUL, and LLL; thick wall cavities in the RUL and RLL; tree-in-bud opacities in the RLL and LLL; while thin wall cavities had no significant differences in lobar severity.  These results confirm preferential involvement of lung regions with NTM-LD which can focus surveillance on the most affected regions and inform treatment recommendations.</w:t>
+      </w:r>
+    </w:p>
+    <w:p>
+      <w:pPr>
+        <w:rPr>
+          <w:sz w:val="24"/>
+          <w:szCs w:val="24"/>
+        </w:rPr>
+      </w:pPr>
+      <w:r>
+        <w:rPr>
+          <w:sz w:val="24"/>
+          <w:szCs w:val="24"/>
+        </w:rPr>
+        <w:br w:type="page"/>
       </w:r>
     </w:p>
     <w:p>
@@ -880,7 +802,48 @@
           <w:sz w:val="24"/>
           <w:szCs w:val="24"/>
         </w:rPr>
-        <w:t>INTRODUCTION</w:t>
+        <w:lastRenderedPageBreak/>
+        <w:t>TABLE OF CONTENTS</w:t>
+      </w:r>
+    </w:p>
+    <w:p>
+      <w:pPr>
+        <w:spacing w:line="480" w:lineRule="auto"/>
+        <w:rPr>
+          <w:sz w:val="24"/>
+          <w:szCs w:val="24"/>
+        </w:rPr>
+      </w:pPr>
+      <w:r>
+        <w:rPr>
+          <w:sz w:val="24"/>
+          <w:szCs w:val="24"/>
+        </w:rPr>
+        <w:t>CHAPTER</w:t>
+      </w:r>
+    </w:p>
+    <w:p>
+      <w:pPr>
+        <w:spacing w:line="480" w:lineRule="auto"/>
+        <w:rPr>
+          <w:sz w:val="24"/>
+          <w:szCs w:val="24"/>
+        </w:rPr>
+      </w:pPr>
+    </w:p>
+    <w:p>
+      <w:pPr>
+        <w:rPr>
+          <w:sz w:val="24"/>
+          <w:szCs w:val="24"/>
+        </w:rPr>
+      </w:pPr>
+      <w:r>
+        <w:rPr>
+          <w:sz w:val="24"/>
+          <w:szCs w:val="24"/>
+        </w:rPr>
+        <w:br w:type="page"/>
       </w:r>
     </w:p>
     <w:p>
@@ -901,7 +864,8 @@
           <w:sz w:val="24"/>
           <w:szCs w:val="24"/>
         </w:rPr>
-        <w:t>Research Objectives</w:t>
+        <w:lastRenderedPageBreak/>
+        <w:t>LIST OF TABLES</w:t>
       </w:r>
     </w:p>
     <w:p>
@@ -914,96 +878,25 @@
       </w:pPr>
       <w:r>
         <w:rPr>
-          <w:b/>
-          <w:bCs/>
-          <w:sz w:val="24"/>
-          <w:szCs w:val="24"/>
-        </w:rPr>
-        <w:tab/>
-      </w:r>
-      <w:r>
-        <w:rPr>
-          <w:sz w:val="24"/>
-          <w:szCs w:val="24"/>
-        </w:rPr>
-        <w:t xml:space="preserve">Our project aims to apply logistic regression mixed models with ordinal and binary outcomes to non-tuberculous mycobacterial lung disease (NTM-LD) data.  The modeling approaches take inspiration from a previous study done on a preliminary NTM-LD data set but incorporates more complex modeling choices and methods for handling different aspects of the data.  The primary research question we will explore </w:t>
-      </w:r>
-      <w:r>
-        <w:rPr>
-          <w:sz w:val="24"/>
-          <w:szCs w:val="24"/>
-        </w:rPr>
-        <w:t>is</w:t>
-      </w:r>
-      <w:r>
-        <w:rPr>
-          <w:sz w:val="24"/>
-          <w:szCs w:val="24"/>
-        </w:rPr>
-        <w:t xml:space="preserve"> </w:t>
-      </w:r>
-      <w:r>
-        <w:rPr>
-          <w:sz w:val="24"/>
-          <w:szCs w:val="24"/>
-        </w:rPr>
-        <w:t>“</w:t>
-      </w:r>
-      <w:r>
-        <w:rPr>
-          <w:sz w:val="24"/>
-          <w:szCs w:val="24"/>
-        </w:rPr>
-        <w:t>a</w:t>
-      </w:r>
-      <w:r>
-        <w:rPr>
-          <w:sz w:val="24"/>
-          <w:szCs w:val="24"/>
-        </w:rPr>
-        <w:t>re there differences in the frequencies and severities for each of the specific CT features among the lung lobes in NTM-LD</w:t>
-      </w:r>
-      <w:r>
-        <w:rPr>
-          <w:sz w:val="24"/>
-          <w:szCs w:val="24"/>
-        </w:rPr>
-        <w:t>?</w:t>
-      </w:r>
-      <w:r>
-        <w:rPr>
-          <w:sz w:val="24"/>
-          <w:szCs w:val="24"/>
-        </w:rPr>
-        <w:t>”</w:t>
-      </w:r>
-      <w:r>
-        <w:rPr>
-          <w:sz w:val="24"/>
-          <w:szCs w:val="24"/>
-        </w:rPr>
-        <w:t xml:space="preserve"> </w:t>
-      </w:r>
-      <w:r>
-        <w:rPr>
-          <w:sz w:val="24"/>
-          <w:szCs w:val="24"/>
-        </w:rPr>
-        <w:t>Answering th</w:t>
-      </w:r>
-      <w:r>
-        <w:rPr>
-          <w:sz w:val="24"/>
-          <w:szCs w:val="24"/>
-        </w:rPr>
-        <w:t>is</w:t>
-      </w:r>
-      <w:r>
-        <w:rPr>
-          <w:sz w:val="24"/>
-          <w:szCs w:val="24"/>
-        </w:rPr>
-        <w:t xml:space="preserve"> question will pave the way to more targeted treatment of NTM-LD and serve as evidence for lifestyle and treatment choices that those with NTM-LD and their healthcare providers should consider in the treatment of this disease.</w:t>
+          <w:sz w:val="24"/>
+          <w:szCs w:val="24"/>
+        </w:rPr>
+        <w:t>TABLE</w:t>
+      </w:r>
+    </w:p>
+    <w:p>
+      <w:pPr>
+        <w:rPr>
+          <w:sz w:val="24"/>
+          <w:szCs w:val="24"/>
+        </w:rPr>
+      </w:pPr>
+      <w:r>
+        <w:rPr>
+          <w:sz w:val="24"/>
+          <w:szCs w:val="24"/>
+        </w:rPr>
+        <w:br w:type="page"/>
       </w:r>
     </w:p>
     <w:p>
@@ -1024,7 +917,8 @@
           <w:sz w:val="24"/>
           <w:szCs w:val="24"/>
         </w:rPr>
-        <w:t>Introduction to Non-Tuberculous Mycobacterial Lung Disease</w:t>
+        <w:lastRenderedPageBreak/>
+        <w:t>LIST OF FIGURES</w:t>
       </w:r>
     </w:p>
     <w:p>
@@ -1037,11 +931,106 @@
       </w:pPr>
       <w:r>
         <w:rPr>
+          <w:sz w:val="24"/>
+          <w:szCs w:val="24"/>
+        </w:rPr>
+        <w:t>FIGURE</w:t>
+      </w:r>
+    </w:p>
+    <w:p>
+      <w:pPr>
+        <w:rPr>
+          <w:sz w:val="24"/>
+          <w:szCs w:val="24"/>
+        </w:rPr>
+      </w:pPr>
+      <w:r>
+        <w:rPr>
+          <w:sz w:val="24"/>
+          <w:szCs w:val="24"/>
+        </w:rPr>
+        <w:br w:type="page"/>
+      </w:r>
+    </w:p>
+    <w:p>
+      <w:pPr>
+        <w:spacing w:line="480" w:lineRule="auto"/>
+        <w:jc w:val="center"/>
+        <w:rPr>
           <w:b/>
           <w:bCs/>
           <w:sz w:val="24"/>
           <w:szCs w:val="24"/>
         </w:rPr>
+      </w:pPr>
+      <w:r>
+        <w:rPr>
+          <w:b/>
+          <w:bCs/>
+          <w:sz w:val="24"/>
+          <w:szCs w:val="24"/>
+        </w:rPr>
+        <w:lastRenderedPageBreak/>
+        <w:t>CHAPTER I</w:t>
+      </w:r>
+    </w:p>
+    <w:p>
+      <w:pPr>
+        <w:spacing w:line="480" w:lineRule="auto"/>
+        <w:jc w:val="center"/>
+        <w:rPr>
+          <w:b/>
+          <w:bCs/>
+          <w:sz w:val="24"/>
+          <w:szCs w:val="24"/>
+        </w:rPr>
+      </w:pPr>
+      <w:r>
+        <w:rPr>
+          <w:b/>
+          <w:bCs/>
+          <w:sz w:val="24"/>
+          <w:szCs w:val="24"/>
+        </w:rPr>
+        <w:t>INTRODUCTION</w:t>
+      </w:r>
+    </w:p>
+    <w:p>
+      <w:pPr>
+        <w:spacing w:line="480" w:lineRule="auto"/>
+        <w:jc w:val="center"/>
+        <w:rPr>
+          <w:b/>
+          <w:bCs/>
+          <w:sz w:val="24"/>
+          <w:szCs w:val="24"/>
+        </w:rPr>
+      </w:pPr>
+      <w:r>
+        <w:rPr>
+          <w:b/>
+          <w:bCs/>
+          <w:sz w:val="24"/>
+          <w:szCs w:val="24"/>
+        </w:rPr>
+        <w:t>Research Objectives</w:t>
+      </w:r>
+    </w:p>
+    <w:p>
+      <w:pPr>
+        <w:spacing w:line="480" w:lineRule="auto"/>
+        <w:rPr>
+          <w:sz w:val="24"/>
+          <w:szCs w:val="24"/>
+        </w:rPr>
+      </w:pPr>
+      <w:r>
+        <w:rPr>
+          <w:b/>
+          <w:bCs/>
+          <w:sz w:val="24"/>
+          <w:szCs w:val="24"/>
+        </w:rPr>
         <w:tab/>
       </w:r>
       <w:r>
@@ -1049,6 +1038,143 @@
           <w:sz w:val="24"/>
           <w:szCs w:val="24"/>
         </w:rPr>
+        <w:t xml:space="preserve">Our project aims to apply logistic regression mixed models with ordinal and binary outcomes to non-tuberculous mycobacterial lung disease (NTM-LD) data.  The modeling approaches take inspiration from a previous study done on a preliminary NTM-LD data set but incorporates more complex modeling choices and methods for handling different aspects of the data.  The primary research question we will explore </w:t>
+      </w:r>
+      <w:r>
+        <w:rPr>
+          <w:sz w:val="24"/>
+          <w:szCs w:val="24"/>
+        </w:rPr>
+        <w:t>is</w:t>
+      </w:r>
+      <w:r>
+        <w:rPr>
+          <w:sz w:val="24"/>
+          <w:szCs w:val="24"/>
+        </w:rPr>
+        <w:t xml:space="preserve"> </w:t>
+      </w:r>
+      <w:r>
+        <w:rPr>
+          <w:sz w:val="24"/>
+          <w:szCs w:val="24"/>
+        </w:rPr>
+        <w:t>“</w:t>
+      </w:r>
+      <w:r>
+        <w:rPr>
+          <w:sz w:val="24"/>
+          <w:szCs w:val="24"/>
+        </w:rPr>
+        <w:t>a</w:t>
+      </w:r>
+      <w:r>
+        <w:rPr>
+          <w:sz w:val="24"/>
+          <w:szCs w:val="24"/>
+        </w:rPr>
+        <w:t>re there differences in the frequencies and severities for each of the specific CT features among the lung lobes in NTM-LD</w:t>
+      </w:r>
+      <w:r>
+        <w:rPr>
+          <w:sz w:val="24"/>
+          <w:szCs w:val="24"/>
+        </w:rPr>
+        <w:t>?</w:t>
+      </w:r>
+      <w:r>
+        <w:rPr>
+          <w:sz w:val="24"/>
+          <w:szCs w:val="24"/>
+        </w:rPr>
+        <w:t>”</w:t>
+      </w:r>
+      <w:r>
+        <w:rPr>
+          <w:sz w:val="24"/>
+          <w:szCs w:val="24"/>
+        </w:rPr>
+        <w:t xml:space="preserve"> </w:t>
+      </w:r>
+      <w:r>
+        <w:rPr>
+          <w:sz w:val="24"/>
+          <w:szCs w:val="24"/>
+        </w:rPr>
+        <w:t>Answering th</w:t>
+      </w:r>
+      <w:r>
+        <w:rPr>
+          <w:sz w:val="24"/>
+          <w:szCs w:val="24"/>
+        </w:rPr>
+        <w:t>is</w:t>
+      </w:r>
+      <w:r>
+        <w:rPr>
+          <w:sz w:val="24"/>
+          <w:szCs w:val="24"/>
+        </w:rPr>
+        <w:t xml:space="preserve"> question will pave the way to more targeted </w:t>
+      </w:r>
+      <w:r>
+        <w:rPr>
+          <w:sz w:val="24"/>
+          <w:szCs w:val="24"/>
+        </w:rPr>
+        <w:t>surveillance</w:t>
+      </w:r>
+      <w:r>
+        <w:rPr>
+          <w:sz w:val="24"/>
+          <w:szCs w:val="24"/>
+        </w:rPr>
+        <w:t xml:space="preserve"> of NTM-LD and serve as evidence for lifestyle and treatment choices that those with NTM-LD and their healthcare providers should consider in the treatment of this disease.</w:t>
+      </w:r>
+    </w:p>
+    <w:p>
+      <w:pPr>
+        <w:spacing w:line="480" w:lineRule="auto"/>
+        <w:jc w:val="center"/>
+        <w:rPr>
+          <w:b/>
+          <w:bCs/>
+          <w:sz w:val="24"/>
+          <w:szCs w:val="24"/>
+        </w:rPr>
+      </w:pPr>
+      <w:r>
+        <w:rPr>
+          <w:b/>
+          <w:bCs/>
+          <w:sz w:val="24"/>
+          <w:szCs w:val="24"/>
+        </w:rPr>
+        <w:t>Introduction to Non-Tuberculous Mycobacterial Lung Disease</w:t>
+      </w:r>
+    </w:p>
+    <w:p>
+      <w:pPr>
+        <w:spacing w:line="480" w:lineRule="auto"/>
+        <w:rPr>
+          <w:sz w:val="24"/>
+          <w:szCs w:val="24"/>
+        </w:rPr>
+      </w:pPr>
+      <w:r>
+        <w:rPr>
+          <w:b/>
+          <w:bCs/>
+          <w:sz w:val="24"/>
+          <w:szCs w:val="24"/>
+        </w:rPr>
+        <w:tab/>
+      </w:r>
+      <w:r>
+        <w:rPr>
+          <w:sz w:val="24"/>
+          <w:szCs w:val="24"/>
+        </w:rPr>
         <w:t xml:space="preserve">Non-tuberculous mycobacteria </w:t>
       </w:r>
       <w:r>
@@ -1378,7 +1504,23 @@
           <w:sz w:val="24"/>
           <w:szCs w:val="24"/>
         </w:rPr>
-        <w:t xml:space="preserve">with predisposing lung </w:t>
+        <w:t xml:space="preserve">with </w:t>
+      </w:r>
+      <w:proofErr w:type="gramStart"/>
+      <w:r>
+        <w:rPr>
+          <w:sz w:val="24"/>
+          <w:szCs w:val="24"/>
+        </w:rPr>
+        <w:t>predisposing</w:t>
+      </w:r>
+      <w:proofErr w:type="gramEnd"/>
+      <w:r>
+        <w:rPr>
+          <w:sz w:val="24"/>
+          <w:szCs w:val="24"/>
+        </w:rPr>
+        <w:t xml:space="preserve"> lung </w:t>
       </w:r>
       <w:r>
         <w:rPr>
@@ -1650,7 +1792,23 @@
           <w:sz w:val="24"/>
           <w:szCs w:val="24"/>
         </w:rPr>
-        <w:t>the disease manifests in a number of radiologic patterns</w:t>
+        <w:t xml:space="preserve">the disease manifests in </w:t>
+      </w:r>
+      <w:proofErr w:type="gramStart"/>
+      <w:r>
+        <w:rPr>
+          <w:sz w:val="24"/>
+          <w:szCs w:val="24"/>
+        </w:rPr>
+        <w:t>a number of</w:t>
+      </w:r>
+      <w:proofErr w:type="gramEnd"/>
+      <w:r>
+        <w:rPr>
+          <w:sz w:val="24"/>
+          <w:szCs w:val="24"/>
+        </w:rPr>
+        <w:t xml:space="preserve"> radiologic patterns</w:t>
       </w:r>
       <w:r>
         <w:rPr>
@@ -2060,14 +2218,21 @@
           <w:sz w:val="24"/>
           <w:szCs w:val="24"/>
         </w:rPr>
-        <w:t xml:space="preserve"> lobar scores summed per patient</w:t>
-      </w:r>
-      <w:r>
-        <w:rPr>
-          <w:sz w:val="24"/>
-          <w:szCs w:val="24"/>
-        </w:rPr>
-        <w:t xml:space="preserve">, and scored bronchiectasis by </w:t>
+        <w:t xml:space="preserve"> lobar scores summed per </w:t>
+      </w:r>
+      <w:r>
+        <w:rPr>
+          <w:sz w:val="24"/>
+          <w:szCs w:val="24"/>
+        </w:rPr>
+        <w:t>patient and</w:t>
+      </w:r>
+      <w:r>
+        <w:rPr>
+          <w:sz w:val="24"/>
+          <w:szCs w:val="24"/>
+        </w:rPr>
+        <w:t xml:space="preserve"> scored bronchiectasis by </w:t>
       </w:r>
       <w:r>
         <w:rPr>
@@ -2930,7 +3095,25 @@
           <w:sz w:val="24"/>
           <w:szCs w:val="24"/>
         </w:rPr>
-        <w:t xml:space="preserve"> is a category-specific intercept or threshold and</w:t>
+        <w:t xml:space="preserve"> is a category-specific </w:t>
+      </w:r>
+      <w:proofErr w:type="gramStart"/>
+      <w:r>
+        <w:rPr>
+          <w:rFonts w:eastAsiaTheme="minorEastAsia"/>
+          <w:sz w:val="24"/>
+          <w:szCs w:val="24"/>
+        </w:rPr>
+        <w:t>intercept</w:t>
+      </w:r>
+      <w:proofErr w:type="gramEnd"/>
+      <w:r>
+        <w:rPr>
+          <w:rFonts w:eastAsiaTheme="minorEastAsia"/>
+          <w:sz w:val="24"/>
+          <w:szCs w:val="24"/>
+        </w:rPr>
+        <w:t xml:space="preserve"> or threshold and</w:t>
       </w:r>
       <w:r>
         <w:rPr>
@@ -3468,7 +3651,25 @@
           <w:sz w:val="24"/>
           <w:szCs w:val="24"/>
         </w:rPr>
-        <w:t xml:space="preserve"> are referred to as level-1, while the subjects </w:t>
+        <w:t xml:space="preserve"> are referred to as </w:t>
+      </w:r>
+      <w:proofErr w:type="gramStart"/>
+      <w:r>
+        <w:rPr>
+          <w:rFonts w:eastAsiaTheme="minorEastAsia" w:cstheme="minorHAnsi"/>
+          <w:sz w:val="24"/>
+          <w:szCs w:val="24"/>
+        </w:rPr>
+        <w:t>level-1</w:t>
+      </w:r>
+      <w:proofErr w:type="gramEnd"/>
+      <w:r>
+        <w:rPr>
+          <w:rFonts w:eastAsiaTheme="minorEastAsia" w:cstheme="minorHAnsi"/>
+          <w:sz w:val="24"/>
+          <w:szCs w:val="24"/>
+        </w:rPr>
+        <w:t xml:space="preserve">, while the subjects </w:t>
       </w:r>
       <m:oMath>
         <m:r>
@@ -3486,7 +3687,25 @@
           <w:sz w:val="24"/>
           <w:szCs w:val="24"/>
         </w:rPr>
-        <w:t xml:space="preserve"> are referred to as level-2.  The representation of this ordinal logistic regression model is as follows:</w:t>
+        <w:t xml:space="preserve"> are referred to as </w:t>
+      </w:r>
+      <w:proofErr w:type="gramStart"/>
+      <w:r>
+        <w:rPr>
+          <w:rFonts w:eastAsiaTheme="minorEastAsia" w:cstheme="minorHAnsi"/>
+          <w:sz w:val="24"/>
+          <w:szCs w:val="24"/>
+        </w:rPr>
+        <w:t>level-2</w:t>
+      </w:r>
+      <w:proofErr w:type="gramEnd"/>
+      <w:r>
+        <w:rPr>
+          <w:rFonts w:eastAsiaTheme="minorEastAsia" w:cstheme="minorHAnsi"/>
+          <w:sz w:val="24"/>
+          <w:szCs w:val="24"/>
+        </w:rPr>
+        <w:t>.  The representation of this ordinal logistic regression model is as follows:</w:t>
       </w:r>
     </w:p>
     <w:p>
@@ -5223,7 +5442,24 @@
           <w:szCs w:val="24"/>
         </w:rPr>
         <w:tab/>
-        <w:t xml:space="preserve">In a given proportional-odds model, a positive coefficient </w:t>
+      </w:r>
+      <w:proofErr w:type="gramStart"/>
+      <w:r>
+        <w:rPr>
+          <w:rFonts w:eastAsiaTheme="minorEastAsia" w:cstheme="minorHAnsi"/>
+          <w:sz w:val="24"/>
+          <w:szCs w:val="24"/>
+        </w:rPr>
+        <w:t>In a given</w:t>
+      </w:r>
+      <w:proofErr w:type="gramEnd"/>
+      <w:r>
+        <w:rPr>
+          <w:rFonts w:eastAsiaTheme="minorEastAsia" w:cstheme="minorHAnsi"/>
+          <w:sz w:val="24"/>
+          <w:szCs w:val="24"/>
+        </w:rPr>
+        <w:t xml:space="preserve"> proportional-odds model, a positive coefficient </w:t>
       </w:r>
       <m:oMath>
         <m:sSub>
@@ -5722,7 +5958,25 @@
           <w:sz w:val="24"/>
           <w:szCs w:val="24"/>
         </w:rPr>
-        <w:t xml:space="preserve"> across all category cut points, the odds-ratio interpretation is the same across each cumulative split of the ordinal scale.</w:t>
+        <w:t xml:space="preserve"> across all </w:t>
+      </w:r>
+      <w:proofErr w:type="gramStart"/>
+      <w:r>
+        <w:rPr>
+          <w:rFonts w:eastAsiaTheme="minorEastAsia" w:cstheme="minorHAnsi"/>
+          <w:sz w:val="24"/>
+          <w:szCs w:val="24"/>
+        </w:rPr>
+        <w:t>category</w:t>
+      </w:r>
+      <w:proofErr w:type="gramEnd"/>
+      <w:r>
+        <w:rPr>
+          <w:rFonts w:eastAsiaTheme="minorEastAsia" w:cstheme="minorHAnsi"/>
+          <w:sz w:val="24"/>
+          <w:szCs w:val="24"/>
+        </w:rPr>
+        <w:t xml:space="preserve"> cut points, the odds-ratio interpretation is the same across each cumulative split of the ordinal scale.</w:t>
       </w:r>
     </w:p>
     <w:p>
@@ -5804,7 +6058,25 @@
           <w:sz w:val="24"/>
           <w:szCs w:val="24"/>
         </w:rPr>
-        <w:t xml:space="preserve"> be a binary outcome taking values 0 or 1, and let </w:t>
+        <w:t xml:space="preserve"> be a binary outcome taking values 0 or </w:t>
+      </w:r>
+      <w:proofErr w:type="gramStart"/>
+      <w:r>
+        <w:rPr>
+          <w:rFonts w:eastAsiaTheme="minorEastAsia" w:cstheme="minorHAnsi"/>
+          <w:sz w:val="24"/>
+          <w:szCs w:val="24"/>
+        </w:rPr>
+        <w:t>1, and</w:t>
+      </w:r>
+      <w:proofErr w:type="gramEnd"/>
+      <w:r>
+        <w:rPr>
+          <w:rFonts w:eastAsiaTheme="minorEastAsia" w:cstheme="minorHAnsi"/>
+          <w:sz w:val="24"/>
+          <w:szCs w:val="24"/>
+        </w:rPr>
+        <w:t xml:space="preserve"> let </w:t>
       </w:r>
       <m:oMath>
         <m:r>
@@ -6560,13 +6832,41 @@
           <w:szCs w:val="24"/>
         </w:rPr>
       </w:pPr>
+      <w:proofErr w:type="gramStart"/>
       <w:r>
         <w:rPr>
           <w:rFonts w:eastAsiaTheme="minorEastAsia" w:cstheme="minorHAnsi"/>
           <w:sz w:val="24"/>
           <w:szCs w:val="24"/>
         </w:rPr>
-        <w:t xml:space="preserve">we get a linear relationship with the parameters </w:t>
+        <w:t>we</w:t>
+      </w:r>
+      <w:proofErr w:type="gramEnd"/>
+      <w:r>
+        <w:rPr>
+          <w:rFonts w:eastAsiaTheme="minorEastAsia" w:cstheme="minorHAnsi"/>
+          <w:sz w:val="24"/>
+          <w:szCs w:val="24"/>
+        </w:rPr>
+        <w:t xml:space="preserve"> </w:t>
+      </w:r>
+      <w:proofErr w:type="gramStart"/>
+      <w:r>
+        <w:rPr>
+          <w:rFonts w:eastAsiaTheme="minorEastAsia" w:cstheme="minorHAnsi"/>
+          <w:sz w:val="24"/>
+          <w:szCs w:val="24"/>
+        </w:rPr>
+        <w:t>get</w:t>
+      </w:r>
+      <w:proofErr w:type="gramEnd"/>
+      <w:r>
+        <w:rPr>
+          <w:rFonts w:eastAsiaTheme="minorEastAsia" w:cstheme="minorHAnsi"/>
+          <w:sz w:val="24"/>
+          <w:szCs w:val="24"/>
+        </w:rPr>
+        <w:t xml:space="preserve"> a linear relationship with the parameters </w:t>
       </w:r>
       <m:oMath>
         <m:sSub>
@@ -6655,7 +6955,24 @@
           <w:szCs w:val="24"/>
         </w:rPr>
         <w:tab/>
-        <w:t xml:space="preserve">Also by Hosmer et al. (2013), we know that </w:t>
+      </w:r>
+      <w:proofErr w:type="gramStart"/>
+      <w:r>
+        <w:rPr>
+          <w:rFonts w:eastAsiaTheme="minorEastAsia" w:cstheme="minorHAnsi"/>
+          <w:sz w:val="24"/>
+          <w:szCs w:val="24"/>
+        </w:rPr>
+        <w:t>Also</w:t>
+      </w:r>
+      <w:proofErr w:type="gramEnd"/>
+      <w:r>
+        <w:rPr>
+          <w:rFonts w:eastAsiaTheme="minorEastAsia" w:cstheme="minorHAnsi"/>
+          <w:sz w:val="24"/>
+          <w:szCs w:val="24"/>
+        </w:rPr>
+        <w:t xml:space="preserve"> by Hosmer et al. (2013), we know that </w:t>
       </w:r>
       <m:oMath>
         <m:r>
@@ -7493,7 +7810,24 @@
           <w:szCs w:val="24"/>
         </w:rPr>
         <w:tab/>
-        <w:t xml:space="preserve">Similar to our random-effects extensions to ordinal logistic models, binary logistic regression can also include random effects to account for unobserved heterogeneity or within-cluster correlation.  As outlined by Larsen et al. (2000), let </w:t>
+      </w:r>
+      <w:proofErr w:type="gramStart"/>
+      <w:r>
+        <w:rPr>
+          <w:rFonts w:eastAsiaTheme="minorEastAsia" w:cstheme="minorHAnsi"/>
+          <w:sz w:val="24"/>
+          <w:szCs w:val="24"/>
+        </w:rPr>
+        <w:t>Similar to</w:t>
+      </w:r>
+      <w:proofErr w:type="gramEnd"/>
+      <w:r>
+        <w:rPr>
+          <w:rFonts w:eastAsiaTheme="minorEastAsia" w:cstheme="minorHAnsi"/>
+          <w:sz w:val="24"/>
+          <w:szCs w:val="24"/>
+        </w:rPr>
+        <w:t xml:space="preserve"> our random-effects extensions to ordinal logistic models, binary logistic regression can also include random effects to account for unobserved heterogeneity or within-cluster correlation.  As outlined by Larsen et al. (2000), let </w:t>
       </w:r>
       <m:oMath>
         <m:sSub>
@@ -8482,14 +8816,14 @@
           <w:sz w:val="24"/>
           <w:szCs w:val="24"/>
         </w:rPr>
-        <w:t xml:space="preserve">assessed by two </w:t>
-      </w:r>
-      <w:r>
-        <w:rPr>
-          <w:sz w:val="24"/>
-          <w:szCs w:val="24"/>
-        </w:rPr>
-        <w:t>radiologists</w:t>
+        <w:t xml:space="preserve">assessed by </w:t>
+      </w:r>
+      <w:r>
+        <w:rPr>
+          <w:sz w:val="24"/>
+          <w:szCs w:val="24"/>
+        </w:rPr>
+        <w:t>one radiologist and one pulmonologist</w:t>
       </w:r>
       <w:r>
         <w:rPr>
@@ -8632,7 +8966,14 @@
           <w:sz w:val="24"/>
           <w:szCs w:val="24"/>
         </w:rPr>
-        <w:t>Hansell et al. (</w:t>
+        <w:t>Hansell</w:t>
+      </w:r>
+      <w:r>
+        <w:rPr>
+          <w:sz w:val="24"/>
+          <w:szCs w:val="24"/>
+        </w:rPr>
+        <w:t xml:space="preserve"> et al. (</w:t>
       </w:r>
       <w:r>
         <w:rPr>
@@ -9260,7 +9601,23 @@
           <w:sz w:val="24"/>
           <w:szCs w:val="24"/>
         </w:rPr>
-        <w:t xml:space="preserve"> 3 indicating more than half of the lobe’s involvement with the feature.  The other 3 features (large nodules, thin wall cavities, and thick wall cavities) were assigned a binary score of 0 or 1, with 0 indicating</w:t>
+        <w:t xml:space="preserve"> 3 indicating more than half of the lobe’s involvement with the feature.  The other 3 features (large nodules, thin wall cavities, and thick wall cavities) were </w:t>
+      </w:r>
+      <w:proofErr w:type="gramStart"/>
+      <w:r>
+        <w:rPr>
+          <w:sz w:val="24"/>
+          <w:szCs w:val="24"/>
+        </w:rPr>
+        <w:t>assigned</w:t>
+      </w:r>
+      <w:proofErr w:type="gramEnd"/>
+      <w:r>
+        <w:rPr>
+          <w:sz w:val="24"/>
+          <w:szCs w:val="24"/>
+        </w:rPr>
+        <w:t xml:space="preserve"> a binary score of 0 or 1, with 0 indicating</w:t>
       </w:r>
       <w:r>
         <w:rPr>
@@ -9281,7 +9638,23 @@
           <w:sz w:val="24"/>
           <w:szCs w:val="24"/>
         </w:rPr>
-        <w:t xml:space="preserve">Although ground-glass opacities was assigned a binary score, </w:t>
+        <w:t xml:space="preserve">Although ground-glass opacities </w:t>
+      </w:r>
+      <w:proofErr w:type="gramStart"/>
+      <w:r>
+        <w:rPr>
+          <w:sz w:val="24"/>
+          <w:szCs w:val="24"/>
+        </w:rPr>
+        <w:t>was</w:t>
+      </w:r>
+      <w:proofErr w:type="gramEnd"/>
+      <w:r>
+        <w:rPr>
+          <w:sz w:val="24"/>
+          <w:szCs w:val="24"/>
+        </w:rPr>
+        <w:t xml:space="preserve"> assigned a binary score, </w:t>
       </w:r>
       <w:r>
         <w:rPr>
@@ -9338,7 +9711,23 @@
           <w:sz w:val="24"/>
           <w:szCs w:val="24"/>
         </w:rPr>
-        <w:t>different raters performing the scoring, there are 12 repeated measures per subject for each feature.</w:t>
+        <w:t xml:space="preserve">different </w:t>
+      </w:r>
+      <w:proofErr w:type="gramStart"/>
+      <w:r>
+        <w:rPr>
+          <w:sz w:val="24"/>
+          <w:szCs w:val="24"/>
+        </w:rPr>
+        <w:t>raters</w:t>
+      </w:r>
+      <w:proofErr w:type="gramEnd"/>
+      <w:r>
+        <w:rPr>
+          <w:sz w:val="24"/>
+          <w:szCs w:val="24"/>
+        </w:rPr>
+        <w:t xml:space="preserve"> performing the scoring, there are 12 repeated measures per subject for each feature.</w:t>
       </w:r>
     </w:p>
     <w:p>
@@ -9383,21 +9772,21 @@
           <w:sz w:val="24"/>
           <w:szCs w:val="24"/>
         </w:rPr>
-        <w:t>, with separate sheets for each of the two radiologist</w:t>
-      </w:r>
-      <w:r>
-        <w:rPr>
-          <w:sz w:val="24"/>
-          <w:szCs w:val="24"/>
-        </w:rPr>
-        <w:t>’</w:t>
-      </w:r>
-      <w:r>
-        <w:rPr>
-          <w:sz w:val="24"/>
-          <w:szCs w:val="24"/>
-        </w:rPr>
-        <w:t xml:space="preserve">s </w:t>
+        <w:t xml:space="preserve">, with separate sheets for </w:t>
+      </w:r>
+      <w:r>
+        <w:rPr>
+          <w:sz w:val="24"/>
+          <w:szCs w:val="24"/>
+        </w:rPr>
+        <w:t>the two raters’</w:t>
+      </w:r>
+      <w:r>
+        <w:rPr>
+          <w:sz w:val="24"/>
+          <w:szCs w:val="24"/>
+        </w:rPr>
+        <w:t xml:space="preserve"> </w:t>
       </w:r>
       <w:r>
         <w:rPr>
@@ -9773,7 +10162,23 @@
           <w:sz w:val="24"/>
           <w:szCs w:val="24"/>
         </w:rPr>
-        <w:t>a random intercept for subject, a nested random effect for rater within subject</w:t>
+        <w:t xml:space="preserve">a random intercept for subject, a nested random effect for </w:t>
+      </w:r>
+      <w:proofErr w:type="gramStart"/>
+      <w:r>
+        <w:rPr>
+          <w:sz w:val="24"/>
+          <w:szCs w:val="24"/>
+        </w:rPr>
+        <w:t>rater</w:t>
+      </w:r>
+      <w:proofErr w:type="gramEnd"/>
+      <w:r>
+        <w:rPr>
+          <w:sz w:val="24"/>
+          <w:szCs w:val="24"/>
+        </w:rPr>
+        <w:t xml:space="preserve"> within subject</w:t>
       </w:r>
       <w:r>
         <w:rPr>
@@ -10171,6 +10576,14 @@
               </w:rPr>
               <m:t>1</m:t>
             </m:r>
+            <m:r>
+              <w:rPr>
+                <w:rFonts w:ascii="Cambria Math" w:hAnsi="Cambria Math"/>
+                <w:sz w:val="24"/>
+                <w:szCs w:val="24"/>
+              </w:rPr>
+              <m:t>j</m:t>
+            </m:r>
           </m:sub>
         </m:sSub>
         <m:d>
@@ -10265,6 +10678,14 @@
               </w:rPr>
               <m:t>2</m:t>
             </m:r>
+            <m:r>
+              <w:rPr>
+                <w:rFonts w:ascii="Cambria Math" w:hAnsi="Cambria Math"/>
+                <w:sz w:val="24"/>
+                <w:szCs w:val="24"/>
+              </w:rPr>
+              <m:t>k</m:t>
+            </m:r>
           </m:sub>
         </m:sSub>
         <m:d>
@@ -10900,7 +11321,23 @@
           <w:sz w:val="24"/>
           <w:szCs w:val="24"/>
         </w:rPr>
-        <w:t>, but without a nested random effect for rater within subject</w:t>
+        <w:t xml:space="preserve">, but without a nested random effect for </w:t>
+      </w:r>
+      <w:proofErr w:type="gramStart"/>
+      <w:r>
+        <w:rPr>
+          <w:sz w:val="24"/>
+          <w:szCs w:val="24"/>
+        </w:rPr>
+        <w:t>rater</w:t>
+      </w:r>
+      <w:proofErr w:type="gramEnd"/>
+      <w:r>
+        <w:rPr>
+          <w:sz w:val="24"/>
+          <w:szCs w:val="24"/>
+        </w:rPr>
+        <w:t xml:space="preserve"> within subject</w:t>
       </w:r>
       <w:r>
         <w:rPr>
@@ -11223,6 +11660,14 @@
               </w:rPr>
               <m:t>1</m:t>
             </m:r>
+            <m:r>
+              <w:rPr>
+                <w:rFonts w:ascii="Cambria Math" w:hAnsi="Cambria Math"/>
+                <w:sz w:val="24"/>
+                <w:szCs w:val="24"/>
+              </w:rPr>
+              <m:t>j</m:t>
+            </m:r>
           </m:sub>
         </m:sSub>
         <m:d>
@@ -11317,6 +11762,14 @@
               </w:rPr>
               <m:t>2</m:t>
             </m:r>
+            <m:r>
+              <w:rPr>
+                <w:rFonts w:ascii="Cambria Math" w:hAnsi="Cambria Math"/>
+                <w:sz w:val="24"/>
+                <w:szCs w:val="24"/>
+              </w:rPr>
+              <m:t>k</m:t>
+            </m:r>
           </m:sub>
         </m:sSub>
         <m:d>
@@ -11758,7 +12211,25 @@
           <w:sz w:val="24"/>
           <w:szCs w:val="24"/>
         </w:rPr>
-        <w:t xml:space="preserve">simpler random effects structure </w:t>
+        <w:t xml:space="preserve">simpler random </w:t>
+      </w:r>
+      <w:proofErr w:type="gramStart"/>
+      <w:r>
+        <w:rPr>
+          <w:rFonts w:eastAsiaTheme="minorEastAsia"/>
+          <w:sz w:val="24"/>
+          <w:szCs w:val="24"/>
+        </w:rPr>
+        <w:t>effects</w:t>
+      </w:r>
+      <w:proofErr w:type="gramEnd"/>
+      <w:r>
+        <w:rPr>
+          <w:rFonts w:eastAsiaTheme="minorEastAsia"/>
+          <w:sz w:val="24"/>
+          <w:szCs w:val="24"/>
+        </w:rPr>
+        <w:t xml:space="preserve"> structure </w:t>
       </w:r>
       <w:r>
         <w:rPr>
@@ -11956,12 +12427,21 @@
         </w:rPr>
         <w:t xml:space="preserve">  We can express this model using statistical notation </w:t>
       </w:r>
-      <w:r>
-        <w:rPr>
-          <w:sz w:val="24"/>
-          <w:szCs w:val="24"/>
-        </w:rPr>
-        <w:t xml:space="preserve">similar to that outlined </w:t>
+      <w:proofErr w:type="gramStart"/>
+      <w:r>
+        <w:rPr>
+          <w:sz w:val="24"/>
+          <w:szCs w:val="24"/>
+        </w:rPr>
+        <w:t>similar to</w:t>
+      </w:r>
+      <w:proofErr w:type="gramEnd"/>
+      <w:r>
+        <w:rPr>
+          <w:sz w:val="24"/>
+          <w:szCs w:val="24"/>
+        </w:rPr>
+        <w:t xml:space="preserve"> that outlined </w:t>
       </w:r>
       <w:r>
         <w:rPr>
@@ -12261,7 +12741,23 @@
                 <w:sz w:val="24"/>
                 <w:szCs w:val="24"/>
               </w:rPr>
-              <m:t>1l</m:t>
+              <m:t>1</m:t>
+            </m:r>
+            <m:r>
+              <w:rPr>
+                <w:rFonts w:ascii="Cambria Math" w:hAnsi="Cambria Math"/>
+                <w:sz w:val="24"/>
+                <w:szCs w:val="24"/>
+              </w:rPr>
+              <m:t>j</m:t>
+            </m:r>
+            <m:r>
+              <w:rPr>
+                <w:rFonts w:ascii="Cambria Math" w:hAnsi="Cambria Math"/>
+                <w:sz w:val="24"/>
+                <w:szCs w:val="24"/>
+              </w:rPr>
+              <m:t>l</m:t>
             </m:r>
           </m:sub>
         </m:sSub>
@@ -12355,7 +12851,23 @@
                 <w:sz w:val="24"/>
                 <w:szCs w:val="24"/>
               </w:rPr>
-              <m:t>2l</m:t>
+              <m:t>2</m:t>
+            </m:r>
+            <m:r>
+              <w:rPr>
+                <w:rFonts w:ascii="Cambria Math" w:hAnsi="Cambria Math"/>
+                <w:sz w:val="24"/>
+                <w:szCs w:val="24"/>
+              </w:rPr>
+              <m:t>k</m:t>
+            </m:r>
+            <m:r>
+              <w:rPr>
+                <w:rFonts w:ascii="Cambria Math" w:hAnsi="Cambria Math"/>
+                <w:sz w:val="24"/>
+                <w:szCs w:val="24"/>
+              </w:rPr>
+              <m:t>l</m:t>
             </m:r>
           </m:sub>
         </m:sSub>
@@ -12901,7 +13413,23 @@
           <w:sz w:val="24"/>
           <w:szCs w:val="24"/>
         </w:rPr>
-        <w:t xml:space="preserve"> score as the outcome, lobe and rater as fixed effects, a random intercept for subject, a nested random effect for rater within subject, and a logit link function.  In a similar way to </w:t>
+        <w:t xml:space="preserve"> score as the outcome, lobe and rater as fixed effects, a random intercept for subject, a nested random effect for </w:t>
+      </w:r>
+      <w:proofErr w:type="gramStart"/>
+      <w:r>
+        <w:rPr>
+          <w:sz w:val="24"/>
+          <w:szCs w:val="24"/>
+        </w:rPr>
+        <w:t>rater</w:t>
+      </w:r>
+      <w:proofErr w:type="gramEnd"/>
+      <w:r>
+        <w:rPr>
+          <w:sz w:val="24"/>
+          <w:szCs w:val="24"/>
+        </w:rPr>
+        <w:t xml:space="preserve"> within subject, and a logit link function.  In a similar way to </w:t>
       </w:r>
       <w:r>
         <w:rPr>
@@ -13224,6 +13752,14 @@
               </w:rPr>
               <m:t>1</m:t>
             </m:r>
+            <m:r>
+              <w:rPr>
+                <w:rFonts w:ascii="Cambria Math" w:hAnsi="Cambria Math"/>
+                <w:sz w:val="24"/>
+                <w:szCs w:val="24"/>
+              </w:rPr>
+              <m:t>j</m:t>
+            </m:r>
           </m:sub>
         </m:sSub>
         <m:d>
@@ -13318,6 +13854,14 @@
               </w:rPr>
               <m:t>2</m:t>
             </m:r>
+            <m:r>
+              <w:rPr>
+                <w:rFonts w:ascii="Cambria Math" w:hAnsi="Cambria Math"/>
+                <w:sz w:val="24"/>
+                <w:szCs w:val="24"/>
+              </w:rPr>
+              <m:t>k</m:t>
+            </m:r>
           </m:sub>
         </m:sSub>
         <m:d>
@@ -13868,14 +14412,46 @@
           <w:sz w:val="24"/>
           <w:szCs w:val="24"/>
         </w:rPr>
-        <w:t xml:space="preserve"> score as the outcome, lobe and rater as fixed effects, a random intercept for subject, with a logit link function, but without a nested random effect for rater within subject</w:t>
-      </w:r>
-      <w:r>
-        <w:rPr>
-          <w:sz w:val="24"/>
-          <w:szCs w:val="24"/>
-        </w:rPr>
-        <w:t>.  Again by Larsen et al. (2000),</w:t>
+        <w:t xml:space="preserve"> score as the outcome, lobe and rater as fixed effects, a random intercept for subject, with a logit link function, but without a nested random effect for </w:t>
+      </w:r>
+      <w:proofErr w:type="gramStart"/>
+      <w:r>
+        <w:rPr>
+          <w:sz w:val="24"/>
+          <w:szCs w:val="24"/>
+        </w:rPr>
+        <w:t>rater</w:t>
+      </w:r>
+      <w:proofErr w:type="gramEnd"/>
+      <w:r>
+        <w:rPr>
+          <w:sz w:val="24"/>
+          <w:szCs w:val="24"/>
+        </w:rPr>
+        <w:t xml:space="preserve"> within subject</w:t>
+      </w:r>
+      <w:r>
+        <w:rPr>
+          <w:sz w:val="24"/>
+          <w:szCs w:val="24"/>
+        </w:rPr>
+        <w:t xml:space="preserve">.  </w:t>
+      </w:r>
+      <w:proofErr w:type="gramStart"/>
+      <w:r>
+        <w:rPr>
+          <w:sz w:val="24"/>
+          <w:szCs w:val="24"/>
+        </w:rPr>
+        <w:t>Again</w:t>
+      </w:r>
+      <w:proofErr w:type="gramEnd"/>
+      <w:r>
+        <w:rPr>
+          <w:sz w:val="24"/>
+          <w:szCs w:val="24"/>
+        </w:rPr>
+        <w:t xml:space="preserve"> by Larsen et al. (2000),</w:t>
       </w:r>
       <w:r>
         <w:rPr>
@@ -14170,6 +14746,14 @@
               </w:rPr>
               <m:t>1</m:t>
             </m:r>
+            <m:r>
+              <w:rPr>
+                <w:rFonts w:ascii="Cambria Math" w:hAnsi="Cambria Math"/>
+                <w:sz w:val="24"/>
+                <w:szCs w:val="24"/>
+              </w:rPr>
+              <m:t>j</m:t>
+            </m:r>
           </m:sub>
         </m:sSub>
         <m:d>
@@ -14264,6 +14848,14 @@
               </w:rPr>
               <m:t>2</m:t>
             </m:r>
+            <m:r>
+              <w:rPr>
+                <w:rFonts w:ascii="Cambria Math" w:hAnsi="Cambria Math"/>
+                <w:sz w:val="24"/>
+                <w:szCs w:val="24"/>
+              </w:rPr>
+              <m:t>k</m:t>
+            </m:r>
           </m:sub>
         </m:sSub>
         <m:d>
@@ -14662,7 +15254,25 @@
           <w:sz w:val="24"/>
           <w:szCs w:val="24"/>
         </w:rPr>
-        <w:t xml:space="preserve">features where the full model did not converge due to the complex random effects structure. We also fit this reduced model for the features where the full model did converge as a means of sensitivity analysis to check if the simpler random effects structure changes the model estimate for the effect of lobe, which is our main estimate of interest in addressing the research question. </w:t>
+        <w:t xml:space="preserve">features where the full model did not converge due to the complex random effects structure. We also fit this reduced model for the features where the full model did converge as a means of sensitivity analysis to check if the simpler random </w:t>
+      </w:r>
+      <w:proofErr w:type="gramStart"/>
+      <w:r>
+        <w:rPr>
+          <w:rFonts w:eastAsiaTheme="minorEastAsia"/>
+          <w:sz w:val="24"/>
+          <w:szCs w:val="24"/>
+        </w:rPr>
+        <w:t>effects</w:t>
+      </w:r>
+      <w:proofErr w:type="gramEnd"/>
+      <w:r>
+        <w:rPr>
+          <w:rFonts w:eastAsiaTheme="minorEastAsia"/>
+          <w:sz w:val="24"/>
+          <w:szCs w:val="24"/>
+        </w:rPr>
+        <w:t xml:space="preserve"> structure changes the model estimate for the effect of lobe, which is our main estimate of interest in addressing the research question. </w:t>
       </w:r>
     </w:p>
     <w:p>
@@ -16612,12 +17222,21 @@
           <w:szCs w:val="24"/>
         </w:rPr>
       </w:pPr>
-      <w:r>
-        <w:rPr>
-          <w:sz w:val="24"/>
-          <w:szCs w:val="24"/>
-        </w:rPr>
-        <w:t xml:space="preserve">Similar to the features with ordinal outcomes, </w:t>
+      <w:proofErr w:type="gramStart"/>
+      <w:r>
+        <w:rPr>
+          <w:sz w:val="24"/>
+          <w:szCs w:val="24"/>
+        </w:rPr>
+        <w:t>Similar to</w:t>
+      </w:r>
+      <w:proofErr w:type="gramEnd"/>
+      <w:r>
+        <w:rPr>
+          <w:sz w:val="24"/>
+          <w:szCs w:val="24"/>
+        </w:rPr>
+        <w:t xml:space="preserve"> the features with ordinal outcomes, </w:t>
       </w:r>
       <w:r>
         <w:rPr>
@@ -16751,7 +17370,23 @@
           <w:sz w:val="24"/>
           <w:szCs w:val="24"/>
         </w:rPr>
-        <w:t xml:space="preserve">  In order to correct for these multiple tests, we used </w:t>
+        <w:t xml:space="preserve">  </w:t>
+      </w:r>
+      <w:proofErr w:type="gramStart"/>
+      <w:r>
+        <w:rPr>
+          <w:sz w:val="24"/>
+          <w:szCs w:val="24"/>
+        </w:rPr>
+        <w:t>In order to</w:t>
+      </w:r>
+      <w:proofErr w:type="gramEnd"/>
+      <w:r>
+        <w:rPr>
+          <w:sz w:val="24"/>
+          <w:szCs w:val="24"/>
+        </w:rPr>
+        <w:t xml:space="preserve"> correct for these multiple tests, we used </w:t>
       </w:r>
       <w:r>
         <w:rPr>
@@ -18403,7 +19038,25 @@
           <w:sz w:val="24"/>
           <w:szCs w:val="24"/>
         </w:rPr>
-        <w:t xml:space="preserve"> error.  </w:t>
+        <w:t xml:space="preserve"> </w:t>
+      </w:r>
+      <w:proofErr w:type="gramStart"/>
+      <w:r>
+        <w:rPr>
+          <w:rFonts w:eastAsiaTheme="minorEastAsia"/>
+          <w:sz w:val="24"/>
+          <w:szCs w:val="24"/>
+        </w:rPr>
+        <w:t>error</w:t>
+      </w:r>
+      <w:proofErr w:type="gramEnd"/>
+      <w:r>
+        <w:rPr>
+          <w:rFonts w:eastAsiaTheme="minorEastAsia"/>
+          <w:sz w:val="24"/>
+          <w:szCs w:val="24"/>
+        </w:rPr>
+        <w:t xml:space="preserve">.  </w:t>
       </w:r>
       <w:r>
         <w:rPr>

--- a/Reports/Thesis.docx
+++ b/Reports/Thesis.docx
@@ -508,7 +508,21 @@
           <w:sz w:val="24"/>
           <w:szCs w:val="24"/>
         </w:rPr>
-        <w:t>Edward Chan</w:t>
+        <w:t>Nichole</w:t>
+      </w:r>
+      <w:r>
+        <w:rPr>
+          <w:sz w:val="24"/>
+          <w:szCs w:val="24"/>
+        </w:rPr>
+        <w:t xml:space="preserve"> E.</w:t>
+      </w:r>
+      <w:r>
+        <w:rPr>
+          <w:sz w:val="24"/>
+          <w:szCs w:val="24"/>
+        </w:rPr>
+        <w:t xml:space="preserve"> Carlson</w:t>
       </w:r>
     </w:p>
     <w:p>
@@ -525,7 +539,7 @@
           <w:sz w:val="24"/>
           <w:szCs w:val="24"/>
         </w:rPr>
-        <w:t>Nichole Carlson</w:t>
+        <w:t>Edward Chan</w:t>
       </w:r>
     </w:p>
     <w:p>
@@ -738,23 +752,7 @@
           <w:sz w:val="24"/>
           <w:szCs w:val="24"/>
         </w:rPr>
-        <w:t xml:space="preserve">Non-tuberculous mycobacteria lung disease (NTM-LD) is a chronic infection of the lungs caused by the inhalation of microbial organisms called non-tuberculous mycobacteria.  NTM-LD is associated with radiologic features that can be observed through CT scans of the lungs, including atelectasis, bronchiectasis, consolidation, ground-glass opacities, tree-in-bud opacities, centrilobular nodules, and cavities.  There is evidence in existing medical literature that NTM-LD is more severe and its associated features, especially bronchiectasis, are observed more frequently in certain regions of the lung, namely the right middle lobe and lingula.  This analysis seeks to quantify the severity of these radiologic features among 166 subjects’ CT scans and compare this severity across six regions of the lung, namely the right upper lobe (RUL), right middle lobe (RML), right lower lobe (RLL), the left upper lobe assessed in two distinct areas: the left upper segment (LUS) and left </w:t>
-      </w:r>
-      <w:proofErr w:type="spellStart"/>
-      <w:r>
-        <w:rPr>
-          <w:sz w:val="24"/>
-          <w:szCs w:val="24"/>
-        </w:rPr>
-        <w:t>lingular</w:t>
-      </w:r>
-      <w:proofErr w:type="spellEnd"/>
-      <w:r>
-        <w:rPr>
-          <w:sz w:val="24"/>
-          <w:szCs w:val="24"/>
-        </w:rPr>
-        <w:t xml:space="preserve"> segment (LLS), and the left lower lobe (LLL).  Nodule and cavity severity was scored on a two-point scale (“0” for absence of the feature and “1” for presence), and the remaining five features’ severity was scored on a four-point scale (“0” for absence of the feature, “1” for 0-25% of the lobe involved with the feature, “2” for 25-50% of the lobe involved with the feature, and “3” for &gt;50% of the lobe involved with the feature).  Features with binary scores were analyzed with logistic regression mixed models, while features with ordinal scores were analyzed with ordinal logistic regression mixed models, </w:t>
+        <w:t xml:space="preserve">Non-tuberculous mycobacteria lung disease (NTM-LD) is a chronic infection of the lungs caused by the inhalation of microbial organisms called non-tuberculous mycobacteria.  NTM-LD is associated with radiologic features that can be observed through CT scans of the lungs, including atelectasis, bronchiectasis, consolidation, ground-glass opacities, tree-in-bud opacities, centrilobular nodules, and cavities.  There is evidence in existing medical literature that NTM-LD is more severe and its associated features, especially bronchiectasis, are observed more frequently in certain regions of the lung, namely the right middle lobe and lingula.  This analysis seeks to quantify the severity of these radiologic features among 166 subjects’ CT scans and compare this severity across six regions of the lung, namely the right upper lobe (RUL), right middle lobe (RML), right lower lobe (RLL), the left upper lobe assessed in two distinct areas: the left upper segment (LUS) and left lingular segment (LLS), and the left lower lobe (LLL).  Nodule and cavity severity was scored on a two-point scale (“0” for absence of the feature and “1” for presence), and the remaining five features’ severity was scored on a four-point scale (“0” for absence of the feature, “1” for 0-25% of the lobe involved with the feature, “2” for 25-50% of the lobe involved with the feature, and “3” for &gt;50% of the lobe involved with the feature).  Features with binary scores were analyzed with logistic regression mixed models, while features with ordinal scores were analyzed with ordinal logistic regression mixed models, </w:t>
       </w:r>
       <w:r>
         <w:rPr>
@@ -1034,7 +1032,7 @@
           <w:sz w:val="24"/>
           <w:szCs w:val="24"/>
         </w:rPr>
-        <w:t xml:space="preserve">Our project aims to apply logistic regression mixed models with ordinal and binary outcomes to non-tuberculous mycobacterial lung disease (NTM-LD) data.  The modeling approaches take inspiration from a previous study done on a preliminary NTM-LD data set but incorporates more complex modeling choices and methods for handling different aspects of the data.  The primary research question we will explore </w:t>
+        <w:t xml:space="preserve">Our project aims to apply logistic regression mixed models with ordinal and binary outcomes to non-tuberculous mycobacteria lung disease (NTM-LD) data.  The modeling approaches take inspiration from a previous study done on a preliminary NTM-LD data set but incorporates more complex modeling choices and methods for handling different aspects of the data.  The primary research question we will explore </w:t>
       </w:r>
       <w:r>
         <w:rPr>
@@ -1146,7 +1144,7 @@
           <w:sz w:val="24"/>
           <w:szCs w:val="24"/>
         </w:rPr>
-        <w:t>Introduction to Non-Tuberculous Mycobacterial Lung Disease</w:t>
+        <w:t>Introduction to Non-Tuberculous Mycobacteria Lung Disease</w:t>
       </w:r>
     </w:p>
     <w:p>
@@ -1297,39 +1295,7 @@
           <w:sz w:val="24"/>
           <w:szCs w:val="24"/>
         </w:rPr>
-        <w:t xml:space="preserve">, Mycobacterium </w:t>
-      </w:r>
-      <w:proofErr w:type="spellStart"/>
-      <w:r>
-        <w:rPr>
-          <w:sz w:val="24"/>
-          <w:szCs w:val="24"/>
-        </w:rPr>
-        <w:t>abscessus</w:t>
-      </w:r>
-      <w:proofErr w:type="spellEnd"/>
-      <w:r>
-        <w:rPr>
-          <w:sz w:val="24"/>
-          <w:szCs w:val="24"/>
-        </w:rPr>
-        <w:t xml:space="preserve"> group, and Mycobacterium </w:t>
-      </w:r>
-      <w:proofErr w:type="spellStart"/>
-      <w:r>
-        <w:rPr>
-          <w:sz w:val="24"/>
-          <w:szCs w:val="24"/>
-        </w:rPr>
-        <w:t>kansasii</w:t>
-      </w:r>
-      <w:proofErr w:type="spellEnd"/>
-      <w:r>
-        <w:rPr>
-          <w:sz w:val="24"/>
-          <w:szCs w:val="24"/>
-        </w:rPr>
-        <w:t xml:space="preserve"> (Gopa</w:t>
+        <w:t>, Mycobacterium abscessus group, and Mycobacterium kansasii (Gopa</w:t>
       </w:r>
       <w:r>
         <w:rPr>
@@ -1678,21 +1644,12 @@
         </w:rPr>
         <w:t xml:space="preserve"> </w:t>
       </w:r>
-      <w:proofErr w:type="spellStart"/>
-      <w:r>
-        <w:rPr>
-          <w:sz w:val="24"/>
-          <w:szCs w:val="24"/>
-        </w:rPr>
-        <w:t>fibrocavitary</w:t>
-      </w:r>
-      <w:proofErr w:type="spellEnd"/>
-      <w:r>
-        <w:rPr>
-          <w:sz w:val="24"/>
-          <w:szCs w:val="24"/>
-        </w:rPr>
-        <w:t xml:space="preserve"> form characterized by opacification and cavitation of the upper lobes</w:t>
+      <w:r>
+        <w:rPr>
+          <w:sz w:val="24"/>
+          <w:szCs w:val="24"/>
+        </w:rPr>
+        <w:t>fibrocavitary form characterized by opacification and cavitation of the upper lobes</w:t>
       </w:r>
       <w:r>
         <w:rPr>
@@ -2132,23 +2089,7 @@
           <w:szCs w:val="24"/>
         </w:rPr>
         <w:lastRenderedPageBreak/>
-        <w:t xml:space="preserve">Mycobacterium </w:t>
-      </w:r>
-      <w:proofErr w:type="spellStart"/>
-      <w:r>
-        <w:rPr>
-          <w:sz w:val="24"/>
-          <w:szCs w:val="24"/>
-        </w:rPr>
-        <w:t>chelonae</w:t>
-      </w:r>
-      <w:proofErr w:type="spellEnd"/>
-      <w:r>
-        <w:rPr>
-          <w:sz w:val="24"/>
-          <w:szCs w:val="24"/>
-        </w:rPr>
-        <w:t xml:space="preserve">. Two radiologists used consensus scoring; bronchiectasis and nodules were present in 13/14 </w:t>
+        <w:t xml:space="preserve">Mycobacterium chelonae. Two radiologists used consensus scoring; bronchiectasis and nodules were present in 13/14 </w:t>
       </w:r>
       <w:r>
         <w:rPr>
@@ -2897,7 +2838,47 @@
             <w:sz w:val="24"/>
             <w:szCs w:val="24"/>
           </w:rPr>
-          <m:t>(κ(j(x)) =</m:t>
+          <m:t>(</m:t>
+        </m:r>
+        <m:sSub>
+          <m:sSubPr>
+            <m:ctrlPr>
+              <w:rPr>
+                <w:rFonts w:ascii="Cambria Math" w:hAnsi="Cambria Math"/>
+                <w:i/>
+                <w:sz w:val="24"/>
+                <w:szCs w:val="24"/>
+              </w:rPr>
+            </m:ctrlPr>
+          </m:sSubPr>
+          <m:e>
+            <m:r>
+              <w:rPr>
+                <w:rFonts w:ascii="Cambria Math" w:hAnsi="Cambria Math"/>
+                <w:sz w:val="24"/>
+                <w:szCs w:val="24"/>
+              </w:rPr>
+              <m:t>κ</m:t>
+            </m:r>
+          </m:e>
+          <m:sub>
+            <m:r>
+              <w:rPr>
+                <w:rFonts w:ascii="Cambria Math" w:hAnsi="Cambria Math"/>
+                <w:sz w:val="24"/>
+                <w:szCs w:val="24"/>
+              </w:rPr>
+              <m:t>j</m:t>
+            </m:r>
+          </m:sub>
+        </m:sSub>
+        <m:r>
+          <w:rPr>
+            <w:rFonts w:ascii="Cambria Math" w:hAnsi="Cambria Math"/>
+            <w:sz w:val="24"/>
+            <w:szCs w:val="24"/>
+          </w:rPr>
+          <m:t>(x)) =</m:t>
         </m:r>
       </m:oMath>
       <w:r>
@@ -3080,9 +3061,6 @@
           </m:sSubPr>
           <m:e>
             <m:r>
-              <m:rPr>
-                <m:sty m:val="p"/>
-              </m:rPr>
               <w:rPr>
                 <w:rFonts w:ascii="Cambria Math" w:hAnsi="Cambria Math"/>
                 <w:sz w:val="24"/>
@@ -3090,13 +3068,6 @@
               </w:rPr>
               <m:t>θ</m:t>
             </m:r>
-            <m:ctrlPr>
-              <w:rPr>
-                <w:rFonts w:ascii="Cambria Math" w:hAnsi="Cambria Math"/>
-                <w:sz w:val="24"/>
-                <w:szCs w:val="24"/>
-              </w:rPr>
-            </m:ctrlPr>
           </m:e>
           <m:sub>
             <m:r>
@@ -4244,7 +4215,65 @@
           <w:sz w:val="24"/>
           <w:szCs w:val="24"/>
         </w:rPr>
-        <w:t xml:space="preserve"> is the residual error.  We assume that </w:t>
+        <w:t xml:space="preserve"> is the residual erro</w:t>
+      </w:r>
+      <w:r>
+        <w:rPr>
+          <w:rFonts w:eastAsiaTheme="minorEastAsia" w:cstheme="minorHAnsi"/>
+          <w:sz w:val="24"/>
+          <w:szCs w:val="24"/>
+        </w:rPr>
+        <w:t xml:space="preserve">r assumed to be </w:t>
+      </w:r>
+      <w:r>
+        <w:rPr>
+          <w:rFonts w:eastAsiaTheme="minorEastAsia" w:cstheme="minorHAnsi"/>
+          <w:sz w:val="24"/>
+          <w:szCs w:val="24"/>
+        </w:rPr>
+        <w:t xml:space="preserve">independently normally distributed with mean 0 and variance </w:t>
+      </w:r>
+      <m:oMath>
+        <m:sSup>
+          <m:sSupPr>
+            <m:ctrlPr>
+              <w:rPr>
+                <w:rFonts w:ascii="Cambria Math" w:eastAsiaTheme="minorEastAsia" w:hAnsi="Cambria Math" w:cstheme="minorHAnsi"/>
+                <w:i/>
+                <w:sz w:val="24"/>
+                <w:szCs w:val="24"/>
+              </w:rPr>
+            </m:ctrlPr>
+          </m:sSupPr>
+          <m:e>
+            <m:r>
+              <w:rPr>
+                <w:rFonts w:ascii="Cambria Math" w:eastAsiaTheme="minorEastAsia" w:hAnsi="Cambria Math" w:cstheme="minorHAnsi"/>
+                <w:sz w:val="24"/>
+                <w:szCs w:val="24"/>
+              </w:rPr>
+              <m:t>σ</m:t>
+            </m:r>
+          </m:e>
+          <m:sup>
+            <m:r>
+              <w:rPr>
+                <w:rFonts w:ascii="Cambria Math" w:eastAsiaTheme="minorEastAsia" w:hAnsi="Cambria Math" w:cstheme="minorHAnsi"/>
+                <w:sz w:val="24"/>
+                <w:szCs w:val="24"/>
+              </w:rPr>
+              <m:t>2</m:t>
+            </m:r>
+          </m:sup>
+        </m:sSup>
+      </m:oMath>
+      <w:r>
+        <w:rPr>
+          <w:rFonts w:eastAsiaTheme="minorEastAsia" w:cstheme="minorHAnsi"/>
+          <w:sz w:val="24"/>
+          <w:szCs w:val="24"/>
+        </w:rPr>
+        <w:t xml:space="preserve">.  We assume that </w:t>
       </w:r>
       <m:oMath>
         <m:sSub>
@@ -4414,7 +4443,7 @@
           <w:sz w:val="24"/>
           <w:szCs w:val="24"/>
         </w:rPr>
-        <w:t xml:space="preserve"> onto ordinal categories through multiple thresholds allows the model to extend the standard ordinal logistic regression framework while accounting for correlation in repeated measures per subject.  This modeling approach reflects the expected </w:t>
+        <w:t xml:space="preserve"> onto ordinal categories through multiple thresholds allows the model to extend the standard ordinal logistic regression framework while accounting for correlation in repeated measures per subject.  This modeling approach reflects the expected heterogeneity </w:t>
       </w:r>
       <w:r>
         <w:rPr>
@@ -4423,7 +4452,7 @@
           <w:szCs w:val="24"/>
         </w:rPr>
         <w:lastRenderedPageBreak/>
-        <w:t>heterogeneity across units and allows for more accurate inference to be made with data containing repeated measures or nested structures present in the data.</w:t>
+        <w:t>across units and allows for more accurate inference to be made with data containing repeated measures or nested structures present in the data.</w:t>
       </w:r>
     </w:p>
     <w:p>
@@ -5409,531 +5438,21 @@
           <w:szCs w:val="24"/>
         </w:rPr>
         <w:tab/>
-        <w:t xml:space="preserve">In a given proportional-odds model, a positive coefficient </w:t>
-      </w:r>
-      <m:oMath>
-        <m:sSub>
-          <m:sSubPr>
-            <m:ctrlPr>
-              <w:rPr>
-                <w:rFonts w:ascii="Cambria Math" w:eastAsiaTheme="minorEastAsia" w:hAnsi="Cambria Math" w:cstheme="minorHAnsi"/>
-                <w:i/>
-                <w:sz w:val="24"/>
-                <w:szCs w:val="24"/>
-              </w:rPr>
-            </m:ctrlPr>
-          </m:sSubPr>
-          <m:e>
-            <m:r>
-              <m:rPr>
-                <m:sty m:val="p"/>
-              </m:rPr>
-              <w:rPr>
-                <w:rFonts w:ascii="Cambria Math" w:eastAsiaTheme="minorEastAsia" w:hAnsi="Cambria Math" w:cstheme="minorHAnsi"/>
-                <w:sz w:val="24"/>
-                <w:szCs w:val="24"/>
-              </w:rPr>
-              <m:t>β</m:t>
-            </m:r>
-            <m:ctrlPr>
-              <w:rPr>
-                <w:rFonts w:ascii="Cambria Math" w:eastAsiaTheme="minorEastAsia" w:hAnsi="Cambria Math" w:cstheme="minorHAnsi"/>
-                <w:sz w:val="24"/>
-                <w:szCs w:val="24"/>
-              </w:rPr>
-            </m:ctrlPr>
-          </m:e>
-          <m:sub>
-            <m:r>
-              <w:rPr>
-                <w:rFonts w:ascii="Cambria Math" w:eastAsiaTheme="minorEastAsia" w:hAnsi="Cambria Math" w:cstheme="minorHAnsi"/>
-                <w:sz w:val="24"/>
-                <w:szCs w:val="24"/>
-              </w:rPr>
-              <m:t>i</m:t>
-            </m:r>
-          </m:sub>
-        </m:sSub>
-      </m:oMath>
-      <w:r>
-        <w:rPr>
-          <w:rFonts w:eastAsiaTheme="minorEastAsia" w:cstheme="minorHAnsi"/>
-          <w:sz w:val="24"/>
-          <w:szCs w:val="24"/>
-        </w:rPr>
-        <w:t xml:space="preserve"> for a categorical predictor </w:t>
-      </w:r>
-      <m:oMath>
-        <m:sSub>
-          <m:sSubPr>
-            <m:ctrlPr>
-              <w:rPr>
-                <w:rFonts w:ascii="Cambria Math" w:eastAsiaTheme="minorEastAsia" w:hAnsi="Cambria Math" w:cstheme="minorHAnsi"/>
-                <w:i/>
-                <w:sz w:val="24"/>
-                <w:szCs w:val="24"/>
-              </w:rPr>
-            </m:ctrlPr>
-          </m:sSubPr>
-          <m:e>
-            <m:r>
-              <w:rPr>
-                <w:rFonts w:ascii="Cambria Math" w:eastAsiaTheme="minorEastAsia" w:hAnsi="Cambria Math" w:cstheme="minorHAnsi"/>
-                <w:sz w:val="24"/>
-                <w:szCs w:val="24"/>
-              </w:rPr>
-              <m:t>x</m:t>
-            </m:r>
-          </m:e>
-          <m:sub>
-            <m:r>
-              <w:rPr>
-                <w:rFonts w:ascii="Cambria Math" w:eastAsiaTheme="minorEastAsia" w:hAnsi="Cambria Math" w:cstheme="minorHAnsi"/>
-                <w:sz w:val="24"/>
-                <w:szCs w:val="24"/>
-              </w:rPr>
-              <m:t>i</m:t>
-            </m:r>
-          </m:sub>
-        </m:sSub>
-      </m:oMath>
-      <w:r>
-        <w:rPr>
-          <w:rFonts w:eastAsiaTheme="minorEastAsia" w:cstheme="minorHAnsi"/>
-          <w:sz w:val="24"/>
-          <w:szCs w:val="24"/>
-        </w:rPr>
-        <w:t xml:space="preserve"> (e.g., a specific lung lobe compared to a reference lobe) indicates that observations in this category have higher odds of belonging to the more severe ordinal outcome category compared to the reference category.  We also have that </w:t>
-      </w:r>
-      <m:oMath>
-        <m:sSup>
-          <m:sSupPr>
-            <m:ctrlPr>
-              <w:rPr>
-                <w:rFonts w:ascii="Cambria Math" w:eastAsiaTheme="minorEastAsia" w:hAnsi="Cambria Math" w:cstheme="minorHAnsi"/>
-                <w:i/>
-                <w:sz w:val="24"/>
-                <w:szCs w:val="24"/>
-              </w:rPr>
-            </m:ctrlPr>
-          </m:sSupPr>
-          <m:e>
-            <m:r>
-              <w:rPr>
-                <w:rFonts w:ascii="Cambria Math" w:eastAsiaTheme="minorEastAsia" w:hAnsi="Cambria Math" w:cstheme="minorHAnsi"/>
-                <w:sz w:val="24"/>
-                <w:szCs w:val="24"/>
-              </w:rPr>
-              <m:t>e</m:t>
-            </m:r>
-          </m:e>
-          <m:sup>
-            <m:sSub>
-              <m:sSubPr>
-                <m:ctrlPr>
-                  <w:rPr>
-                    <w:rFonts w:ascii="Cambria Math" w:eastAsiaTheme="minorEastAsia" w:hAnsi="Cambria Math" w:cstheme="minorHAnsi"/>
-                    <w:i/>
-                    <w:sz w:val="24"/>
-                    <w:szCs w:val="24"/>
-                  </w:rPr>
-                </m:ctrlPr>
-              </m:sSubPr>
-              <m:e>
-                <m:r>
-                  <m:rPr>
-                    <m:sty m:val="p"/>
-                  </m:rPr>
-                  <w:rPr>
-                    <w:rFonts w:ascii="Cambria Math" w:eastAsiaTheme="minorEastAsia" w:hAnsi="Cambria Math" w:cstheme="minorHAnsi"/>
-                    <w:sz w:val="24"/>
-                    <w:szCs w:val="24"/>
-                  </w:rPr>
-                  <m:t>β</m:t>
-                </m:r>
-              </m:e>
-              <m:sub>
-                <m:r>
-                  <w:rPr>
-                    <w:rFonts w:ascii="Cambria Math" w:eastAsiaTheme="minorEastAsia" w:hAnsi="Cambria Math" w:cstheme="minorHAnsi"/>
-                    <w:sz w:val="24"/>
-                    <w:szCs w:val="24"/>
-                  </w:rPr>
-                  <m:t>i</m:t>
-                </m:r>
-              </m:sub>
-            </m:sSub>
-          </m:sup>
-        </m:sSup>
-      </m:oMath>
-      <w:r>
-        <w:rPr>
-          <w:rFonts w:eastAsiaTheme="minorEastAsia" w:cstheme="minorHAnsi"/>
-          <w:sz w:val="24"/>
-          <w:szCs w:val="24"/>
-        </w:rPr>
-        <w:t xml:space="preserve"> represents the odds ratio for being in outcome category </w:t>
-      </w:r>
-      <m:oMath>
-        <m:r>
-          <w:rPr>
-            <w:rFonts w:ascii="Cambria Math" w:eastAsiaTheme="minorEastAsia" w:hAnsi="Cambria Math" w:cstheme="minorHAnsi"/>
-            <w:sz w:val="24"/>
-            <w:szCs w:val="24"/>
-          </w:rPr>
-          <m:t>j</m:t>
-        </m:r>
-      </m:oMath>
-      <w:r>
-        <w:rPr>
-          <w:rFonts w:eastAsiaTheme="minorEastAsia" w:cstheme="minorHAnsi"/>
-          <w:sz w:val="24"/>
-          <w:szCs w:val="24"/>
-        </w:rPr>
-        <w:t xml:space="preserve"> or above.  As an example, if we have that </w:t>
-      </w:r>
-      <m:oMath>
-        <m:sSub>
-          <m:sSubPr>
-            <m:ctrlPr>
-              <w:rPr>
-                <w:rFonts w:ascii="Cambria Math" w:eastAsiaTheme="minorEastAsia" w:hAnsi="Cambria Math" w:cstheme="minorHAnsi"/>
-                <w:i/>
-                <w:sz w:val="24"/>
-                <w:szCs w:val="24"/>
-              </w:rPr>
-            </m:ctrlPr>
-          </m:sSubPr>
-          <m:e>
-            <m:r>
-              <m:rPr>
-                <m:sty m:val="p"/>
-              </m:rPr>
-              <w:rPr>
-                <w:rFonts w:ascii="Cambria Math" w:eastAsiaTheme="minorEastAsia" w:hAnsi="Cambria Math" w:cstheme="minorHAnsi"/>
-                <w:sz w:val="24"/>
-                <w:szCs w:val="24"/>
-              </w:rPr>
-              <m:t>β</m:t>
-            </m:r>
-            <m:ctrlPr>
-              <w:rPr>
-                <w:rFonts w:ascii="Cambria Math" w:eastAsiaTheme="minorEastAsia" w:hAnsi="Cambria Math" w:cstheme="minorHAnsi"/>
-                <w:sz w:val="24"/>
-                <w:szCs w:val="24"/>
-              </w:rPr>
-            </m:ctrlPr>
-          </m:e>
-          <m:sub>
-            <m:r>
-              <w:rPr>
-                <w:rFonts w:ascii="Cambria Math" w:eastAsiaTheme="minorEastAsia" w:hAnsi="Cambria Math" w:cstheme="minorHAnsi"/>
-                <w:sz w:val="24"/>
-                <w:szCs w:val="24"/>
-              </w:rPr>
-              <m:t>i</m:t>
-            </m:r>
-          </m:sub>
-        </m:sSub>
-        <m:r>
-          <w:rPr>
-            <w:rFonts w:ascii="Cambria Math" w:eastAsiaTheme="minorEastAsia" w:hAnsi="Cambria Math" w:cstheme="minorHAnsi"/>
-            <w:sz w:val="24"/>
-            <w:szCs w:val="24"/>
-          </w:rPr>
-          <m:t>=0.5</m:t>
-        </m:r>
-      </m:oMath>
-      <w:r>
-        <w:rPr>
-          <w:rFonts w:eastAsiaTheme="minorEastAsia" w:cstheme="minorHAnsi"/>
-          <w:sz w:val="24"/>
-          <w:szCs w:val="24"/>
-        </w:rPr>
-        <w:t xml:space="preserve">, then </w:t>
-      </w:r>
-      <m:oMath>
-        <m:sSup>
-          <m:sSupPr>
-            <m:ctrlPr>
-              <w:rPr>
-                <w:rFonts w:ascii="Cambria Math" w:eastAsiaTheme="minorEastAsia" w:hAnsi="Cambria Math" w:cstheme="minorHAnsi"/>
-                <w:i/>
-                <w:sz w:val="24"/>
-                <w:szCs w:val="24"/>
-              </w:rPr>
-            </m:ctrlPr>
-          </m:sSupPr>
-          <m:e>
-            <m:r>
-              <w:rPr>
-                <w:rFonts w:ascii="Cambria Math" w:eastAsiaTheme="minorEastAsia" w:hAnsi="Cambria Math" w:cstheme="minorHAnsi"/>
-                <w:sz w:val="24"/>
-                <w:szCs w:val="24"/>
-              </w:rPr>
-              <m:t>e</m:t>
-            </m:r>
-          </m:e>
-          <m:sup>
-            <m:r>
-              <w:rPr>
-                <w:rFonts w:ascii="Cambria Math" w:eastAsiaTheme="minorEastAsia" w:hAnsi="Cambria Math" w:cstheme="minorHAnsi"/>
-                <w:sz w:val="24"/>
-                <w:szCs w:val="24"/>
-              </w:rPr>
-              <m:t>0.5</m:t>
-            </m:r>
-          </m:sup>
-        </m:sSup>
-        <m:r>
-          <m:rPr>
-            <m:sty m:val="p"/>
-          </m:rPr>
-          <w:rPr>
-            <w:rFonts w:ascii="Cambria Math" w:eastAsiaTheme="minorEastAsia" w:hAnsi="Cambria Math" w:cstheme="minorHAnsi"/>
-            <w:sz w:val="24"/>
-            <w:szCs w:val="24"/>
-          </w:rPr>
-          <m:t>≈</m:t>
-        </m:r>
-        <m:r>
-          <w:rPr>
-            <w:rFonts w:ascii="Cambria Math" w:eastAsiaTheme="minorEastAsia" w:hAnsi="Cambria Math" w:cstheme="minorHAnsi"/>
-            <w:sz w:val="24"/>
-            <w:szCs w:val="24"/>
-          </w:rPr>
-          <m:t>1.65</m:t>
-        </m:r>
-      </m:oMath>
-      <w:r>
-        <w:rPr>
-          <w:rFonts w:eastAsiaTheme="minorEastAsia" w:cstheme="minorHAnsi"/>
-          <w:sz w:val="24"/>
-          <w:szCs w:val="24"/>
-        </w:rPr>
-        <w:t xml:space="preserve">, </w:t>
-      </w:r>
-      <w:r>
-        <w:rPr>
-          <w:rFonts w:eastAsiaTheme="minorEastAsia" w:cstheme="minorHAnsi"/>
+      </w:r>
+      <w:r>
+        <w:rPr>
+          <w:sz w:val="24"/>
+          <w:szCs w:val="24"/>
+        </w:rPr>
+        <w:t xml:space="preserve">For our study’s ordinal outcomes, subjects’ disease severity is grouped into four ordered categories: “0” indicating no presence of the specified CT feature of interest in the given lobe, “1” indicating less than 25% involvement of the given lobe with the CT feature of interest, “2” indicating between 25 and 50% involvement of the given lobe with the CT feature of interest, and “3” indicating more than 50% involvement of the given lobe with the CT feature of interest.  </w:t>
+      </w:r>
+      <w:r>
+        <w:rPr>
           <w:sz w:val="24"/>
           <w:szCs w:val="24"/>
         </w:rPr>
         <w:lastRenderedPageBreak/>
-        <w:t xml:space="preserve">meaning the odds of being in a higher ordinal outcome category multiply by 1.65 when an observation falls in that category of </w:t>
-      </w:r>
-      <m:oMath>
-        <m:sSub>
-          <m:sSubPr>
-            <m:ctrlPr>
-              <w:rPr>
-                <w:rFonts w:ascii="Cambria Math" w:eastAsiaTheme="minorEastAsia" w:hAnsi="Cambria Math" w:cstheme="minorHAnsi"/>
-                <w:i/>
-                <w:sz w:val="24"/>
-                <w:szCs w:val="24"/>
-              </w:rPr>
-            </m:ctrlPr>
-          </m:sSubPr>
-          <m:e>
-            <m:r>
-              <w:rPr>
-                <w:rFonts w:ascii="Cambria Math" w:eastAsiaTheme="minorEastAsia" w:hAnsi="Cambria Math" w:cstheme="minorHAnsi"/>
-                <w:sz w:val="24"/>
-                <w:szCs w:val="24"/>
-              </w:rPr>
-              <m:t>x</m:t>
-            </m:r>
-          </m:e>
-          <m:sub>
-            <m:r>
-              <w:rPr>
-                <w:rFonts w:ascii="Cambria Math" w:eastAsiaTheme="minorEastAsia" w:hAnsi="Cambria Math" w:cstheme="minorHAnsi"/>
-                <w:sz w:val="24"/>
-                <w:szCs w:val="24"/>
-              </w:rPr>
-              <m:t>i</m:t>
-            </m:r>
-          </m:sub>
-        </m:sSub>
-      </m:oMath>
-      <w:r>
-        <w:rPr>
-          <w:rFonts w:eastAsiaTheme="minorEastAsia" w:cstheme="minorHAnsi"/>
-          <w:sz w:val="24"/>
-          <w:szCs w:val="24"/>
-        </w:rPr>
-        <w:t xml:space="preserve">.  The converse is also true; a negative </w:t>
-      </w:r>
-      <m:oMath>
-        <m:sSub>
-          <m:sSubPr>
-            <m:ctrlPr>
-              <w:rPr>
-                <w:rFonts w:ascii="Cambria Math" w:eastAsiaTheme="minorEastAsia" w:hAnsi="Cambria Math" w:cstheme="minorHAnsi"/>
-                <w:i/>
-                <w:sz w:val="24"/>
-                <w:szCs w:val="24"/>
-              </w:rPr>
-            </m:ctrlPr>
-          </m:sSubPr>
-          <m:e>
-            <m:r>
-              <m:rPr>
-                <m:sty m:val="p"/>
-              </m:rPr>
-              <w:rPr>
-                <w:rFonts w:ascii="Cambria Math" w:eastAsiaTheme="minorEastAsia" w:hAnsi="Cambria Math" w:cstheme="minorHAnsi"/>
-                <w:sz w:val="24"/>
-                <w:szCs w:val="24"/>
-              </w:rPr>
-              <m:t>β</m:t>
-            </m:r>
-            <m:ctrlPr>
-              <w:rPr>
-                <w:rFonts w:ascii="Cambria Math" w:eastAsiaTheme="minorEastAsia" w:hAnsi="Cambria Math" w:cstheme="minorHAnsi"/>
-                <w:sz w:val="24"/>
-                <w:szCs w:val="24"/>
-              </w:rPr>
-            </m:ctrlPr>
-          </m:e>
-          <m:sub>
-            <m:r>
-              <w:rPr>
-                <w:rFonts w:ascii="Cambria Math" w:eastAsiaTheme="minorEastAsia" w:hAnsi="Cambria Math" w:cstheme="minorHAnsi"/>
-                <w:sz w:val="24"/>
-                <w:szCs w:val="24"/>
-              </w:rPr>
-              <m:t>i</m:t>
-            </m:r>
-          </m:sub>
-        </m:sSub>
-      </m:oMath>
-      <w:r>
-        <w:rPr>
-          <w:rFonts w:eastAsiaTheme="minorEastAsia" w:cstheme="minorHAnsi"/>
-          <w:sz w:val="24"/>
-          <w:szCs w:val="24"/>
-        </w:rPr>
-        <w:t xml:space="preserve"> implies that the category </w:t>
-      </w:r>
-      <m:oMath>
-        <m:sSub>
-          <m:sSubPr>
-            <m:ctrlPr>
-              <w:rPr>
-                <w:rFonts w:ascii="Cambria Math" w:eastAsiaTheme="minorEastAsia" w:hAnsi="Cambria Math" w:cstheme="minorHAnsi"/>
-                <w:i/>
-                <w:sz w:val="24"/>
-                <w:szCs w:val="24"/>
-              </w:rPr>
-            </m:ctrlPr>
-          </m:sSubPr>
-          <m:e>
-            <m:r>
-              <w:rPr>
-                <w:rFonts w:ascii="Cambria Math" w:eastAsiaTheme="minorEastAsia" w:hAnsi="Cambria Math" w:cstheme="minorHAnsi"/>
-                <w:sz w:val="24"/>
-                <w:szCs w:val="24"/>
-              </w:rPr>
-              <m:t>x</m:t>
-            </m:r>
-          </m:e>
-          <m:sub>
-            <m:r>
-              <w:rPr>
-                <w:rFonts w:ascii="Cambria Math" w:eastAsiaTheme="minorEastAsia" w:hAnsi="Cambria Math" w:cstheme="minorHAnsi"/>
-                <w:sz w:val="24"/>
-                <w:szCs w:val="24"/>
-              </w:rPr>
-              <m:t>i</m:t>
-            </m:r>
-          </m:sub>
-        </m:sSub>
-      </m:oMath>
-      <w:r>
-        <w:rPr>
-          <w:rFonts w:eastAsiaTheme="minorEastAsia" w:cstheme="minorHAnsi"/>
-          <w:sz w:val="24"/>
-          <w:szCs w:val="24"/>
-        </w:rPr>
-        <w:t xml:space="preserve"> has lower probability of being in the higher-severity ordinal outcome levels.  As the proportional-odds assumption uses one slope </w:t>
-      </w:r>
-      <m:oMath>
-        <m:sSub>
-          <m:sSubPr>
-            <m:ctrlPr>
-              <w:rPr>
-                <w:rFonts w:ascii="Cambria Math" w:eastAsiaTheme="minorEastAsia" w:hAnsi="Cambria Math" w:cstheme="minorHAnsi"/>
-                <w:i/>
-                <w:sz w:val="24"/>
-                <w:szCs w:val="24"/>
-              </w:rPr>
-            </m:ctrlPr>
-          </m:sSubPr>
-          <m:e>
-            <m:r>
-              <m:rPr>
-                <m:sty m:val="p"/>
-              </m:rPr>
-              <w:rPr>
-                <w:rFonts w:ascii="Cambria Math" w:eastAsiaTheme="minorEastAsia" w:hAnsi="Cambria Math" w:cstheme="minorHAnsi"/>
-                <w:sz w:val="24"/>
-                <w:szCs w:val="24"/>
-              </w:rPr>
-              <m:t>β</m:t>
-            </m:r>
-            <m:ctrlPr>
-              <w:rPr>
-                <w:rFonts w:ascii="Cambria Math" w:eastAsiaTheme="minorEastAsia" w:hAnsi="Cambria Math" w:cstheme="minorHAnsi"/>
-                <w:sz w:val="24"/>
-                <w:szCs w:val="24"/>
-              </w:rPr>
-            </m:ctrlPr>
-          </m:e>
-          <m:sub>
-            <m:r>
-              <w:rPr>
-                <w:rFonts w:ascii="Cambria Math" w:eastAsiaTheme="minorEastAsia" w:hAnsi="Cambria Math" w:cstheme="minorHAnsi"/>
-                <w:sz w:val="24"/>
-                <w:szCs w:val="24"/>
-              </w:rPr>
-              <m:t>i</m:t>
-            </m:r>
-          </m:sub>
-        </m:sSub>
-      </m:oMath>
-      <w:r>
-        <w:rPr>
-          <w:rFonts w:eastAsiaTheme="minorEastAsia" w:cstheme="minorHAnsi"/>
-          <w:sz w:val="24"/>
-          <w:szCs w:val="24"/>
-        </w:rPr>
-        <w:t xml:space="preserve"> across all category cut points, the odds-ratio interpretation is the same across each cumulative split of the ordinal scale.</w:t>
-      </w:r>
-    </w:p>
-    <w:p>
-      <w:pPr>
-        <w:spacing w:line="480" w:lineRule="auto"/>
-        <w:rPr>
-          <w:rFonts w:eastAsiaTheme="minorEastAsia" w:cstheme="minorHAnsi"/>
-          <w:sz w:val="24"/>
-          <w:szCs w:val="24"/>
-        </w:rPr>
-      </w:pPr>
-      <w:r>
-        <w:rPr>
-          <w:rFonts w:eastAsiaTheme="minorEastAsia" w:cstheme="minorHAnsi"/>
-          <w:sz w:val="24"/>
-          <w:szCs w:val="24"/>
-        </w:rPr>
-        <w:tab/>
-      </w:r>
-      <w:r>
-        <w:rPr>
-          <w:sz w:val="24"/>
-          <w:szCs w:val="24"/>
-        </w:rPr>
-        <w:t xml:space="preserve">For our study’s ordinal outcomes, subjects’ disease severity is grouped into four ordered categories: “0” indicating no presence of the specified CT feature of interest in the given lobe, “1” indicating less than 25% involvement of the given lobe with the CT feature of interest, “2” indicating between 25 and 50% involvement of the given lobe with the CT feature of interest, and “3” indicating more than 50% involvement of the given lobe with the CT feature of interest.  Fitting a proportional-odds model to our data allows us to capture how predictor variables (in our case, which lobe of the lung and which rater is assessing it) affect the likelihood of moving into more severe disease categories.  For example, a significant positive coefficient on a specific lobe would indicate that this lobe is associated with a higher probability of falling into more severe disease categories relative to other lobes.  </w:t>
+        <w:t xml:space="preserve">Fitting a proportional-odds model to our data allows us to capture how predictor variables (in our case, which lobe of the lung and which rater is assessing it) affect the likelihood of moving into more severe disease categories.  For example, a significant positive coefficient on a specific lobe would indicate that this lobe is associated with a higher probability of falling into more severe disease categories relative to other lobes.  </w:t>
       </w:r>
     </w:p>
     <w:p>
@@ -6107,7 +5626,6 @@
               <w:sz w:val="24"/>
               <w:szCs w:val="24"/>
             </w:rPr>
-            <w:lastRenderedPageBreak/>
             <m:t>π</m:t>
           </m:r>
           <m:d>
@@ -7537,27 +7055,29 @@
         <w:t xml:space="preserve">, unlike with linear regression.  We typically estimate parameters through maximum likelihood methods, providing coefficient estimates </w:t>
       </w:r>
       <m:oMath>
-        <m:acc>
-          <m:accPr>
+        <m:sSub>
+          <m:sSubPr>
             <m:ctrlPr>
               <w:rPr>
                 <w:rFonts w:ascii="Cambria Math" w:eastAsiaTheme="minorEastAsia" w:hAnsi="Cambria Math" w:cstheme="minorHAnsi"/>
+                <w:iCs/>
                 <w:sz w:val="24"/>
                 <w:szCs w:val="24"/>
               </w:rPr>
             </m:ctrlPr>
-          </m:accPr>
+          </m:sSubPr>
           <m:e>
-            <m:sSub>
-              <m:sSubPr>
+            <m:acc>
+              <m:accPr>
                 <m:ctrlPr>
                   <w:rPr>
                     <w:rFonts w:ascii="Cambria Math" w:eastAsiaTheme="minorEastAsia" w:hAnsi="Cambria Math" w:cstheme="minorHAnsi"/>
+                    <w:iCs/>
                     <w:sz w:val="24"/>
                     <w:szCs w:val="24"/>
                   </w:rPr>
                 </m:ctrlPr>
-              </m:sSubPr>
+              </m:accPr>
               <m:e>
                 <m:r>
                   <m:rPr>
@@ -7571,22 +7091,22 @@
                   <m:t>β</m:t>
                 </m:r>
               </m:e>
-              <m:sub>
-                <m:r>
-                  <m:rPr>
-                    <m:sty m:val="p"/>
-                  </m:rPr>
-                  <w:rPr>
-                    <w:rFonts w:ascii="Cambria Math" w:eastAsiaTheme="minorEastAsia" w:hAnsi="Cambria Math" w:cstheme="minorHAnsi"/>
-                    <w:sz w:val="24"/>
-                    <w:szCs w:val="24"/>
-                  </w:rPr>
-                  <m:t>0</m:t>
-                </m:r>
-              </m:sub>
-            </m:sSub>
+            </m:acc>
           </m:e>
-        </m:acc>
+          <m:sub>
+            <m:r>
+              <m:rPr>
+                <m:sty m:val="p"/>
+              </m:rPr>
+              <w:rPr>
+                <w:rFonts w:ascii="Cambria Math" w:eastAsiaTheme="minorEastAsia" w:hAnsi="Cambria Math" w:cstheme="minorHAnsi"/>
+                <w:sz w:val="24"/>
+                <w:szCs w:val="24"/>
+              </w:rPr>
+              <m:t>0</m:t>
+            </m:r>
+          </m:sub>
+        </m:sSub>
         <m:r>
           <w:rPr>
             <w:rFonts w:ascii="Cambria Math" w:eastAsiaTheme="minorEastAsia" w:hAnsi="Cambria Math" w:cstheme="minorHAnsi"/>
@@ -7595,27 +7115,40 @@
           </w:rPr>
           <m:t>,</m:t>
         </m:r>
-        <m:acc>
-          <m:accPr>
+        <m:r>
+          <m:rPr>
+            <m:sty m:val="p"/>
+          </m:rPr>
+          <w:rPr>
+            <w:rFonts w:ascii="Cambria Math" w:eastAsiaTheme="minorEastAsia" w:hAnsi="Cambria Math" w:cstheme="minorHAnsi"/>
+            <w:sz w:val="24"/>
+            <w:szCs w:val="24"/>
+          </w:rPr>
+          <m:t xml:space="preserve"> </m:t>
+        </m:r>
+        <m:sSub>
+          <m:sSubPr>
             <m:ctrlPr>
               <w:rPr>
                 <w:rFonts w:ascii="Cambria Math" w:eastAsiaTheme="minorEastAsia" w:hAnsi="Cambria Math" w:cstheme="minorHAnsi"/>
+                <w:iCs/>
                 <w:sz w:val="24"/>
                 <w:szCs w:val="24"/>
               </w:rPr>
             </m:ctrlPr>
-          </m:accPr>
+          </m:sSubPr>
           <m:e>
-            <m:sSub>
-              <m:sSubPr>
+            <m:acc>
+              <m:accPr>
                 <m:ctrlPr>
                   <w:rPr>
                     <w:rFonts w:ascii="Cambria Math" w:eastAsiaTheme="minorEastAsia" w:hAnsi="Cambria Math" w:cstheme="minorHAnsi"/>
+                    <w:iCs/>
                     <w:sz w:val="24"/>
                     <w:szCs w:val="24"/>
                   </w:rPr>
                 </m:ctrlPr>
-              </m:sSubPr>
+              </m:accPr>
               <m:e>
                 <m:r>
                   <m:rPr>
@@ -7629,30 +7162,22 @@
                   <m:t>β</m:t>
                 </m:r>
               </m:e>
-              <m:sub>
-                <m:r>
-                  <m:rPr>
-                    <m:sty m:val="p"/>
-                  </m:rPr>
-                  <w:rPr>
-                    <w:rFonts w:ascii="Cambria Math" w:eastAsiaTheme="minorEastAsia" w:hAnsi="Cambria Math" w:cstheme="minorHAnsi"/>
-                    <w:sz w:val="24"/>
-                    <w:szCs w:val="24"/>
-                  </w:rPr>
-                  <m:t>1</m:t>
-                </m:r>
-              </m:sub>
-            </m:sSub>
+            </m:acc>
           </m:e>
-        </m:acc>
-        <m:r>
-          <w:rPr>
-            <w:rFonts w:ascii="Cambria Math" w:eastAsiaTheme="minorEastAsia" w:hAnsi="Cambria Math" w:cstheme="minorHAnsi"/>
-            <w:sz w:val="24"/>
-            <w:szCs w:val="24"/>
-          </w:rPr>
-          <m:t>,</m:t>
-        </m:r>
+          <m:sub>
+            <m:r>
+              <m:rPr>
+                <m:sty m:val="p"/>
+              </m:rPr>
+              <w:rPr>
+                <w:rFonts w:ascii="Cambria Math" w:eastAsiaTheme="minorEastAsia" w:hAnsi="Cambria Math" w:cstheme="minorHAnsi"/>
+                <w:sz w:val="24"/>
+                <w:szCs w:val="24"/>
+              </w:rPr>
+              <m:t>1</m:t>
+            </m:r>
+          </m:sub>
+        </m:sSub>
       </m:oMath>
       <w:r>
         <w:rPr>
@@ -7660,7 +7185,23 @@
           <w:sz w:val="24"/>
           <w:szCs w:val="24"/>
         </w:rPr>
-        <w:t xml:space="preserve"> … which maximize the probability of the observed data under the logistic model.</w:t>
+        <w:t>, …</w:t>
+      </w:r>
+      <w:r>
+        <w:rPr>
+          <w:rFonts w:eastAsiaTheme="minorEastAsia" w:cstheme="minorHAnsi"/>
+          <w:sz w:val="24"/>
+          <w:szCs w:val="24"/>
+        </w:rPr>
+        <w:t xml:space="preserve"> </w:t>
+      </w:r>
+      <w:r>
+        <w:rPr>
+          <w:rFonts w:eastAsiaTheme="minorEastAsia" w:cstheme="minorHAnsi"/>
+          <w:sz w:val="24"/>
+          <w:szCs w:val="24"/>
+        </w:rPr>
+        <w:t>which maximize the probability of the observed data under the logistic model.</w:t>
       </w:r>
     </w:p>
     <w:p>
@@ -8446,16 +7987,7 @@
           <w:sz w:val="24"/>
           <w:szCs w:val="24"/>
         </w:rPr>
-        <w:t xml:space="preserve"> for the random effects.  </w:t>
-      </w:r>
-      <w:r>
-        <w:rPr>
-          <w:rFonts w:eastAsiaTheme="minorEastAsia" w:cstheme="minorHAnsi"/>
-          <w:sz w:val="24"/>
-          <w:szCs w:val="24"/>
-        </w:rPr>
-        <w:lastRenderedPageBreak/>
-        <w:t xml:space="preserve">Through incorporating these random effects into our logistic regression model, we can account for correlation among observations that share the same higher-level grouping structure, like repeated measures within individuals or subjects nested within clusters.  The random effects </w:t>
+        <w:t xml:space="preserve"> for the random effects.  Through incorporating these random effects into our logistic regression model, we can account for correlation among observations that share the same higher-level grouping structure, like repeated measures within individuals or subjects nested within clusters.  The random effects </w:t>
       </w:r>
       <m:oMath>
         <m:r>
@@ -8473,25 +8005,7 @@
           <w:sz w:val="24"/>
           <w:szCs w:val="24"/>
         </w:rPr>
-        <w:t xml:space="preserve"> capture unobserved heterogeneity across these groups, allowing the model to adjust the log-odds of the outcome based on group-specific deviations from the population-av</w:t>
-      </w:r>
-      <w:proofErr w:type="spellStart"/>
-      <w:r>
-        <w:rPr>
-          <w:rFonts w:eastAsiaTheme="minorEastAsia" w:cstheme="minorHAnsi"/>
-          <w:sz w:val="24"/>
-          <w:szCs w:val="24"/>
-        </w:rPr>
-        <w:t>erage</w:t>
-      </w:r>
-      <w:proofErr w:type="spellEnd"/>
-      <w:r>
-        <w:rPr>
-          <w:rFonts w:eastAsiaTheme="minorEastAsia" w:cstheme="minorHAnsi"/>
-          <w:sz w:val="24"/>
-          <w:szCs w:val="24"/>
-        </w:rPr>
-        <w:t xml:space="preserve"> relationship defined by the fixed effects </w:t>
+        <w:t xml:space="preserve"> capture unobserved heterogeneity across these groups, allowing the model to adjust the log-odds of the outcome based on group-specific deviations from the population-average relationship defined by the fixed effects </w:t>
       </w:r>
       <m:oMath>
         <m:r>
@@ -9268,23 +8782,7 @@
           <w:sz w:val="24"/>
           <w:szCs w:val="24"/>
         </w:rPr>
-        <w:t xml:space="preserve">the right upper lobe (RUL), right middle lobe (RML), right lower lobe (RLL), left upper segment (LUS), left </w:t>
-      </w:r>
-      <w:proofErr w:type="spellStart"/>
-      <w:r>
-        <w:rPr>
-          <w:sz w:val="24"/>
-          <w:szCs w:val="24"/>
-        </w:rPr>
-        <w:t>lingular</w:t>
-      </w:r>
-      <w:proofErr w:type="spellEnd"/>
-      <w:r>
-        <w:rPr>
-          <w:sz w:val="24"/>
-          <w:szCs w:val="24"/>
-        </w:rPr>
-        <w:t xml:space="preserve"> segment (LLS),</w:t>
+        <w:t>the right upper lobe (RUL), right middle lobe (RML), right lower lobe (RLL), left upper segment (LUS), left lingular segment (LLS),</w:t>
       </w:r>
       <w:r>
         <w:rPr>
@@ -9487,7 +8985,28 @@
           <w:sz w:val="24"/>
           <w:szCs w:val="24"/>
         </w:rPr>
-        <w:t xml:space="preserve"> 3 indicating more than half of the lobe’s involvement with the feature.  The other 3 features (large nodules, thin wall cavities, and thick wall cavities) were assigned a binary score of 0 or 1, with 0 indicating</w:t>
+        <w:t xml:space="preserve"> 3 indicating more than half of the lobe’s involvement with the feature.</w:t>
+      </w:r>
+      <w:r>
+        <w:rPr>
+          <w:sz w:val="24"/>
+          <w:szCs w:val="24"/>
+        </w:rPr>
+        <w:t xml:space="preserve">  These percentages</w:t>
+      </w:r>
+      <w:r>
+        <w:rPr>
+          <w:sz w:val="24"/>
+          <w:szCs w:val="24"/>
+        </w:rPr>
+        <w:t xml:space="preserve"> were visual estimates by the raters, not exact measurements taken from the CT images.</w:t>
+      </w:r>
+      <w:r>
+        <w:rPr>
+          <w:sz w:val="24"/>
+          <w:szCs w:val="24"/>
+        </w:rPr>
+        <w:t xml:space="preserve">  The other 3 features (large nodules, thin wall cavities, and thick wall cavities) were assigned a binary score of 0 or 1, with 0 indicating</w:t>
       </w:r>
       <w:r>
         <w:rPr>
@@ -9550,15 +9069,8 @@
           <w:sz w:val="24"/>
           <w:szCs w:val="24"/>
         </w:rPr>
-        <w:t xml:space="preserve">lobes scored for </w:t>
-      </w:r>
-      <w:r>
-        <w:rPr>
-          <w:sz w:val="24"/>
-          <w:szCs w:val="24"/>
-        </w:rPr>
         <w:lastRenderedPageBreak/>
-        <w:t xml:space="preserve">each subject and 2 </w:t>
+        <w:t xml:space="preserve">lobes scored for each subject and 2 </w:t>
       </w:r>
       <w:r>
         <w:rPr>
@@ -9880,17 +9392,1810 @@
       <w:pPr>
         <w:spacing w:line="480" w:lineRule="auto"/>
         <w:rPr>
-          <w:sz w:val="24"/>
-          <w:szCs w:val="24"/>
-        </w:rPr>
-      </w:pPr>
-      <w:r>
-        <w:rPr>
+          <w:rFonts w:eastAsiaTheme="minorEastAsia"/>
+          <w:sz w:val="24"/>
+          <w:szCs w:val="24"/>
+        </w:rPr>
+      </w:pPr>
+      <w:r>
+        <w:rPr>
+          <w:rFonts w:eastAsiaTheme="minorEastAsia"/>
           <w:b/>
           <w:bCs/>
           <w:sz w:val="24"/>
           <w:szCs w:val="24"/>
         </w:rPr>
+        <w:t>Features with Binary Outcomes</w:t>
+      </w:r>
+    </w:p>
+    <w:p>
+      <w:pPr>
+        <w:spacing w:line="480" w:lineRule="auto"/>
+        <w:rPr>
+          <w:rFonts w:eastAsiaTheme="minorEastAsia"/>
+          <w:sz w:val="24"/>
+          <w:szCs w:val="24"/>
+        </w:rPr>
+      </w:pPr>
+      <w:r>
+        <w:rPr>
+          <w:rFonts w:eastAsiaTheme="minorEastAsia"/>
+          <w:sz w:val="24"/>
+          <w:szCs w:val="24"/>
+        </w:rPr>
+        <w:tab/>
+      </w:r>
+      <w:r>
+        <w:rPr>
+          <w:sz w:val="24"/>
+          <w:szCs w:val="24"/>
+        </w:rPr>
+        <w:t xml:space="preserve">For the features with binary outcomes (ground-glass opacities, large nodules, thin wall cavities, and thick wall cavities), we modeled using two approaches.  The first approach, which we refer to as our full model, used a logistic regression mixed modeling approach, with binary </w:t>
+      </w:r>
+      <w:r>
+        <w:rPr>
+          <w:sz w:val="24"/>
+          <w:szCs w:val="24"/>
+        </w:rPr>
+        <w:lastRenderedPageBreak/>
+        <w:t xml:space="preserve">score as the outcome, lobe and rater as fixed effects, a random intercept for subject, a nested random effect for rater within subject, and a logit link function.  In a similar way to Larsen et al. (2000), we can express this model using statistical modeling notation as follows. Let </w:t>
+      </w:r>
+      <m:oMath>
+        <m:r>
+          <w:rPr>
+            <w:rFonts w:ascii="Cambria Math" w:hAnsi="Cambria Math"/>
+            <w:sz w:val="24"/>
+            <w:szCs w:val="24"/>
+          </w:rPr>
+          <m:t>i=1, …, 166</m:t>
+        </m:r>
+      </m:oMath>
+      <w:r>
+        <w:rPr>
+          <w:rFonts w:eastAsiaTheme="minorEastAsia"/>
+          <w:sz w:val="24"/>
+          <w:szCs w:val="24"/>
+        </w:rPr>
+        <w:t xml:space="preserve"> be subject, </w:t>
+      </w:r>
+      <m:oMath>
+        <m:r>
+          <w:rPr>
+            <w:rFonts w:ascii="Cambria Math" w:eastAsiaTheme="minorEastAsia" w:hAnsi="Cambria Math"/>
+            <w:sz w:val="24"/>
+            <w:szCs w:val="24"/>
+          </w:rPr>
+          <m:t>j=RUL, …, LLL</m:t>
+        </m:r>
+      </m:oMath>
+      <w:r>
+        <w:rPr>
+          <w:rFonts w:eastAsiaTheme="minorEastAsia"/>
+          <w:sz w:val="24"/>
+          <w:szCs w:val="24"/>
+        </w:rPr>
+        <w:t xml:space="preserve"> be lobe, and </w:t>
+      </w:r>
+      <m:oMath>
+        <m:r>
+          <w:rPr>
+            <w:rFonts w:ascii="Cambria Math" w:eastAsiaTheme="minorEastAsia" w:hAnsi="Cambria Math"/>
+            <w:sz w:val="24"/>
+            <w:szCs w:val="24"/>
+          </w:rPr>
+          <m:t>k=JW, VH</m:t>
+        </m:r>
+      </m:oMath>
+      <w:r>
+        <w:rPr>
+          <w:rFonts w:eastAsiaTheme="minorEastAsia"/>
+          <w:sz w:val="24"/>
+          <w:szCs w:val="24"/>
+        </w:rPr>
+        <w:t xml:space="preserve"> be rater.  Our statistical model can thus be expressed as:</w:t>
+      </w:r>
+    </w:p>
+    <w:p>
+      <w:pPr>
+        <w:spacing w:line="480" w:lineRule="auto"/>
+        <w:jc w:val="center"/>
+        <w:rPr>
+          <w:rFonts w:eastAsiaTheme="minorEastAsia"/>
+          <w:sz w:val="24"/>
+          <w:szCs w:val="24"/>
+        </w:rPr>
+      </w:pPr>
+      <m:oMath>
+        <m:sSub>
+          <m:sSubPr>
+            <m:ctrlPr>
+              <w:rPr>
+                <w:rFonts w:ascii="Cambria Math" w:hAnsi="Cambria Math"/>
+                <w:i/>
+                <w:sz w:val="24"/>
+                <w:szCs w:val="24"/>
+              </w:rPr>
+            </m:ctrlPr>
+          </m:sSubPr>
+          <m:e>
+            <m:r>
+              <w:rPr>
+                <w:rFonts w:ascii="Cambria Math" w:hAnsi="Cambria Math"/>
+                <w:sz w:val="24"/>
+                <w:szCs w:val="24"/>
+              </w:rPr>
+              <m:t>λ</m:t>
+            </m:r>
+          </m:e>
+          <m:sub>
+            <m:r>
+              <w:rPr>
+                <w:rFonts w:ascii="Cambria Math" w:hAnsi="Cambria Math"/>
+                <w:sz w:val="24"/>
+                <w:szCs w:val="24"/>
+              </w:rPr>
+              <m:t>ijk</m:t>
+            </m:r>
+          </m:sub>
+        </m:sSub>
+        <m:r>
+          <w:rPr>
+            <w:rFonts w:ascii="Cambria Math" w:hAnsi="Cambria Math"/>
+            <w:sz w:val="24"/>
+            <w:szCs w:val="24"/>
+          </w:rPr>
+          <m:t>= logit</m:t>
+        </m:r>
+        <m:d>
+          <m:dPr>
+            <m:ctrlPr>
+              <w:rPr>
+                <w:rFonts w:ascii="Cambria Math" w:hAnsi="Cambria Math"/>
+                <w:i/>
+                <w:sz w:val="24"/>
+                <w:szCs w:val="24"/>
+              </w:rPr>
+            </m:ctrlPr>
+          </m:dPr>
+          <m:e>
+            <m:r>
+              <w:rPr>
+                <w:rFonts w:ascii="Cambria Math" w:hAnsi="Cambria Math"/>
+                <w:sz w:val="24"/>
+                <w:szCs w:val="24"/>
+              </w:rPr>
+              <m:t>P</m:t>
+            </m:r>
+            <m:d>
+              <m:dPr>
+                <m:ctrlPr>
+                  <w:rPr>
+                    <w:rFonts w:ascii="Cambria Math" w:hAnsi="Cambria Math"/>
+                    <w:i/>
+                    <w:sz w:val="24"/>
+                    <w:szCs w:val="24"/>
+                  </w:rPr>
+                </m:ctrlPr>
+              </m:dPr>
+              <m:e>
+                <m:r>
+                  <w:rPr>
+                    <w:rFonts w:ascii="Cambria Math" w:hAnsi="Cambria Math"/>
+                    <w:sz w:val="24"/>
+                    <w:szCs w:val="24"/>
+                  </w:rPr>
+                  <m:t>Scor</m:t>
+                </m:r>
+                <m:sSub>
+                  <m:sSubPr>
+                    <m:ctrlPr>
+                      <w:rPr>
+                        <w:rFonts w:ascii="Cambria Math" w:hAnsi="Cambria Math"/>
+                        <w:i/>
+                        <w:sz w:val="24"/>
+                        <w:szCs w:val="24"/>
+                      </w:rPr>
+                    </m:ctrlPr>
+                  </m:sSubPr>
+                  <m:e>
+                    <m:r>
+                      <w:rPr>
+                        <w:rFonts w:ascii="Cambria Math" w:hAnsi="Cambria Math"/>
+                        <w:sz w:val="24"/>
+                        <w:szCs w:val="24"/>
+                      </w:rPr>
+                      <m:t>e</m:t>
+                    </m:r>
+                  </m:e>
+                  <m:sub>
+                    <m:r>
+                      <w:rPr>
+                        <w:rFonts w:ascii="Cambria Math" w:hAnsi="Cambria Math"/>
+                        <w:sz w:val="24"/>
+                        <w:szCs w:val="24"/>
+                      </w:rPr>
+                      <m:t>ijk</m:t>
+                    </m:r>
+                  </m:sub>
+                </m:sSub>
+                <m:r>
+                  <w:rPr>
+                    <w:rFonts w:ascii="Cambria Math" w:hAnsi="Cambria Math"/>
+                    <w:sz w:val="24"/>
+                    <w:szCs w:val="24"/>
+                  </w:rPr>
+                  <m:t>=1</m:t>
+                </m:r>
+              </m:e>
+            </m:d>
+          </m:e>
+        </m:d>
+        <m:r>
+          <w:rPr>
+            <w:rFonts w:ascii="Cambria Math" w:hAnsi="Cambria Math"/>
+            <w:sz w:val="24"/>
+            <w:szCs w:val="24"/>
+          </w:rPr>
+          <m:t>=</m:t>
+        </m:r>
+        <m:sSub>
+          <m:sSubPr>
+            <m:ctrlPr>
+              <w:rPr>
+                <w:rFonts w:ascii="Cambria Math" w:hAnsi="Cambria Math"/>
+                <w:i/>
+                <w:sz w:val="24"/>
+                <w:szCs w:val="24"/>
+              </w:rPr>
+            </m:ctrlPr>
+          </m:sSubPr>
+          <m:e>
+            <m:r>
+              <w:rPr>
+                <w:rFonts w:ascii="Cambria Math" w:hAnsi="Cambria Math"/>
+                <w:sz w:val="24"/>
+                <w:szCs w:val="24"/>
+              </w:rPr>
+              <m:t>β</m:t>
+            </m:r>
+          </m:e>
+          <m:sub>
+            <m:r>
+              <w:rPr>
+                <w:rFonts w:ascii="Cambria Math" w:hAnsi="Cambria Math"/>
+                <w:sz w:val="24"/>
+                <w:szCs w:val="24"/>
+              </w:rPr>
+              <m:t>0</m:t>
+            </m:r>
+          </m:sub>
+        </m:sSub>
+        <m:r>
+          <w:rPr>
+            <w:rFonts w:ascii="Cambria Math" w:hAnsi="Cambria Math"/>
+            <w:sz w:val="24"/>
+            <w:szCs w:val="24"/>
+          </w:rPr>
+          <m:t>+</m:t>
+        </m:r>
+        <m:sSub>
+          <m:sSubPr>
+            <m:ctrlPr>
+              <w:rPr>
+                <w:rFonts w:ascii="Cambria Math" w:hAnsi="Cambria Math"/>
+                <w:i/>
+                <w:sz w:val="24"/>
+                <w:szCs w:val="24"/>
+              </w:rPr>
+            </m:ctrlPr>
+          </m:sSubPr>
+          <m:e>
+            <m:r>
+              <w:rPr>
+                <w:rFonts w:ascii="Cambria Math" w:hAnsi="Cambria Math"/>
+                <w:sz w:val="24"/>
+                <w:szCs w:val="24"/>
+              </w:rPr>
+              <m:t>β</m:t>
+            </m:r>
+          </m:e>
+          <m:sub>
+            <m:r>
+              <w:rPr>
+                <w:rFonts w:ascii="Cambria Math" w:hAnsi="Cambria Math"/>
+                <w:sz w:val="24"/>
+                <w:szCs w:val="24"/>
+              </w:rPr>
+              <m:t>1j</m:t>
+            </m:r>
+          </m:sub>
+        </m:sSub>
+        <m:d>
+          <m:dPr>
+            <m:ctrlPr>
+              <w:rPr>
+                <w:rFonts w:ascii="Cambria Math" w:hAnsi="Cambria Math"/>
+                <w:i/>
+                <w:sz w:val="24"/>
+                <w:szCs w:val="24"/>
+              </w:rPr>
+            </m:ctrlPr>
+          </m:dPr>
+          <m:e>
+            <m:r>
+              <w:rPr>
+                <w:rFonts w:ascii="Cambria Math" w:hAnsi="Cambria Math"/>
+                <w:sz w:val="24"/>
+                <w:szCs w:val="24"/>
+              </w:rPr>
+              <m:t>lob</m:t>
+            </m:r>
+            <m:sSub>
+              <m:sSubPr>
+                <m:ctrlPr>
+                  <w:rPr>
+                    <w:rFonts w:ascii="Cambria Math" w:hAnsi="Cambria Math"/>
+                    <w:i/>
+                    <w:sz w:val="24"/>
+                    <w:szCs w:val="24"/>
+                  </w:rPr>
+                </m:ctrlPr>
+              </m:sSubPr>
+              <m:e>
+                <m:r>
+                  <w:rPr>
+                    <w:rFonts w:ascii="Cambria Math" w:hAnsi="Cambria Math"/>
+                    <w:sz w:val="24"/>
+                    <w:szCs w:val="24"/>
+                  </w:rPr>
+                  <m:t>e</m:t>
+                </m:r>
+              </m:e>
+              <m:sub>
+                <m:r>
+                  <w:rPr>
+                    <w:rFonts w:ascii="Cambria Math" w:hAnsi="Cambria Math"/>
+                    <w:sz w:val="24"/>
+                    <w:szCs w:val="24"/>
+                  </w:rPr>
+                  <m:t>j</m:t>
+                </m:r>
+              </m:sub>
+            </m:sSub>
+          </m:e>
+        </m:d>
+        <m:r>
+          <w:rPr>
+            <w:rFonts w:ascii="Cambria Math" w:hAnsi="Cambria Math"/>
+            <w:sz w:val="24"/>
+            <w:szCs w:val="24"/>
+          </w:rPr>
+          <m:t>+</m:t>
+        </m:r>
+        <m:sSub>
+          <m:sSubPr>
+            <m:ctrlPr>
+              <w:rPr>
+                <w:rFonts w:ascii="Cambria Math" w:hAnsi="Cambria Math"/>
+                <w:i/>
+                <w:sz w:val="24"/>
+                <w:szCs w:val="24"/>
+              </w:rPr>
+            </m:ctrlPr>
+          </m:sSubPr>
+          <m:e>
+            <m:r>
+              <w:rPr>
+                <w:rFonts w:ascii="Cambria Math" w:hAnsi="Cambria Math"/>
+                <w:sz w:val="24"/>
+                <w:szCs w:val="24"/>
+              </w:rPr>
+              <m:t>β</m:t>
+            </m:r>
+          </m:e>
+          <m:sub>
+            <m:r>
+              <w:rPr>
+                <w:rFonts w:ascii="Cambria Math" w:hAnsi="Cambria Math"/>
+                <w:sz w:val="24"/>
+                <w:szCs w:val="24"/>
+              </w:rPr>
+              <m:t>2k</m:t>
+            </m:r>
+          </m:sub>
+        </m:sSub>
+        <m:d>
+          <m:dPr>
+            <m:ctrlPr>
+              <w:rPr>
+                <w:rFonts w:ascii="Cambria Math" w:hAnsi="Cambria Math"/>
+                <w:i/>
+                <w:sz w:val="24"/>
+                <w:szCs w:val="24"/>
+              </w:rPr>
+            </m:ctrlPr>
+          </m:dPr>
+          <m:e>
+            <m:r>
+              <w:rPr>
+                <w:rFonts w:ascii="Cambria Math" w:hAnsi="Cambria Math"/>
+                <w:sz w:val="24"/>
+                <w:szCs w:val="24"/>
+              </w:rPr>
+              <m:t>rate</m:t>
+            </m:r>
+            <m:sSub>
+              <m:sSubPr>
+                <m:ctrlPr>
+                  <w:rPr>
+                    <w:rFonts w:ascii="Cambria Math" w:hAnsi="Cambria Math"/>
+                    <w:i/>
+                    <w:sz w:val="24"/>
+                    <w:szCs w:val="24"/>
+                  </w:rPr>
+                </m:ctrlPr>
+              </m:sSubPr>
+              <m:e>
+                <m:r>
+                  <w:rPr>
+                    <w:rFonts w:ascii="Cambria Math" w:hAnsi="Cambria Math"/>
+                    <w:sz w:val="24"/>
+                    <w:szCs w:val="24"/>
+                  </w:rPr>
+                  <m:t>r</m:t>
+                </m:r>
+              </m:e>
+              <m:sub>
+                <m:r>
+                  <w:rPr>
+                    <w:rFonts w:ascii="Cambria Math" w:hAnsi="Cambria Math"/>
+                    <w:sz w:val="24"/>
+                    <w:szCs w:val="24"/>
+                  </w:rPr>
+                  <m:t>k</m:t>
+                </m:r>
+              </m:sub>
+            </m:sSub>
+          </m:e>
+        </m:d>
+        <m:r>
+          <w:rPr>
+            <w:rFonts w:ascii="Cambria Math" w:hAnsi="Cambria Math"/>
+            <w:sz w:val="24"/>
+            <w:szCs w:val="24"/>
+          </w:rPr>
+          <m:t>+</m:t>
+        </m:r>
+        <m:sSub>
+          <m:sSubPr>
+            <m:ctrlPr>
+              <w:rPr>
+                <w:rFonts w:ascii="Cambria Math" w:hAnsi="Cambria Math"/>
+                <w:i/>
+                <w:sz w:val="24"/>
+                <w:szCs w:val="24"/>
+              </w:rPr>
+            </m:ctrlPr>
+          </m:sSubPr>
+          <m:e>
+            <m:r>
+              <w:rPr>
+                <w:rFonts w:ascii="Cambria Math" w:hAnsi="Cambria Math"/>
+                <w:sz w:val="24"/>
+                <w:szCs w:val="24"/>
+              </w:rPr>
+              <m:t>b</m:t>
+            </m:r>
+          </m:e>
+          <m:sub>
+            <m:r>
+              <w:rPr>
+                <w:rFonts w:ascii="Cambria Math" w:hAnsi="Cambria Math"/>
+                <w:sz w:val="24"/>
+                <w:szCs w:val="24"/>
+              </w:rPr>
+              <m:t>i</m:t>
+            </m:r>
+          </m:sub>
+        </m:sSub>
+        <m:r>
+          <w:rPr>
+            <w:rFonts w:ascii="Cambria Math" w:hAnsi="Cambria Math"/>
+            <w:sz w:val="24"/>
+            <w:szCs w:val="24"/>
+          </w:rPr>
+          <m:t>+</m:t>
+        </m:r>
+        <m:sSub>
+          <m:sSubPr>
+            <m:ctrlPr>
+              <w:rPr>
+                <w:rFonts w:ascii="Cambria Math" w:hAnsi="Cambria Math"/>
+                <w:i/>
+                <w:sz w:val="24"/>
+                <w:szCs w:val="24"/>
+              </w:rPr>
+            </m:ctrlPr>
+          </m:sSubPr>
+          <m:e>
+            <m:r>
+              <w:rPr>
+                <w:rFonts w:ascii="Cambria Math" w:hAnsi="Cambria Math"/>
+                <w:sz w:val="24"/>
+                <w:szCs w:val="24"/>
+              </w:rPr>
+              <m:t>b</m:t>
+            </m:r>
+          </m:e>
+          <m:sub>
+            <m:r>
+              <w:rPr>
+                <w:rFonts w:ascii="Cambria Math" w:hAnsi="Cambria Math"/>
+                <w:sz w:val="24"/>
+                <w:szCs w:val="24"/>
+              </w:rPr>
+              <m:t>k</m:t>
+            </m:r>
+            <m:d>
+              <m:dPr>
+                <m:ctrlPr>
+                  <w:rPr>
+                    <w:rFonts w:ascii="Cambria Math" w:hAnsi="Cambria Math"/>
+                    <w:i/>
+                    <w:sz w:val="24"/>
+                    <w:szCs w:val="24"/>
+                  </w:rPr>
+                </m:ctrlPr>
+              </m:dPr>
+              <m:e>
+                <m:r>
+                  <w:rPr>
+                    <w:rFonts w:ascii="Cambria Math" w:hAnsi="Cambria Math"/>
+                    <w:sz w:val="24"/>
+                    <w:szCs w:val="24"/>
+                  </w:rPr>
+                  <m:t>i</m:t>
+                </m:r>
+              </m:e>
+            </m:d>
+          </m:sub>
+        </m:sSub>
+      </m:oMath>
+      <w:r>
+        <w:rPr>
+          <w:rFonts w:eastAsiaTheme="minorEastAsia"/>
+          <w:sz w:val="24"/>
+          <w:szCs w:val="24"/>
+        </w:rPr>
+        <w:t>,</w:t>
+      </w:r>
+    </w:p>
+    <w:p>
+      <w:pPr>
+        <w:spacing w:line="480" w:lineRule="auto"/>
+        <w:rPr>
+          <w:rFonts w:eastAsiaTheme="minorEastAsia"/>
+          <w:sz w:val="24"/>
+          <w:szCs w:val="24"/>
+        </w:rPr>
+      </w:pPr>
+      <w:r>
+        <w:rPr>
+          <w:sz w:val="24"/>
+          <w:szCs w:val="24"/>
+        </w:rPr>
+        <w:t xml:space="preserve">where </w:t>
+      </w:r>
+      <m:oMath>
+        <m:sSub>
+          <m:sSubPr>
+            <m:ctrlPr>
+              <w:rPr>
+                <w:rFonts w:ascii="Cambria Math" w:eastAsiaTheme="minorEastAsia" w:hAnsi="Cambria Math"/>
+                <w:i/>
+                <w:sz w:val="24"/>
+                <w:szCs w:val="24"/>
+              </w:rPr>
+            </m:ctrlPr>
+          </m:sSubPr>
+          <m:e>
+            <m:r>
+              <w:rPr>
+                <w:rFonts w:ascii="Cambria Math" w:eastAsiaTheme="minorEastAsia" w:hAnsi="Cambria Math"/>
+                <w:sz w:val="24"/>
+                <w:szCs w:val="24"/>
+              </w:rPr>
+              <m:t>b</m:t>
+            </m:r>
+          </m:e>
+          <m:sub>
+            <m:r>
+              <w:rPr>
+                <w:rFonts w:ascii="Cambria Math" w:eastAsiaTheme="minorEastAsia" w:hAnsi="Cambria Math"/>
+                <w:sz w:val="24"/>
+                <w:szCs w:val="24"/>
+              </w:rPr>
+              <m:t>i</m:t>
+            </m:r>
+          </m:sub>
+        </m:sSub>
+      </m:oMath>
+      <w:r>
+        <w:rPr>
+          <w:rFonts w:eastAsiaTheme="minorEastAsia"/>
+          <w:sz w:val="24"/>
+          <w:szCs w:val="24"/>
+        </w:rPr>
+        <w:t xml:space="preserve"> is the random intercept for subject with </w:t>
+      </w:r>
+      <m:oMath>
+        <m:sSub>
+          <m:sSubPr>
+            <m:ctrlPr>
+              <w:rPr>
+                <w:rFonts w:ascii="Cambria Math" w:eastAsiaTheme="minorEastAsia" w:hAnsi="Cambria Math"/>
+                <w:i/>
+                <w:sz w:val="24"/>
+                <w:szCs w:val="24"/>
+              </w:rPr>
+            </m:ctrlPr>
+          </m:sSubPr>
+          <m:e>
+            <m:r>
+              <w:rPr>
+                <w:rFonts w:ascii="Cambria Math" w:eastAsiaTheme="minorEastAsia" w:hAnsi="Cambria Math"/>
+                <w:sz w:val="24"/>
+                <w:szCs w:val="24"/>
+              </w:rPr>
+              <m:t>b</m:t>
+            </m:r>
+          </m:e>
+          <m:sub>
+            <m:r>
+              <w:rPr>
+                <w:rFonts w:ascii="Cambria Math" w:eastAsiaTheme="minorEastAsia" w:hAnsi="Cambria Math"/>
+                <w:sz w:val="24"/>
+                <w:szCs w:val="24"/>
+              </w:rPr>
+              <m:t>i</m:t>
+            </m:r>
+          </m:sub>
+        </m:sSub>
+        <m:r>
+          <w:rPr>
+            <w:rFonts w:ascii="Cambria Math" w:eastAsiaTheme="minorEastAsia" w:hAnsi="Cambria Math"/>
+            <w:sz w:val="24"/>
+            <w:szCs w:val="24"/>
+          </w:rPr>
+          <m:t>∼N(0,</m:t>
+        </m:r>
+        <m:sSubSup>
+          <m:sSubSupPr>
+            <m:ctrlPr>
+              <w:rPr>
+                <w:rFonts w:ascii="Cambria Math" w:eastAsiaTheme="minorEastAsia" w:hAnsi="Cambria Math"/>
+                <w:i/>
+                <w:sz w:val="24"/>
+                <w:szCs w:val="24"/>
+              </w:rPr>
+            </m:ctrlPr>
+          </m:sSubSupPr>
+          <m:e>
+            <m:r>
+              <w:rPr>
+                <w:rFonts w:ascii="Cambria Math" w:eastAsiaTheme="minorEastAsia" w:hAnsi="Cambria Math"/>
+                <w:sz w:val="24"/>
+                <w:szCs w:val="24"/>
+              </w:rPr>
+              <m:t>σ</m:t>
+            </m:r>
+          </m:e>
+          <m:sub>
+            <m:r>
+              <w:rPr>
+                <w:rFonts w:ascii="Cambria Math" w:eastAsiaTheme="minorEastAsia" w:hAnsi="Cambria Math"/>
+                <w:sz w:val="24"/>
+                <w:szCs w:val="24"/>
+              </w:rPr>
+              <m:t>subject</m:t>
+            </m:r>
+          </m:sub>
+          <m:sup>
+            <m:r>
+              <w:rPr>
+                <w:rFonts w:ascii="Cambria Math" w:eastAsiaTheme="minorEastAsia" w:hAnsi="Cambria Math"/>
+                <w:sz w:val="24"/>
+                <w:szCs w:val="24"/>
+              </w:rPr>
+              <m:t>2</m:t>
+            </m:r>
+          </m:sup>
+        </m:sSubSup>
+        <m:r>
+          <w:rPr>
+            <w:rFonts w:ascii="Cambria Math" w:eastAsiaTheme="minorEastAsia" w:hAnsi="Cambria Math"/>
+            <w:sz w:val="24"/>
+            <w:szCs w:val="24"/>
+          </w:rPr>
+          <m:t>)</m:t>
+        </m:r>
+      </m:oMath>
+      <w:r>
+        <w:rPr>
+          <w:rFonts w:eastAsiaTheme="minorEastAsia"/>
+          <w:sz w:val="24"/>
+          <w:szCs w:val="24"/>
+        </w:rPr>
+        <w:t xml:space="preserve">, and </w:t>
+      </w:r>
+      <m:oMath>
+        <m:sSub>
+          <m:sSubPr>
+            <m:ctrlPr>
+              <w:rPr>
+                <w:rFonts w:ascii="Cambria Math" w:eastAsiaTheme="minorEastAsia" w:hAnsi="Cambria Math"/>
+                <w:i/>
+                <w:sz w:val="24"/>
+                <w:szCs w:val="24"/>
+              </w:rPr>
+            </m:ctrlPr>
+          </m:sSubPr>
+          <m:e>
+            <m:r>
+              <w:rPr>
+                <w:rFonts w:ascii="Cambria Math" w:eastAsiaTheme="minorEastAsia" w:hAnsi="Cambria Math"/>
+                <w:sz w:val="24"/>
+                <w:szCs w:val="24"/>
+              </w:rPr>
+              <m:t>b</m:t>
+            </m:r>
+          </m:e>
+          <m:sub>
+            <m:r>
+              <w:rPr>
+                <w:rFonts w:ascii="Cambria Math" w:eastAsiaTheme="minorEastAsia" w:hAnsi="Cambria Math"/>
+                <w:sz w:val="24"/>
+                <w:szCs w:val="24"/>
+              </w:rPr>
+              <m:t>k</m:t>
+            </m:r>
+            <m:d>
+              <m:dPr>
+                <m:ctrlPr>
+                  <w:rPr>
+                    <w:rFonts w:ascii="Cambria Math" w:eastAsiaTheme="minorEastAsia" w:hAnsi="Cambria Math"/>
+                    <w:i/>
+                    <w:sz w:val="24"/>
+                    <w:szCs w:val="24"/>
+                  </w:rPr>
+                </m:ctrlPr>
+              </m:dPr>
+              <m:e>
+                <m:r>
+                  <w:rPr>
+                    <w:rFonts w:ascii="Cambria Math" w:eastAsiaTheme="minorEastAsia" w:hAnsi="Cambria Math"/>
+                    <w:sz w:val="24"/>
+                    <w:szCs w:val="24"/>
+                  </w:rPr>
+                  <m:t>i</m:t>
+                </m:r>
+              </m:e>
+            </m:d>
+          </m:sub>
+        </m:sSub>
+      </m:oMath>
+      <w:r>
+        <w:rPr>
+          <w:rFonts w:eastAsiaTheme="minorEastAsia"/>
+          <w:sz w:val="24"/>
+          <w:szCs w:val="24"/>
+        </w:rPr>
+        <w:t xml:space="preserve"> is the nested random effect for rater within subject with </w:t>
+      </w:r>
+      <m:oMath>
+        <m:sSub>
+          <m:sSubPr>
+            <m:ctrlPr>
+              <w:rPr>
+                <w:rFonts w:ascii="Cambria Math" w:eastAsiaTheme="minorEastAsia" w:hAnsi="Cambria Math"/>
+                <w:i/>
+                <w:sz w:val="24"/>
+                <w:szCs w:val="24"/>
+              </w:rPr>
+            </m:ctrlPr>
+          </m:sSubPr>
+          <m:e>
+            <m:r>
+              <w:rPr>
+                <w:rFonts w:ascii="Cambria Math" w:eastAsiaTheme="minorEastAsia" w:hAnsi="Cambria Math"/>
+                <w:sz w:val="24"/>
+                <w:szCs w:val="24"/>
+              </w:rPr>
+              <m:t>b</m:t>
+            </m:r>
+          </m:e>
+          <m:sub>
+            <m:r>
+              <w:rPr>
+                <w:rFonts w:ascii="Cambria Math" w:eastAsiaTheme="minorEastAsia" w:hAnsi="Cambria Math"/>
+                <w:sz w:val="24"/>
+                <w:szCs w:val="24"/>
+              </w:rPr>
+              <m:t>k</m:t>
+            </m:r>
+            <m:d>
+              <m:dPr>
+                <m:ctrlPr>
+                  <w:rPr>
+                    <w:rFonts w:ascii="Cambria Math" w:eastAsiaTheme="minorEastAsia" w:hAnsi="Cambria Math"/>
+                    <w:i/>
+                    <w:sz w:val="24"/>
+                    <w:szCs w:val="24"/>
+                  </w:rPr>
+                </m:ctrlPr>
+              </m:dPr>
+              <m:e>
+                <m:r>
+                  <w:rPr>
+                    <w:rFonts w:ascii="Cambria Math" w:eastAsiaTheme="minorEastAsia" w:hAnsi="Cambria Math"/>
+                    <w:sz w:val="24"/>
+                    <w:szCs w:val="24"/>
+                  </w:rPr>
+                  <m:t>i</m:t>
+                </m:r>
+              </m:e>
+            </m:d>
+          </m:sub>
+        </m:sSub>
+        <m:r>
+          <w:rPr>
+            <w:rFonts w:ascii="Cambria Math" w:eastAsiaTheme="minorEastAsia" w:hAnsi="Cambria Math"/>
+            <w:sz w:val="24"/>
+            <w:szCs w:val="24"/>
+          </w:rPr>
+          <m:t>∼N(0,</m:t>
+        </m:r>
+        <m:sSubSup>
+          <m:sSubSupPr>
+            <m:ctrlPr>
+              <w:rPr>
+                <w:rFonts w:ascii="Cambria Math" w:eastAsiaTheme="minorEastAsia" w:hAnsi="Cambria Math"/>
+                <w:i/>
+                <w:sz w:val="24"/>
+                <w:szCs w:val="24"/>
+              </w:rPr>
+            </m:ctrlPr>
+          </m:sSubSupPr>
+          <m:e>
+            <m:r>
+              <w:rPr>
+                <w:rFonts w:ascii="Cambria Math" w:eastAsiaTheme="minorEastAsia" w:hAnsi="Cambria Math"/>
+                <w:sz w:val="24"/>
+                <w:szCs w:val="24"/>
+              </w:rPr>
+              <m:t>σ</m:t>
+            </m:r>
+          </m:e>
+          <m:sub>
+            <m:r>
+              <w:rPr>
+                <w:rFonts w:ascii="Cambria Math" w:eastAsiaTheme="minorEastAsia" w:hAnsi="Cambria Math"/>
+                <w:sz w:val="24"/>
+                <w:szCs w:val="24"/>
+              </w:rPr>
+              <m:t>rater</m:t>
+            </m:r>
+          </m:sub>
+          <m:sup>
+            <m:r>
+              <w:rPr>
+                <w:rFonts w:ascii="Cambria Math" w:eastAsiaTheme="minorEastAsia" w:hAnsi="Cambria Math"/>
+                <w:sz w:val="24"/>
+                <w:szCs w:val="24"/>
+              </w:rPr>
+              <m:t>2</m:t>
+            </m:r>
+          </m:sup>
+        </m:sSubSup>
+        <m:r>
+          <w:rPr>
+            <w:rFonts w:ascii="Cambria Math" w:eastAsiaTheme="minorEastAsia" w:hAnsi="Cambria Math"/>
+            <w:sz w:val="24"/>
+            <w:szCs w:val="24"/>
+          </w:rPr>
+          <m:t>)</m:t>
+        </m:r>
+      </m:oMath>
+      <w:r>
+        <w:rPr>
+          <w:rFonts w:eastAsiaTheme="minorEastAsia"/>
+          <w:sz w:val="24"/>
+          <w:szCs w:val="24"/>
+        </w:rPr>
+        <w:t>.</w:t>
+      </w:r>
+    </w:p>
+    <w:p>
+      <w:pPr>
+        <w:spacing w:line="480" w:lineRule="auto"/>
+        <w:rPr>
+          <w:rFonts w:eastAsiaTheme="minorEastAsia"/>
+          <w:sz w:val="24"/>
+          <w:szCs w:val="24"/>
+        </w:rPr>
+      </w:pPr>
+      <w:r>
+        <w:rPr>
+          <w:rFonts w:eastAsiaTheme="minorEastAsia"/>
+          <w:sz w:val="24"/>
+          <w:szCs w:val="24"/>
+        </w:rPr>
+        <w:tab/>
+        <w:t xml:space="preserve">Our second modeling approach, </w:t>
+      </w:r>
+      <w:r>
+        <w:rPr>
+          <w:sz w:val="24"/>
+          <w:szCs w:val="24"/>
+        </w:rPr>
+        <w:t xml:space="preserve">which we refer to as our reduced model, again used a logistic regression mixed modeling approach, with binary score as the outcome, lobe and rater as fixed effects, a random intercept for subject, with a logit link function, but without a nested random effect for rater within subject.  Again by Larsen et al. (2000), we can express this model using statistical modeling notation as follows. Let </w:t>
+      </w:r>
+      <m:oMath>
+        <m:r>
+          <w:rPr>
+            <w:rFonts w:ascii="Cambria Math" w:hAnsi="Cambria Math"/>
+            <w:sz w:val="24"/>
+            <w:szCs w:val="24"/>
+          </w:rPr>
+          <m:t>i=1, …, 166</m:t>
+        </m:r>
+      </m:oMath>
+      <w:r>
+        <w:rPr>
+          <w:rFonts w:eastAsiaTheme="minorEastAsia"/>
+          <w:sz w:val="24"/>
+          <w:szCs w:val="24"/>
+        </w:rPr>
+        <w:t xml:space="preserve"> be subject, </w:t>
+      </w:r>
+      <m:oMath>
+        <m:r>
+          <w:rPr>
+            <w:rFonts w:ascii="Cambria Math" w:eastAsiaTheme="minorEastAsia" w:hAnsi="Cambria Math"/>
+            <w:sz w:val="24"/>
+            <w:szCs w:val="24"/>
+          </w:rPr>
+          <m:t>j=RUL, …, LLL</m:t>
+        </m:r>
+      </m:oMath>
+      <w:r>
+        <w:rPr>
+          <w:rFonts w:eastAsiaTheme="minorEastAsia"/>
+          <w:sz w:val="24"/>
+          <w:szCs w:val="24"/>
+        </w:rPr>
+        <w:t xml:space="preserve"> be lobe, </w:t>
+      </w:r>
+      <m:oMath>
+        <m:r>
+          <w:rPr>
+            <w:rFonts w:ascii="Cambria Math" w:eastAsiaTheme="minorEastAsia" w:hAnsi="Cambria Math"/>
+            <w:sz w:val="24"/>
+            <w:szCs w:val="24"/>
+          </w:rPr>
+          <m:t>k=JW, VH</m:t>
+        </m:r>
+      </m:oMath>
+      <w:r>
+        <w:rPr>
+          <w:rFonts w:eastAsiaTheme="minorEastAsia"/>
+          <w:sz w:val="24"/>
+          <w:szCs w:val="24"/>
+        </w:rPr>
+        <w:t xml:space="preserve"> be rater, and </w:t>
+      </w:r>
+      <m:oMath>
+        <m:r>
+          <w:rPr>
+            <w:rFonts w:ascii="Cambria Math" w:eastAsiaTheme="minorEastAsia" w:hAnsi="Cambria Math"/>
+            <w:sz w:val="24"/>
+            <w:szCs w:val="24"/>
+          </w:rPr>
+          <m:t>l=1,2,3</m:t>
+        </m:r>
+      </m:oMath>
+      <w:r>
+        <w:rPr>
+          <w:rFonts w:eastAsiaTheme="minorEastAsia"/>
+          <w:sz w:val="24"/>
+          <w:szCs w:val="24"/>
+        </w:rPr>
+        <w:t xml:space="preserve"> be the cut-points between the ordinal categories.  Our statistical model can thus be expressed as:</w:t>
+      </w:r>
+    </w:p>
+    <w:p>
+      <w:pPr>
+        <w:spacing w:line="480" w:lineRule="auto"/>
+        <w:jc w:val="center"/>
+        <w:rPr>
+          <w:rFonts w:eastAsiaTheme="minorEastAsia"/>
+          <w:sz w:val="24"/>
+          <w:szCs w:val="24"/>
+        </w:rPr>
+      </w:pPr>
+      <m:oMath>
+        <m:sSub>
+          <m:sSubPr>
+            <m:ctrlPr>
+              <w:rPr>
+                <w:rFonts w:ascii="Cambria Math" w:hAnsi="Cambria Math"/>
+                <w:i/>
+                <w:sz w:val="24"/>
+                <w:szCs w:val="24"/>
+              </w:rPr>
+            </m:ctrlPr>
+          </m:sSubPr>
+          <m:e>
+            <m:r>
+              <w:rPr>
+                <w:rFonts w:ascii="Cambria Math" w:hAnsi="Cambria Math"/>
+                <w:sz w:val="24"/>
+                <w:szCs w:val="24"/>
+              </w:rPr>
+              <m:t>λ</m:t>
+            </m:r>
+          </m:e>
+          <m:sub>
+            <m:r>
+              <w:rPr>
+                <w:rFonts w:ascii="Cambria Math" w:hAnsi="Cambria Math"/>
+                <w:sz w:val="24"/>
+                <w:szCs w:val="24"/>
+              </w:rPr>
+              <m:t>ijk</m:t>
+            </m:r>
+          </m:sub>
+        </m:sSub>
+        <m:r>
+          <w:rPr>
+            <w:rFonts w:ascii="Cambria Math" w:hAnsi="Cambria Math"/>
+            <w:sz w:val="24"/>
+            <w:szCs w:val="24"/>
+          </w:rPr>
+          <m:t>= logit</m:t>
+        </m:r>
+        <m:d>
+          <m:dPr>
+            <m:ctrlPr>
+              <w:rPr>
+                <w:rFonts w:ascii="Cambria Math" w:hAnsi="Cambria Math"/>
+                <w:i/>
+                <w:sz w:val="24"/>
+                <w:szCs w:val="24"/>
+              </w:rPr>
+            </m:ctrlPr>
+          </m:dPr>
+          <m:e>
+            <m:r>
+              <w:rPr>
+                <w:rFonts w:ascii="Cambria Math" w:hAnsi="Cambria Math"/>
+                <w:sz w:val="24"/>
+                <w:szCs w:val="24"/>
+              </w:rPr>
+              <m:t>P</m:t>
+            </m:r>
+            <m:d>
+              <m:dPr>
+                <m:ctrlPr>
+                  <w:rPr>
+                    <w:rFonts w:ascii="Cambria Math" w:hAnsi="Cambria Math"/>
+                    <w:i/>
+                    <w:sz w:val="24"/>
+                    <w:szCs w:val="24"/>
+                  </w:rPr>
+                </m:ctrlPr>
+              </m:dPr>
+              <m:e>
+                <m:r>
+                  <w:rPr>
+                    <w:rFonts w:ascii="Cambria Math" w:hAnsi="Cambria Math"/>
+                    <w:sz w:val="24"/>
+                    <w:szCs w:val="24"/>
+                  </w:rPr>
+                  <m:t>Scor</m:t>
+                </m:r>
+                <m:sSub>
+                  <m:sSubPr>
+                    <m:ctrlPr>
+                      <w:rPr>
+                        <w:rFonts w:ascii="Cambria Math" w:hAnsi="Cambria Math"/>
+                        <w:i/>
+                        <w:sz w:val="24"/>
+                        <w:szCs w:val="24"/>
+                      </w:rPr>
+                    </m:ctrlPr>
+                  </m:sSubPr>
+                  <m:e>
+                    <m:r>
+                      <w:rPr>
+                        <w:rFonts w:ascii="Cambria Math" w:hAnsi="Cambria Math"/>
+                        <w:sz w:val="24"/>
+                        <w:szCs w:val="24"/>
+                      </w:rPr>
+                      <m:t>e</m:t>
+                    </m:r>
+                  </m:e>
+                  <m:sub>
+                    <m:r>
+                      <w:rPr>
+                        <w:rFonts w:ascii="Cambria Math" w:hAnsi="Cambria Math"/>
+                        <w:sz w:val="24"/>
+                        <w:szCs w:val="24"/>
+                      </w:rPr>
+                      <m:t>ijk</m:t>
+                    </m:r>
+                  </m:sub>
+                </m:sSub>
+                <m:r>
+                  <w:rPr>
+                    <w:rFonts w:ascii="Cambria Math" w:hAnsi="Cambria Math"/>
+                    <w:sz w:val="24"/>
+                    <w:szCs w:val="24"/>
+                  </w:rPr>
+                  <m:t>=1</m:t>
+                </m:r>
+              </m:e>
+            </m:d>
+          </m:e>
+        </m:d>
+        <m:r>
+          <w:rPr>
+            <w:rFonts w:ascii="Cambria Math" w:hAnsi="Cambria Math"/>
+            <w:sz w:val="24"/>
+            <w:szCs w:val="24"/>
+          </w:rPr>
+          <m:t>=</m:t>
+        </m:r>
+        <m:sSub>
+          <m:sSubPr>
+            <m:ctrlPr>
+              <w:rPr>
+                <w:rFonts w:ascii="Cambria Math" w:hAnsi="Cambria Math"/>
+                <w:i/>
+                <w:sz w:val="24"/>
+                <w:szCs w:val="24"/>
+              </w:rPr>
+            </m:ctrlPr>
+          </m:sSubPr>
+          <m:e>
+            <m:r>
+              <w:rPr>
+                <w:rFonts w:ascii="Cambria Math" w:hAnsi="Cambria Math"/>
+                <w:sz w:val="24"/>
+                <w:szCs w:val="24"/>
+              </w:rPr>
+              <m:t>β</m:t>
+            </m:r>
+          </m:e>
+          <m:sub>
+            <m:r>
+              <w:rPr>
+                <w:rFonts w:ascii="Cambria Math" w:hAnsi="Cambria Math"/>
+                <w:sz w:val="24"/>
+                <w:szCs w:val="24"/>
+              </w:rPr>
+              <m:t>0</m:t>
+            </m:r>
+          </m:sub>
+        </m:sSub>
+        <m:r>
+          <w:rPr>
+            <w:rFonts w:ascii="Cambria Math" w:hAnsi="Cambria Math"/>
+            <w:sz w:val="24"/>
+            <w:szCs w:val="24"/>
+          </w:rPr>
+          <m:t>+</m:t>
+        </m:r>
+        <m:sSub>
+          <m:sSubPr>
+            <m:ctrlPr>
+              <w:rPr>
+                <w:rFonts w:ascii="Cambria Math" w:hAnsi="Cambria Math"/>
+                <w:i/>
+                <w:sz w:val="24"/>
+                <w:szCs w:val="24"/>
+              </w:rPr>
+            </m:ctrlPr>
+          </m:sSubPr>
+          <m:e>
+            <m:r>
+              <w:rPr>
+                <w:rFonts w:ascii="Cambria Math" w:hAnsi="Cambria Math"/>
+                <w:sz w:val="24"/>
+                <w:szCs w:val="24"/>
+              </w:rPr>
+              <m:t>β</m:t>
+            </m:r>
+          </m:e>
+          <m:sub>
+            <m:r>
+              <w:rPr>
+                <w:rFonts w:ascii="Cambria Math" w:hAnsi="Cambria Math"/>
+                <w:sz w:val="24"/>
+                <w:szCs w:val="24"/>
+              </w:rPr>
+              <m:t>1j</m:t>
+            </m:r>
+          </m:sub>
+        </m:sSub>
+        <m:d>
+          <m:dPr>
+            <m:ctrlPr>
+              <w:rPr>
+                <w:rFonts w:ascii="Cambria Math" w:hAnsi="Cambria Math"/>
+                <w:i/>
+                <w:sz w:val="24"/>
+                <w:szCs w:val="24"/>
+              </w:rPr>
+            </m:ctrlPr>
+          </m:dPr>
+          <m:e>
+            <m:r>
+              <w:rPr>
+                <w:rFonts w:ascii="Cambria Math" w:hAnsi="Cambria Math"/>
+                <w:sz w:val="24"/>
+                <w:szCs w:val="24"/>
+              </w:rPr>
+              <m:t>lob</m:t>
+            </m:r>
+            <m:sSub>
+              <m:sSubPr>
+                <m:ctrlPr>
+                  <w:rPr>
+                    <w:rFonts w:ascii="Cambria Math" w:hAnsi="Cambria Math"/>
+                    <w:i/>
+                    <w:sz w:val="24"/>
+                    <w:szCs w:val="24"/>
+                  </w:rPr>
+                </m:ctrlPr>
+              </m:sSubPr>
+              <m:e>
+                <m:r>
+                  <w:rPr>
+                    <w:rFonts w:ascii="Cambria Math" w:hAnsi="Cambria Math"/>
+                    <w:sz w:val="24"/>
+                    <w:szCs w:val="24"/>
+                  </w:rPr>
+                  <m:t>e</m:t>
+                </m:r>
+              </m:e>
+              <m:sub>
+                <m:r>
+                  <w:rPr>
+                    <w:rFonts w:ascii="Cambria Math" w:hAnsi="Cambria Math"/>
+                    <w:sz w:val="24"/>
+                    <w:szCs w:val="24"/>
+                  </w:rPr>
+                  <m:t>j</m:t>
+                </m:r>
+              </m:sub>
+            </m:sSub>
+          </m:e>
+        </m:d>
+        <m:r>
+          <w:rPr>
+            <w:rFonts w:ascii="Cambria Math" w:hAnsi="Cambria Math"/>
+            <w:sz w:val="24"/>
+            <w:szCs w:val="24"/>
+          </w:rPr>
+          <m:t>+</m:t>
+        </m:r>
+        <m:sSub>
+          <m:sSubPr>
+            <m:ctrlPr>
+              <w:rPr>
+                <w:rFonts w:ascii="Cambria Math" w:hAnsi="Cambria Math"/>
+                <w:i/>
+                <w:sz w:val="24"/>
+                <w:szCs w:val="24"/>
+              </w:rPr>
+            </m:ctrlPr>
+          </m:sSubPr>
+          <m:e>
+            <m:r>
+              <w:rPr>
+                <w:rFonts w:ascii="Cambria Math" w:hAnsi="Cambria Math"/>
+                <w:sz w:val="24"/>
+                <w:szCs w:val="24"/>
+              </w:rPr>
+              <m:t>β</m:t>
+            </m:r>
+          </m:e>
+          <m:sub>
+            <m:r>
+              <w:rPr>
+                <w:rFonts w:ascii="Cambria Math" w:hAnsi="Cambria Math"/>
+                <w:sz w:val="24"/>
+                <w:szCs w:val="24"/>
+              </w:rPr>
+              <m:t>2k</m:t>
+            </m:r>
+          </m:sub>
+        </m:sSub>
+        <m:d>
+          <m:dPr>
+            <m:ctrlPr>
+              <w:rPr>
+                <w:rFonts w:ascii="Cambria Math" w:hAnsi="Cambria Math"/>
+                <w:i/>
+                <w:sz w:val="24"/>
+                <w:szCs w:val="24"/>
+              </w:rPr>
+            </m:ctrlPr>
+          </m:dPr>
+          <m:e>
+            <m:r>
+              <w:rPr>
+                <w:rFonts w:ascii="Cambria Math" w:hAnsi="Cambria Math"/>
+                <w:sz w:val="24"/>
+                <w:szCs w:val="24"/>
+              </w:rPr>
+              <m:t>rate</m:t>
+            </m:r>
+            <m:sSub>
+              <m:sSubPr>
+                <m:ctrlPr>
+                  <w:rPr>
+                    <w:rFonts w:ascii="Cambria Math" w:hAnsi="Cambria Math"/>
+                    <w:i/>
+                    <w:sz w:val="24"/>
+                    <w:szCs w:val="24"/>
+                  </w:rPr>
+                </m:ctrlPr>
+              </m:sSubPr>
+              <m:e>
+                <m:r>
+                  <w:rPr>
+                    <w:rFonts w:ascii="Cambria Math" w:hAnsi="Cambria Math"/>
+                    <w:sz w:val="24"/>
+                    <w:szCs w:val="24"/>
+                  </w:rPr>
+                  <m:t>r</m:t>
+                </m:r>
+              </m:e>
+              <m:sub>
+                <m:r>
+                  <w:rPr>
+                    <w:rFonts w:ascii="Cambria Math" w:hAnsi="Cambria Math"/>
+                    <w:sz w:val="24"/>
+                    <w:szCs w:val="24"/>
+                  </w:rPr>
+                  <m:t>k</m:t>
+                </m:r>
+              </m:sub>
+            </m:sSub>
+          </m:e>
+        </m:d>
+        <m:r>
+          <w:rPr>
+            <w:rFonts w:ascii="Cambria Math" w:hAnsi="Cambria Math"/>
+            <w:sz w:val="24"/>
+            <w:szCs w:val="24"/>
+          </w:rPr>
+          <m:t>+</m:t>
+        </m:r>
+        <m:sSub>
+          <m:sSubPr>
+            <m:ctrlPr>
+              <w:rPr>
+                <w:rFonts w:ascii="Cambria Math" w:hAnsi="Cambria Math"/>
+                <w:i/>
+                <w:sz w:val="24"/>
+                <w:szCs w:val="24"/>
+              </w:rPr>
+            </m:ctrlPr>
+          </m:sSubPr>
+          <m:e>
+            <m:r>
+              <w:rPr>
+                <w:rFonts w:ascii="Cambria Math" w:hAnsi="Cambria Math"/>
+                <w:sz w:val="24"/>
+                <w:szCs w:val="24"/>
+              </w:rPr>
+              <m:t>b</m:t>
+            </m:r>
+          </m:e>
+          <m:sub>
+            <m:r>
+              <w:rPr>
+                <w:rFonts w:ascii="Cambria Math" w:hAnsi="Cambria Math"/>
+                <w:sz w:val="24"/>
+                <w:szCs w:val="24"/>
+              </w:rPr>
+              <m:t>i</m:t>
+            </m:r>
+          </m:sub>
+        </m:sSub>
+        <m:r>
+          <w:rPr>
+            <w:rFonts w:ascii="Cambria Math" w:hAnsi="Cambria Math"/>
+            <w:sz w:val="24"/>
+            <w:szCs w:val="24"/>
+          </w:rPr>
+          <m:t>+</m:t>
+        </m:r>
+        <m:sSub>
+          <m:sSubPr>
+            <m:ctrlPr>
+              <w:rPr>
+                <w:rFonts w:ascii="Cambria Math" w:hAnsi="Cambria Math"/>
+                <w:i/>
+                <w:sz w:val="24"/>
+                <w:szCs w:val="24"/>
+              </w:rPr>
+            </m:ctrlPr>
+          </m:sSubPr>
+          <m:e>
+            <m:r>
+              <w:rPr>
+                <w:rFonts w:ascii="Cambria Math" w:hAnsi="Cambria Math"/>
+                <w:sz w:val="24"/>
+                <w:szCs w:val="24"/>
+              </w:rPr>
+              <m:t>b</m:t>
+            </m:r>
+          </m:e>
+          <m:sub>
+            <m:r>
+              <w:rPr>
+                <w:rFonts w:ascii="Cambria Math" w:hAnsi="Cambria Math"/>
+                <w:sz w:val="24"/>
+                <w:szCs w:val="24"/>
+              </w:rPr>
+              <m:t>k</m:t>
+            </m:r>
+            <m:d>
+              <m:dPr>
+                <m:ctrlPr>
+                  <w:rPr>
+                    <w:rFonts w:ascii="Cambria Math" w:hAnsi="Cambria Math"/>
+                    <w:i/>
+                    <w:sz w:val="24"/>
+                    <w:szCs w:val="24"/>
+                  </w:rPr>
+                </m:ctrlPr>
+              </m:dPr>
+              <m:e>
+                <m:r>
+                  <w:rPr>
+                    <w:rFonts w:ascii="Cambria Math" w:hAnsi="Cambria Math"/>
+                    <w:sz w:val="24"/>
+                    <w:szCs w:val="24"/>
+                  </w:rPr>
+                  <m:t>i</m:t>
+                </m:r>
+              </m:e>
+            </m:d>
+          </m:sub>
+        </m:sSub>
+      </m:oMath>
+      <w:r>
+        <w:rPr>
+          <w:rFonts w:eastAsiaTheme="minorEastAsia"/>
+          <w:sz w:val="24"/>
+          <w:szCs w:val="24"/>
+        </w:rPr>
+        <w:t>,</w:t>
+      </w:r>
+    </w:p>
+    <w:p>
+      <w:pPr>
+        <w:spacing w:line="480" w:lineRule="auto"/>
+        <w:rPr>
+          <w:rFonts w:eastAsiaTheme="minorEastAsia"/>
+          <w:sz w:val="24"/>
+          <w:szCs w:val="24"/>
+        </w:rPr>
+      </w:pPr>
+      <w:r>
+        <w:rPr>
+          <w:sz w:val="24"/>
+          <w:szCs w:val="24"/>
+        </w:rPr>
+        <w:t xml:space="preserve">where </w:t>
+      </w:r>
+      <m:oMath>
+        <m:sSub>
+          <m:sSubPr>
+            <m:ctrlPr>
+              <w:rPr>
+                <w:rFonts w:ascii="Cambria Math" w:hAnsi="Cambria Math"/>
+                <w:i/>
+                <w:sz w:val="24"/>
+                <w:szCs w:val="24"/>
+              </w:rPr>
+            </m:ctrlPr>
+          </m:sSubPr>
+          <m:e>
+            <m:r>
+              <w:rPr>
+                <w:rFonts w:ascii="Cambria Math" w:hAnsi="Cambria Math"/>
+                <w:sz w:val="24"/>
+                <w:szCs w:val="24"/>
+              </w:rPr>
+              <m:t>α</m:t>
+            </m:r>
+          </m:e>
+          <m:sub>
+            <m:r>
+              <w:rPr>
+                <w:rFonts w:ascii="Cambria Math" w:hAnsi="Cambria Math"/>
+                <w:sz w:val="24"/>
+                <w:szCs w:val="24"/>
+              </w:rPr>
+              <m:t>l</m:t>
+            </m:r>
+          </m:sub>
+        </m:sSub>
+      </m:oMath>
+      <w:r>
+        <w:rPr>
+          <w:rFonts w:eastAsiaTheme="minorEastAsia"/>
+          <w:sz w:val="24"/>
+          <w:szCs w:val="24"/>
+        </w:rPr>
+        <w:t xml:space="preserve"> is the cut-point-dependent intercept and </w:t>
+      </w:r>
+      <m:oMath>
+        <m:sSub>
+          <m:sSubPr>
+            <m:ctrlPr>
+              <w:rPr>
+                <w:rFonts w:ascii="Cambria Math" w:eastAsiaTheme="minorEastAsia" w:hAnsi="Cambria Math"/>
+                <w:i/>
+                <w:sz w:val="24"/>
+                <w:szCs w:val="24"/>
+              </w:rPr>
+            </m:ctrlPr>
+          </m:sSubPr>
+          <m:e>
+            <m:r>
+              <w:rPr>
+                <w:rFonts w:ascii="Cambria Math" w:eastAsiaTheme="minorEastAsia" w:hAnsi="Cambria Math"/>
+                <w:sz w:val="24"/>
+                <w:szCs w:val="24"/>
+              </w:rPr>
+              <m:t>b</m:t>
+            </m:r>
+          </m:e>
+          <m:sub>
+            <m:r>
+              <w:rPr>
+                <w:rFonts w:ascii="Cambria Math" w:eastAsiaTheme="minorEastAsia" w:hAnsi="Cambria Math"/>
+                <w:sz w:val="24"/>
+                <w:szCs w:val="24"/>
+              </w:rPr>
+              <m:t>i</m:t>
+            </m:r>
+          </m:sub>
+        </m:sSub>
+      </m:oMath>
+      <w:r>
+        <w:rPr>
+          <w:rFonts w:eastAsiaTheme="minorEastAsia"/>
+          <w:sz w:val="24"/>
+          <w:szCs w:val="24"/>
+        </w:rPr>
+        <w:t xml:space="preserve"> is the random intercept for subject with </w:t>
+      </w:r>
+      <m:oMath>
+        <m:sSub>
+          <m:sSubPr>
+            <m:ctrlPr>
+              <w:rPr>
+                <w:rFonts w:ascii="Cambria Math" w:eastAsiaTheme="minorEastAsia" w:hAnsi="Cambria Math"/>
+                <w:i/>
+                <w:sz w:val="24"/>
+                <w:szCs w:val="24"/>
+              </w:rPr>
+            </m:ctrlPr>
+          </m:sSubPr>
+          <m:e>
+            <m:r>
+              <w:rPr>
+                <w:rFonts w:ascii="Cambria Math" w:eastAsiaTheme="minorEastAsia" w:hAnsi="Cambria Math"/>
+                <w:sz w:val="24"/>
+                <w:szCs w:val="24"/>
+              </w:rPr>
+              <m:t>b</m:t>
+            </m:r>
+          </m:e>
+          <m:sub>
+            <m:r>
+              <w:rPr>
+                <w:rFonts w:ascii="Cambria Math" w:eastAsiaTheme="minorEastAsia" w:hAnsi="Cambria Math"/>
+                <w:sz w:val="24"/>
+                <w:szCs w:val="24"/>
+              </w:rPr>
+              <m:t>i</m:t>
+            </m:r>
+          </m:sub>
+        </m:sSub>
+        <m:r>
+          <w:rPr>
+            <w:rFonts w:ascii="Cambria Math" w:eastAsiaTheme="minorEastAsia" w:hAnsi="Cambria Math"/>
+            <w:sz w:val="24"/>
+            <w:szCs w:val="24"/>
+          </w:rPr>
+          <m:t>∼N(0,</m:t>
+        </m:r>
+        <m:sSubSup>
+          <m:sSubSupPr>
+            <m:ctrlPr>
+              <w:rPr>
+                <w:rFonts w:ascii="Cambria Math" w:eastAsiaTheme="minorEastAsia" w:hAnsi="Cambria Math"/>
+                <w:i/>
+                <w:sz w:val="24"/>
+                <w:szCs w:val="24"/>
+              </w:rPr>
+            </m:ctrlPr>
+          </m:sSubSupPr>
+          <m:e>
+            <m:r>
+              <w:rPr>
+                <w:rFonts w:ascii="Cambria Math" w:eastAsiaTheme="minorEastAsia" w:hAnsi="Cambria Math"/>
+                <w:sz w:val="24"/>
+                <w:szCs w:val="24"/>
+              </w:rPr>
+              <m:t>σ</m:t>
+            </m:r>
+          </m:e>
+          <m:sub>
+            <m:r>
+              <w:rPr>
+                <w:rFonts w:ascii="Cambria Math" w:eastAsiaTheme="minorEastAsia" w:hAnsi="Cambria Math"/>
+                <w:sz w:val="24"/>
+                <w:szCs w:val="24"/>
+              </w:rPr>
+              <m:t>subject</m:t>
+            </m:r>
+          </m:sub>
+          <m:sup>
+            <m:r>
+              <w:rPr>
+                <w:rFonts w:ascii="Cambria Math" w:eastAsiaTheme="minorEastAsia" w:hAnsi="Cambria Math"/>
+                <w:sz w:val="24"/>
+                <w:szCs w:val="24"/>
+              </w:rPr>
+              <m:t>2</m:t>
+            </m:r>
+          </m:sup>
+        </m:sSubSup>
+        <m:r>
+          <w:rPr>
+            <w:rFonts w:ascii="Cambria Math" w:eastAsiaTheme="minorEastAsia" w:hAnsi="Cambria Math"/>
+            <w:sz w:val="24"/>
+            <w:szCs w:val="24"/>
+          </w:rPr>
+          <m:t>)</m:t>
+        </m:r>
+      </m:oMath>
+      <w:r>
+        <w:rPr>
+          <w:rFonts w:eastAsiaTheme="minorEastAsia"/>
+          <w:sz w:val="24"/>
+          <w:szCs w:val="24"/>
+        </w:rPr>
+        <w:t xml:space="preserve">.  This reduced approach, like in the ordinal features case, was taken primarily for the binary features where the full model did not converge due to the complex random effects structure. We also fit this reduced model for the features where the full model did converge as a means of sensitivity analysis to check if the simpler random effects structure </w:t>
+      </w:r>
+      <w:r>
+        <w:rPr>
+          <w:rFonts w:eastAsiaTheme="minorEastAsia"/>
+          <w:sz w:val="24"/>
+          <w:szCs w:val="24"/>
+        </w:rPr>
+        <w:lastRenderedPageBreak/>
+        <w:t>changes the model estimate for the effect of lobe, which is our main estimate of interest in addressing the research question.</w:t>
+      </w:r>
+    </w:p>
+    <w:p>
+      <w:pPr>
+        <w:spacing w:line="480" w:lineRule="auto"/>
+        <w:ind w:firstLine="720"/>
+        <w:rPr>
+          <w:rFonts w:eastAsiaTheme="minorEastAsia"/>
+          <w:sz w:val="24"/>
+          <w:szCs w:val="24"/>
+        </w:rPr>
+      </w:pPr>
+      <w:r>
+        <w:rPr>
+          <w:rFonts w:eastAsiaTheme="minorEastAsia"/>
+          <w:sz w:val="24"/>
+          <w:szCs w:val="24"/>
+        </w:rPr>
+        <w:t xml:space="preserve">This reduced model also has some inherent trade-offs to keep in mind.  The lack of a random rater term means that now rater is only treated as a fixed effect, so the model cannot parse subject versus rater variation, which </w:t>
+      </w:r>
+      <w:r>
+        <w:rPr>
+          <w:rFonts w:eastAsiaTheme="minorEastAsia"/>
+          <w:sz w:val="24"/>
+          <w:szCs w:val="24"/>
+        </w:rPr>
+        <w:t>does not allow for the calculation of ICC as we have outline it in the Interrater Reliability section (see below)</w:t>
+      </w:r>
+      <w:r>
+        <w:rPr>
+          <w:rFonts w:eastAsiaTheme="minorEastAsia"/>
+          <w:sz w:val="24"/>
+          <w:szCs w:val="24"/>
+        </w:rPr>
+        <w:t xml:space="preserve">.  </w:t>
+      </w:r>
+      <w:r>
+        <w:rPr>
+          <w:rFonts w:eastAsiaTheme="minorEastAsia"/>
+          <w:sz w:val="24"/>
+          <w:szCs w:val="24"/>
+        </w:rPr>
+        <w:t xml:space="preserve">Also, with only a </w:t>
+      </w:r>
+      <w:r>
+        <w:rPr>
+          <w:rFonts w:eastAsiaTheme="minorEastAsia"/>
+          <w:sz w:val="24"/>
+          <w:szCs w:val="24"/>
+        </w:rPr>
+        <w:t>s</w:t>
+      </w:r>
+      <w:r>
+        <w:rPr>
+          <w:rFonts w:eastAsiaTheme="minorEastAsia"/>
+          <w:sz w:val="24"/>
+          <w:szCs w:val="24"/>
+        </w:rPr>
+        <w:t xml:space="preserve">ingle subject-level intercept, the </w:t>
+      </w:r>
+      <w:r>
+        <w:rPr>
+          <w:rFonts w:eastAsiaTheme="minorEastAsia"/>
+          <w:sz w:val="24"/>
+          <w:szCs w:val="24"/>
+        </w:rPr>
+        <w:t>repeated measures</w:t>
+      </w:r>
+      <w:r>
+        <w:rPr>
+          <w:rFonts w:eastAsiaTheme="minorEastAsia"/>
+          <w:sz w:val="24"/>
+          <w:szCs w:val="24"/>
+        </w:rPr>
+        <w:t xml:space="preserve"> structure</w:t>
+      </w:r>
+      <w:r>
+        <w:rPr>
+          <w:rFonts w:eastAsiaTheme="minorEastAsia"/>
+          <w:sz w:val="24"/>
+          <w:szCs w:val="24"/>
+        </w:rPr>
+        <w:t xml:space="preserve"> may also be oversimplified, assuming every observation within a subject is equally correlated.</w:t>
+      </w:r>
+    </w:p>
+    <w:p>
+      <w:pPr>
+        <w:spacing w:line="480" w:lineRule="auto"/>
+        <w:rPr>
+          <w:sz w:val="24"/>
+          <w:szCs w:val="24"/>
+        </w:rPr>
+      </w:pPr>
+      <w:r>
+        <w:rPr>
+          <w:b/>
+          <w:bCs/>
+          <w:sz w:val="24"/>
+          <w:szCs w:val="24"/>
+        </w:rPr>
         <w:t>Features with Ordinal Outcomes</w:t>
       </w:r>
     </w:p>
@@ -9964,15 +11269,7 @@
           <w:sz w:val="24"/>
           <w:szCs w:val="24"/>
         </w:rPr>
-        <w:t xml:space="preserve"> an ordinal logistic regression mixed modeling approach, with </w:t>
-      </w:r>
-      <w:r>
-        <w:rPr>
-          <w:sz w:val="24"/>
-          <w:szCs w:val="24"/>
-        </w:rPr>
-        <w:lastRenderedPageBreak/>
-        <w:t>ordinal score as the outcome</w:t>
+        <w:t xml:space="preserve"> an ordinal logistic regression mixed modeling approach, with ordinal score as the outcome</w:t>
       </w:r>
       <w:r>
         <w:rPr>
@@ -10028,7 +11325,63 @@
           <w:sz w:val="24"/>
           <w:szCs w:val="24"/>
         </w:rPr>
-        <w:t xml:space="preserve">a cumulative logit link function.  </w:t>
+        <w:t>a cumulative logit link function.</w:t>
+      </w:r>
+      <w:r>
+        <w:rPr>
+          <w:sz w:val="24"/>
+          <w:szCs w:val="24"/>
+        </w:rPr>
+        <w:t xml:space="preserve">  This nested </w:t>
+      </w:r>
+      <w:r>
+        <w:rPr>
+          <w:sz w:val="24"/>
+          <w:szCs w:val="24"/>
+        </w:rPr>
+        <w:t xml:space="preserve">random effect for rater </w:t>
+      </w:r>
+      <w:r>
+        <w:rPr>
+          <w:sz w:val="24"/>
+          <w:szCs w:val="24"/>
+        </w:rPr>
+        <w:t>produces</w:t>
+      </w:r>
+      <w:r>
+        <w:rPr>
+          <w:sz w:val="24"/>
+          <w:szCs w:val="24"/>
+        </w:rPr>
+        <w:t xml:space="preserve"> unique random rater effect estimates for each subject, as opp</w:t>
+      </w:r>
+      <w:r>
+        <w:rPr>
+          <w:sz w:val="24"/>
+          <w:szCs w:val="24"/>
+        </w:rPr>
+        <w:t>osed to an unnested random effect for rater which would only produc</w:t>
+      </w:r>
+      <w:r>
+        <w:rPr>
+          <w:sz w:val="24"/>
+          <w:szCs w:val="24"/>
+        </w:rPr>
+        <w:t>e</w:t>
+      </w:r>
+      <w:r>
+        <w:rPr>
+          <w:sz w:val="24"/>
+          <w:szCs w:val="24"/>
+        </w:rPr>
+        <w:t xml:space="preserve"> 2 estimates.</w:t>
+      </w:r>
+      <w:r>
+        <w:rPr>
+          <w:sz w:val="24"/>
+          <w:szCs w:val="24"/>
+        </w:rPr>
+        <w:t xml:space="preserve">  </w:t>
       </w:r>
       <w:r>
         <w:rPr>
@@ -10674,6 +12027,7 @@
           <w:sz w:val="24"/>
           <w:szCs w:val="24"/>
         </w:rPr>
+        <w:lastRenderedPageBreak/>
         <w:t xml:space="preserve">where </w:t>
       </w:r>
       <m:oMath>
@@ -11968,157 +13322,172 @@
           <w:sz w:val="24"/>
           <w:szCs w:val="24"/>
         </w:rPr>
+        <w:t>check if</w:t>
+      </w:r>
+      <w:r>
+        <w:rPr>
+          <w:rFonts w:eastAsiaTheme="minorEastAsia"/>
+          <w:sz w:val="24"/>
+          <w:szCs w:val="24"/>
+        </w:rPr>
+        <w:t xml:space="preserve"> the </w:t>
+      </w:r>
+      <w:r>
+        <w:rPr>
+          <w:rFonts w:eastAsiaTheme="minorEastAsia"/>
+          <w:sz w:val="24"/>
+          <w:szCs w:val="24"/>
+        </w:rPr>
+        <w:t xml:space="preserve">simpler random effects structure </w:t>
+      </w:r>
+      <w:r>
+        <w:rPr>
+          <w:rFonts w:eastAsiaTheme="minorEastAsia"/>
+          <w:sz w:val="24"/>
+          <w:szCs w:val="24"/>
+        </w:rPr>
+        <w:t xml:space="preserve">changes the model estimate for the effect of lobe, which </w:t>
+      </w:r>
+      <w:r>
+        <w:rPr>
+          <w:rFonts w:eastAsiaTheme="minorEastAsia"/>
+          <w:sz w:val="24"/>
+          <w:szCs w:val="24"/>
+        </w:rPr>
+        <w:t>is our main estimate of interest in addressing the research question</w:t>
+      </w:r>
+      <w:r>
+        <w:rPr>
+          <w:rFonts w:eastAsiaTheme="minorEastAsia"/>
+          <w:sz w:val="24"/>
+          <w:szCs w:val="24"/>
+        </w:rPr>
+        <w:t>.  Please note that the same caveats we mentioned for our binary reduced model apply here as well.</w:t>
+      </w:r>
+      <w:r>
+        <w:rPr>
+          <w:rFonts w:eastAsiaTheme="minorEastAsia"/>
+          <w:sz w:val="24"/>
+          <w:szCs w:val="24"/>
+        </w:rPr>
+        <w:t xml:space="preserve"> </w:t>
+      </w:r>
+    </w:p>
+    <w:p>
+      <w:pPr>
+        <w:spacing w:line="480" w:lineRule="auto"/>
+        <w:rPr>
+          <w:rFonts w:eastAsiaTheme="minorEastAsia"/>
+          <w:sz w:val="24"/>
+          <w:szCs w:val="24"/>
+        </w:rPr>
+      </w:pPr>
+      <w:r>
+        <w:rPr>
+          <w:rFonts w:eastAsiaTheme="minorEastAsia"/>
+          <w:sz w:val="24"/>
+          <w:szCs w:val="24"/>
+        </w:rPr>
+        <w:tab/>
+      </w:r>
+      <w:r>
+        <w:rPr>
+          <w:rFonts w:eastAsiaTheme="minorEastAsia"/>
+          <w:sz w:val="24"/>
+          <w:szCs w:val="24"/>
+        </w:rPr>
+        <w:t>Our third modeling approach sought to relax the</w:t>
+      </w:r>
+      <w:r>
+        <w:rPr>
+          <w:rFonts w:eastAsiaTheme="minorEastAsia"/>
+          <w:sz w:val="24"/>
+          <w:szCs w:val="24"/>
+        </w:rPr>
+        <w:t xml:space="preserve"> proportional odds assumption outlined by McCullagh (1980) that the other two modeling approaches</w:t>
+      </w:r>
+      <w:r>
+        <w:rPr>
+          <w:rFonts w:eastAsiaTheme="minorEastAsia"/>
+          <w:sz w:val="24"/>
+          <w:szCs w:val="24"/>
+        </w:rPr>
+        <w:t xml:space="preserve"> abide by</w:t>
+      </w:r>
+      <w:r>
+        <w:rPr>
+          <w:rFonts w:eastAsiaTheme="minorEastAsia"/>
+          <w:sz w:val="24"/>
+          <w:szCs w:val="24"/>
+        </w:rPr>
+        <w:t xml:space="preserve">, thereby allowing the effect of lobe to differ across the </w:t>
+      </w:r>
+      <w:r>
+        <w:rPr>
+          <w:rFonts w:eastAsiaTheme="minorEastAsia"/>
+          <w:sz w:val="24"/>
+          <w:szCs w:val="24"/>
+        </w:rPr>
+        <w:t>category thresholds.</w:t>
+      </w:r>
+      <w:r>
+        <w:rPr>
+          <w:rFonts w:eastAsiaTheme="minorEastAsia"/>
+          <w:sz w:val="24"/>
+          <w:szCs w:val="24"/>
+        </w:rPr>
+        <w:t xml:space="preserve">  </w:t>
+      </w:r>
+      <w:r>
+        <w:rPr>
+          <w:rFonts w:eastAsiaTheme="minorEastAsia"/>
+          <w:sz w:val="24"/>
+          <w:szCs w:val="24"/>
+        </w:rPr>
+        <w:t xml:space="preserve">We </w:t>
+      </w:r>
+      <w:r>
+        <w:rPr>
+          <w:sz w:val="24"/>
+          <w:szCs w:val="24"/>
+        </w:rPr>
+        <w:t>again</w:t>
+      </w:r>
+      <w:r>
+        <w:rPr>
+          <w:sz w:val="24"/>
+          <w:szCs w:val="24"/>
+        </w:rPr>
+        <w:t xml:space="preserve"> modeled this</w:t>
+      </w:r>
+      <w:r>
+        <w:rPr>
+          <w:sz w:val="24"/>
+          <w:szCs w:val="24"/>
+        </w:rPr>
+        <w:t xml:space="preserve"> us</w:t>
+      </w:r>
+      <w:r>
+        <w:rPr>
+          <w:sz w:val="24"/>
+          <w:szCs w:val="24"/>
+        </w:rPr>
+        <w:t>ing</w:t>
+      </w:r>
+      <w:r>
+        <w:rPr>
+          <w:sz w:val="24"/>
+          <w:szCs w:val="24"/>
+        </w:rPr>
+        <w:t xml:space="preserve"> an ordinal logistic regression mixed modeling approach, with ordinal score as the outcome, lobe and rater </w:t>
+      </w:r>
+      <w:r>
+        <w:rPr>
+          <w:sz w:val="24"/>
+          <w:szCs w:val="24"/>
+        </w:rPr>
         <w:lastRenderedPageBreak/>
-        <w:t>check if</w:t>
-      </w:r>
-      <w:r>
-        <w:rPr>
-          <w:rFonts w:eastAsiaTheme="minorEastAsia"/>
-          <w:sz w:val="24"/>
-          <w:szCs w:val="24"/>
-        </w:rPr>
-        <w:t xml:space="preserve"> the </w:t>
-      </w:r>
-      <w:r>
-        <w:rPr>
-          <w:rFonts w:eastAsiaTheme="minorEastAsia"/>
-          <w:sz w:val="24"/>
-          <w:szCs w:val="24"/>
-        </w:rPr>
-        <w:t xml:space="preserve">simpler random effects structure </w:t>
-      </w:r>
-      <w:r>
-        <w:rPr>
-          <w:rFonts w:eastAsiaTheme="minorEastAsia"/>
-          <w:sz w:val="24"/>
-          <w:szCs w:val="24"/>
-        </w:rPr>
-        <w:t xml:space="preserve">changes the model estimate for the effect of lobe, which </w:t>
-      </w:r>
-      <w:r>
-        <w:rPr>
-          <w:rFonts w:eastAsiaTheme="minorEastAsia"/>
-          <w:sz w:val="24"/>
-          <w:szCs w:val="24"/>
-        </w:rPr>
-        <w:t>is our main estimate of interest in addressing the research question.</w:t>
-      </w:r>
-      <w:r>
-        <w:rPr>
-          <w:rFonts w:eastAsiaTheme="minorEastAsia"/>
-          <w:sz w:val="24"/>
-          <w:szCs w:val="24"/>
-        </w:rPr>
-        <w:t xml:space="preserve"> </w:t>
-      </w:r>
-    </w:p>
-    <w:p>
-      <w:pPr>
-        <w:spacing w:line="480" w:lineRule="auto"/>
-        <w:rPr>
-          <w:rFonts w:eastAsiaTheme="minorEastAsia"/>
-          <w:sz w:val="24"/>
-          <w:szCs w:val="24"/>
-        </w:rPr>
-      </w:pPr>
-      <w:r>
-        <w:rPr>
-          <w:rFonts w:eastAsiaTheme="minorEastAsia"/>
-          <w:sz w:val="24"/>
-          <w:szCs w:val="24"/>
-        </w:rPr>
-        <w:tab/>
-      </w:r>
-      <w:r>
-        <w:rPr>
-          <w:rFonts w:eastAsiaTheme="minorEastAsia"/>
-          <w:sz w:val="24"/>
-          <w:szCs w:val="24"/>
-        </w:rPr>
-        <w:t>Our third modeling approach sought to relax the</w:t>
-      </w:r>
-      <w:r>
-        <w:rPr>
-          <w:rFonts w:eastAsiaTheme="minorEastAsia"/>
-          <w:sz w:val="24"/>
-          <w:szCs w:val="24"/>
-        </w:rPr>
-        <w:t xml:space="preserve"> proportional odds assumption outlined by McCullagh (1980) that the other two modeling approaches</w:t>
-      </w:r>
-      <w:r>
-        <w:rPr>
-          <w:rFonts w:eastAsiaTheme="minorEastAsia"/>
-          <w:sz w:val="24"/>
-          <w:szCs w:val="24"/>
-        </w:rPr>
-        <w:t xml:space="preserve"> abide by</w:t>
-      </w:r>
-      <w:r>
-        <w:rPr>
-          <w:rFonts w:eastAsiaTheme="minorEastAsia"/>
-          <w:sz w:val="24"/>
-          <w:szCs w:val="24"/>
-        </w:rPr>
-        <w:t xml:space="preserve">, thereby allowing the effect of lobe to differ across the </w:t>
-      </w:r>
-      <w:r>
-        <w:rPr>
-          <w:rFonts w:eastAsiaTheme="minorEastAsia"/>
-          <w:sz w:val="24"/>
-          <w:szCs w:val="24"/>
-        </w:rPr>
-        <w:t>category thresholds.</w:t>
-      </w:r>
-      <w:r>
-        <w:rPr>
-          <w:rFonts w:eastAsiaTheme="minorEastAsia"/>
-          <w:sz w:val="24"/>
-          <w:szCs w:val="24"/>
-        </w:rPr>
-        <w:t xml:space="preserve">  </w:t>
-      </w:r>
-      <w:r>
-        <w:rPr>
-          <w:rFonts w:eastAsiaTheme="minorEastAsia"/>
-          <w:sz w:val="24"/>
-          <w:szCs w:val="24"/>
-        </w:rPr>
-        <w:t xml:space="preserve">We </w:t>
-      </w:r>
-      <w:r>
-        <w:rPr>
-          <w:sz w:val="24"/>
-          <w:szCs w:val="24"/>
-        </w:rPr>
-        <w:t>again</w:t>
-      </w:r>
-      <w:r>
-        <w:rPr>
-          <w:sz w:val="24"/>
-          <w:szCs w:val="24"/>
-        </w:rPr>
-        <w:t xml:space="preserve"> modeled this</w:t>
-      </w:r>
-      <w:r>
-        <w:rPr>
-          <w:sz w:val="24"/>
-          <w:szCs w:val="24"/>
-        </w:rPr>
-        <w:t xml:space="preserve"> us</w:t>
-      </w:r>
-      <w:r>
-        <w:rPr>
-          <w:sz w:val="24"/>
-          <w:szCs w:val="24"/>
-        </w:rPr>
-        <w:t>ing</w:t>
-      </w:r>
-      <w:r>
-        <w:rPr>
-          <w:sz w:val="24"/>
-          <w:szCs w:val="24"/>
-        </w:rPr>
-        <w:t xml:space="preserve"> an ordinal logistic regression mixed modeling approach, with ordinal score as the outcome, lobe and rater as fixed effects</w:t>
+        <w:t>as fixed effects</w:t>
       </w:r>
       <w:r>
         <w:rPr>
@@ -13028,1873 +14397,13 @@
         <w:spacing w:line="480" w:lineRule="auto"/>
         <w:rPr>
           <w:rFonts w:eastAsiaTheme="minorEastAsia"/>
-          <w:sz w:val="24"/>
-          <w:szCs w:val="24"/>
-        </w:rPr>
-      </w:pPr>
-      <w:r>
-        <w:rPr>
-          <w:rFonts w:eastAsiaTheme="minorEastAsia"/>
           <w:b/>
           <w:bCs/>
           <w:sz w:val="24"/>
           <w:szCs w:val="24"/>
         </w:rPr>
-        <w:t>Features with Binary Outcomes</w:t>
-      </w:r>
-    </w:p>
-    <w:p>
-      <w:pPr>
-        <w:spacing w:line="480" w:lineRule="auto"/>
-        <w:rPr>
-          <w:rFonts w:eastAsiaTheme="minorEastAsia"/>
-          <w:sz w:val="24"/>
-          <w:szCs w:val="24"/>
-        </w:rPr>
-      </w:pPr>
-      <w:r>
-        <w:rPr>
-          <w:rFonts w:eastAsiaTheme="minorEastAsia"/>
-          <w:sz w:val="24"/>
-          <w:szCs w:val="24"/>
-        </w:rPr>
-        <w:tab/>
-      </w:r>
-      <w:r>
-        <w:rPr>
-          <w:sz w:val="24"/>
-          <w:szCs w:val="24"/>
-        </w:rPr>
-        <w:t xml:space="preserve">For the features with </w:t>
-      </w:r>
-      <w:r>
-        <w:rPr>
-          <w:sz w:val="24"/>
-          <w:szCs w:val="24"/>
-        </w:rPr>
-        <w:t>binary</w:t>
-      </w:r>
-      <w:r>
-        <w:rPr>
-          <w:sz w:val="24"/>
-          <w:szCs w:val="24"/>
-        </w:rPr>
-        <w:t xml:space="preserve"> outcomes (</w:t>
-      </w:r>
-      <w:r>
-        <w:rPr>
-          <w:sz w:val="24"/>
-          <w:szCs w:val="24"/>
-        </w:rPr>
-        <w:t xml:space="preserve">ground-glass opacities, </w:t>
-      </w:r>
-      <w:r>
-        <w:rPr>
-          <w:sz w:val="24"/>
-          <w:szCs w:val="24"/>
-        </w:rPr>
-        <w:t>large nodules, thin wall cavities, and thick wall cavities</w:t>
-      </w:r>
-      <w:r>
-        <w:rPr>
-          <w:sz w:val="24"/>
-          <w:szCs w:val="24"/>
-        </w:rPr>
-        <w:t xml:space="preserve">), we modeled using </w:t>
-      </w:r>
-      <w:r>
-        <w:rPr>
-          <w:sz w:val="24"/>
-          <w:szCs w:val="24"/>
-        </w:rPr>
-        <w:t>two</w:t>
-      </w:r>
-      <w:r>
-        <w:rPr>
-          <w:sz w:val="24"/>
-          <w:szCs w:val="24"/>
-        </w:rPr>
-        <w:t xml:space="preserve"> approaches.  The first approach, which we refer to as our full model, used a logistic regression mixed modeling approach, with </w:t>
-      </w:r>
-      <w:r>
-        <w:rPr>
-          <w:sz w:val="24"/>
-          <w:szCs w:val="24"/>
-        </w:rPr>
-        <w:t>binary</w:t>
-      </w:r>
-      <w:r>
-        <w:rPr>
-          <w:sz w:val="24"/>
-          <w:szCs w:val="24"/>
-        </w:rPr>
-        <w:t xml:space="preserve"> score as the outcome, lobe and rater as fixed effects, a random intercept for subject, a nested random effect for rater within subject, and a logit link function.  In a similar way to </w:t>
-      </w:r>
-      <w:r>
-        <w:rPr>
-          <w:sz w:val="24"/>
-          <w:szCs w:val="24"/>
-        </w:rPr>
-        <w:t>Larsen et al.</w:t>
-      </w:r>
-      <w:r>
-        <w:rPr>
-          <w:sz w:val="24"/>
-          <w:szCs w:val="24"/>
-        </w:rPr>
-        <w:t xml:space="preserve"> (</w:t>
-      </w:r>
-      <w:r>
-        <w:rPr>
-          <w:sz w:val="24"/>
-          <w:szCs w:val="24"/>
-        </w:rPr>
-        <w:t>2000</w:t>
-      </w:r>
-      <w:r>
-        <w:rPr>
-          <w:sz w:val="24"/>
-          <w:szCs w:val="24"/>
-        </w:rPr>
-        <w:t xml:space="preserve">), we can express this model using statistical modeling notation as follows. Let </w:t>
-      </w:r>
-      <m:oMath>
-        <m:r>
-          <w:rPr>
-            <w:rFonts w:ascii="Cambria Math" w:hAnsi="Cambria Math"/>
-            <w:sz w:val="24"/>
-            <w:szCs w:val="24"/>
-          </w:rPr>
-          <m:t>i=</m:t>
-        </m:r>
-        <m:r>
-          <w:rPr>
-            <w:rFonts w:ascii="Cambria Math" w:hAnsi="Cambria Math"/>
-            <w:sz w:val="24"/>
-            <w:szCs w:val="24"/>
-          </w:rPr>
-          <w:lastRenderedPageBreak/>
-          <m:t>1, …, 166</m:t>
-        </m:r>
-      </m:oMath>
-      <w:r>
-        <w:rPr>
-          <w:rFonts w:eastAsiaTheme="minorEastAsia"/>
-          <w:sz w:val="24"/>
-          <w:szCs w:val="24"/>
-        </w:rPr>
-        <w:t xml:space="preserve"> be subject, </w:t>
-      </w:r>
-      <m:oMath>
-        <m:r>
-          <w:rPr>
-            <w:rFonts w:ascii="Cambria Math" w:eastAsiaTheme="minorEastAsia" w:hAnsi="Cambria Math"/>
-            <w:sz w:val="24"/>
-            <w:szCs w:val="24"/>
-          </w:rPr>
-          <m:t>j=RUL, …, LLL</m:t>
-        </m:r>
-      </m:oMath>
-      <w:r>
-        <w:rPr>
-          <w:rFonts w:eastAsiaTheme="minorEastAsia"/>
-          <w:sz w:val="24"/>
-          <w:szCs w:val="24"/>
-        </w:rPr>
-        <w:t xml:space="preserve"> be lobe,</w:t>
-      </w:r>
-      <w:r>
-        <w:rPr>
-          <w:rFonts w:eastAsiaTheme="minorEastAsia"/>
-          <w:sz w:val="24"/>
-          <w:szCs w:val="24"/>
-        </w:rPr>
-        <w:t xml:space="preserve"> and</w:t>
-      </w:r>
-      <w:r>
-        <w:rPr>
-          <w:rFonts w:eastAsiaTheme="minorEastAsia"/>
-          <w:sz w:val="24"/>
-          <w:szCs w:val="24"/>
-        </w:rPr>
-        <w:t xml:space="preserve"> </w:t>
-      </w:r>
-      <m:oMath>
-        <m:r>
-          <w:rPr>
-            <w:rFonts w:ascii="Cambria Math" w:eastAsiaTheme="minorEastAsia" w:hAnsi="Cambria Math"/>
-            <w:sz w:val="24"/>
-            <w:szCs w:val="24"/>
-          </w:rPr>
-          <m:t>k=JW, VH</m:t>
-        </m:r>
-      </m:oMath>
-      <w:r>
-        <w:rPr>
-          <w:rFonts w:eastAsiaTheme="minorEastAsia"/>
-          <w:sz w:val="24"/>
-          <w:szCs w:val="24"/>
-        </w:rPr>
-        <w:t xml:space="preserve"> be rater.  Our statistical model can thus be expressed as:</w:t>
-      </w:r>
-    </w:p>
-    <w:p>
-      <w:pPr>
-        <w:spacing w:line="480" w:lineRule="auto"/>
-        <w:jc w:val="center"/>
-        <w:rPr>
-          <w:rFonts w:eastAsiaTheme="minorEastAsia"/>
-          <w:sz w:val="24"/>
-          <w:szCs w:val="24"/>
-        </w:rPr>
-      </w:pPr>
-      <m:oMath>
-        <m:sSub>
-          <m:sSubPr>
-            <m:ctrlPr>
-              <w:rPr>
-                <w:rFonts w:ascii="Cambria Math" w:hAnsi="Cambria Math"/>
-                <w:i/>
-                <w:sz w:val="24"/>
-                <w:szCs w:val="24"/>
-              </w:rPr>
-            </m:ctrlPr>
-          </m:sSubPr>
-          <m:e>
-            <m:r>
-              <w:rPr>
-                <w:rFonts w:ascii="Cambria Math" w:hAnsi="Cambria Math"/>
-                <w:sz w:val="24"/>
-                <w:szCs w:val="24"/>
-              </w:rPr>
-              <m:t>λ</m:t>
-            </m:r>
-          </m:e>
-          <m:sub>
-            <m:r>
-              <w:rPr>
-                <w:rFonts w:ascii="Cambria Math" w:hAnsi="Cambria Math"/>
-                <w:sz w:val="24"/>
-                <w:szCs w:val="24"/>
-              </w:rPr>
-              <m:t>ijk</m:t>
-            </m:r>
-          </m:sub>
-        </m:sSub>
-        <m:r>
-          <w:rPr>
-            <w:rFonts w:ascii="Cambria Math" w:hAnsi="Cambria Math"/>
-            <w:sz w:val="24"/>
-            <w:szCs w:val="24"/>
-          </w:rPr>
-          <m:t>= logit</m:t>
-        </m:r>
-        <m:d>
-          <m:dPr>
-            <m:ctrlPr>
-              <w:rPr>
-                <w:rFonts w:ascii="Cambria Math" w:hAnsi="Cambria Math"/>
-                <w:i/>
-                <w:sz w:val="24"/>
-                <w:szCs w:val="24"/>
-              </w:rPr>
-            </m:ctrlPr>
-          </m:dPr>
-          <m:e>
-            <m:r>
-              <w:rPr>
-                <w:rFonts w:ascii="Cambria Math" w:hAnsi="Cambria Math"/>
-                <w:sz w:val="24"/>
-                <w:szCs w:val="24"/>
-              </w:rPr>
-              <m:t>P</m:t>
-            </m:r>
-            <m:d>
-              <m:dPr>
-                <m:ctrlPr>
-                  <w:rPr>
-                    <w:rFonts w:ascii="Cambria Math" w:hAnsi="Cambria Math"/>
-                    <w:i/>
-                    <w:sz w:val="24"/>
-                    <w:szCs w:val="24"/>
-                  </w:rPr>
-                </m:ctrlPr>
-              </m:dPr>
-              <m:e>
-                <m:r>
-                  <w:rPr>
-                    <w:rFonts w:ascii="Cambria Math" w:hAnsi="Cambria Math"/>
-                    <w:sz w:val="24"/>
-                    <w:szCs w:val="24"/>
-                  </w:rPr>
-                  <m:t>Scor</m:t>
-                </m:r>
-                <m:sSub>
-                  <m:sSubPr>
-                    <m:ctrlPr>
-                      <w:rPr>
-                        <w:rFonts w:ascii="Cambria Math" w:hAnsi="Cambria Math"/>
-                        <w:i/>
-                        <w:sz w:val="24"/>
-                        <w:szCs w:val="24"/>
-                      </w:rPr>
-                    </m:ctrlPr>
-                  </m:sSubPr>
-                  <m:e>
-                    <m:r>
-                      <w:rPr>
-                        <w:rFonts w:ascii="Cambria Math" w:hAnsi="Cambria Math"/>
-                        <w:sz w:val="24"/>
-                        <w:szCs w:val="24"/>
-                      </w:rPr>
-                      <m:t>e</m:t>
-                    </m:r>
-                  </m:e>
-                  <m:sub>
-                    <m:r>
-                      <w:rPr>
-                        <w:rFonts w:ascii="Cambria Math" w:hAnsi="Cambria Math"/>
-                        <w:sz w:val="24"/>
-                        <w:szCs w:val="24"/>
-                      </w:rPr>
-                      <m:t>ijk</m:t>
-                    </m:r>
-                  </m:sub>
-                </m:sSub>
-                <m:r>
-                  <w:rPr>
-                    <w:rFonts w:ascii="Cambria Math" w:hAnsi="Cambria Math"/>
-                    <w:sz w:val="24"/>
-                    <w:szCs w:val="24"/>
-                  </w:rPr>
-                  <m:t>=1</m:t>
-                </m:r>
-              </m:e>
-            </m:d>
-          </m:e>
-        </m:d>
-        <m:r>
-          <w:rPr>
-            <w:rFonts w:ascii="Cambria Math" w:hAnsi="Cambria Math"/>
-            <w:sz w:val="24"/>
-            <w:szCs w:val="24"/>
-          </w:rPr>
-          <m:t>=</m:t>
-        </m:r>
-        <m:sSub>
-          <m:sSubPr>
-            <m:ctrlPr>
-              <w:rPr>
-                <w:rFonts w:ascii="Cambria Math" w:hAnsi="Cambria Math"/>
-                <w:i/>
-                <w:sz w:val="24"/>
-                <w:szCs w:val="24"/>
-              </w:rPr>
-            </m:ctrlPr>
-          </m:sSubPr>
-          <m:e>
-            <m:r>
-              <w:rPr>
-                <w:rFonts w:ascii="Cambria Math" w:hAnsi="Cambria Math"/>
-                <w:sz w:val="24"/>
-                <w:szCs w:val="24"/>
-              </w:rPr>
-              <m:t>β</m:t>
-            </m:r>
-          </m:e>
-          <m:sub>
-            <m:r>
-              <w:rPr>
-                <w:rFonts w:ascii="Cambria Math" w:hAnsi="Cambria Math"/>
-                <w:sz w:val="24"/>
-                <w:szCs w:val="24"/>
-              </w:rPr>
-              <m:t>0</m:t>
-            </m:r>
-          </m:sub>
-        </m:sSub>
-        <m:r>
-          <w:rPr>
-            <w:rFonts w:ascii="Cambria Math" w:hAnsi="Cambria Math"/>
-            <w:sz w:val="24"/>
-            <w:szCs w:val="24"/>
-          </w:rPr>
-          <m:t>+</m:t>
-        </m:r>
-        <m:sSub>
-          <m:sSubPr>
-            <m:ctrlPr>
-              <w:rPr>
-                <w:rFonts w:ascii="Cambria Math" w:hAnsi="Cambria Math"/>
-                <w:i/>
-                <w:sz w:val="24"/>
-                <w:szCs w:val="24"/>
-              </w:rPr>
-            </m:ctrlPr>
-          </m:sSubPr>
-          <m:e>
-            <m:r>
-              <w:rPr>
-                <w:rFonts w:ascii="Cambria Math" w:hAnsi="Cambria Math"/>
-                <w:sz w:val="24"/>
-                <w:szCs w:val="24"/>
-              </w:rPr>
-              <m:t>β</m:t>
-            </m:r>
-          </m:e>
-          <m:sub>
-            <m:r>
-              <w:rPr>
-                <w:rFonts w:ascii="Cambria Math" w:hAnsi="Cambria Math"/>
-                <w:sz w:val="24"/>
-                <w:szCs w:val="24"/>
-              </w:rPr>
-              <m:t>1j</m:t>
-            </m:r>
-          </m:sub>
-        </m:sSub>
-        <m:d>
-          <m:dPr>
-            <m:ctrlPr>
-              <w:rPr>
-                <w:rFonts w:ascii="Cambria Math" w:hAnsi="Cambria Math"/>
-                <w:i/>
-                <w:sz w:val="24"/>
-                <w:szCs w:val="24"/>
-              </w:rPr>
-            </m:ctrlPr>
-          </m:dPr>
-          <m:e>
-            <m:r>
-              <w:rPr>
-                <w:rFonts w:ascii="Cambria Math" w:hAnsi="Cambria Math"/>
-                <w:sz w:val="24"/>
-                <w:szCs w:val="24"/>
-              </w:rPr>
-              <m:t>lob</m:t>
-            </m:r>
-            <m:sSub>
-              <m:sSubPr>
-                <m:ctrlPr>
-                  <w:rPr>
-                    <w:rFonts w:ascii="Cambria Math" w:hAnsi="Cambria Math"/>
-                    <w:i/>
-                    <w:sz w:val="24"/>
-                    <w:szCs w:val="24"/>
-                  </w:rPr>
-                </m:ctrlPr>
-              </m:sSubPr>
-              <m:e>
-                <m:r>
-                  <w:rPr>
-                    <w:rFonts w:ascii="Cambria Math" w:hAnsi="Cambria Math"/>
-                    <w:sz w:val="24"/>
-                    <w:szCs w:val="24"/>
-                  </w:rPr>
-                  <m:t>e</m:t>
-                </m:r>
-              </m:e>
-              <m:sub>
-                <m:r>
-                  <w:rPr>
-                    <w:rFonts w:ascii="Cambria Math" w:hAnsi="Cambria Math"/>
-                    <w:sz w:val="24"/>
-                    <w:szCs w:val="24"/>
-                  </w:rPr>
-                  <m:t>j</m:t>
-                </m:r>
-              </m:sub>
-            </m:sSub>
-          </m:e>
-        </m:d>
-        <m:r>
-          <w:rPr>
-            <w:rFonts w:ascii="Cambria Math" w:hAnsi="Cambria Math"/>
-            <w:sz w:val="24"/>
-            <w:szCs w:val="24"/>
-          </w:rPr>
-          <m:t>+</m:t>
-        </m:r>
-        <m:sSub>
-          <m:sSubPr>
-            <m:ctrlPr>
-              <w:rPr>
-                <w:rFonts w:ascii="Cambria Math" w:hAnsi="Cambria Math"/>
-                <w:i/>
-                <w:sz w:val="24"/>
-                <w:szCs w:val="24"/>
-              </w:rPr>
-            </m:ctrlPr>
-          </m:sSubPr>
-          <m:e>
-            <m:r>
-              <w:rPr>
-                <w:rFonts w:ascii="Cambria Math" w:hAnsi="Cambria Math"/>
-                <w:sz w:val="24"/>
-                <w:szCs w:val="24"/>
-              </w:rPr>
-              <m:t>β</m:t>
-            </m:r>
-          </m:e>
-          <m:sub>
-            <m:r>
-              <w:rPr>
-                <w:rFonts w:ascii="Cambria Math" w:hAnsi="Cambria Math"/>
-                <w:sz w:val="24"/>
-                <w:szCs w:val="24"/>
-              </w:rPr>
-              <m:t>2k</m:t>
-            </m:r>
-          </m:sub>
-        </m:sSub>
-        <m:d>
-          <m:dPr>
-            <m:ctrlPr>
-              <w:rPr>
-                <w:rFonts w:ascii="Cambria Math" w:hAnsi="Cambria Math"/>
-                <w:i/>
-                <w:sz w:val="24"/>
-                <w:szCs w:val="24"/>
-              </w:rPr>
-            </m:ctrlPr>
-          </m:dPr>
-          <m:e>
-            <m:r>
-              <w:rPr>
-                <w:rFonts w:ascii="Cambria Math" w:hAnsi="Cambria Math"/>
-                <w:sz w:val="24"/>
-                <w:szCs w:val="24"/>
-              </w:rPr>
-              <m:t>rate</m:t>
-            </m:r>
-            <m:sSub>
-              <m:sSubPr>
-                <m:ctrlPr>
-                  <w:rPr>
-                    <w:rFonts w:ascii="Cambria Math" w:hAnsi="Cambria Math"/>
-                    <w:i/>
-                    <w:sz w:val="24"/>
-                    <w:szCs w:val="24"/>
-                  </w:rPr>
-                </m:ctrlPr>
-              </m:sSubPr>
-              <m:e>
-                <m:r>
-                  <w:rPr>
-                    <w:rFonts w:ascii="Cambria Math" w:hAnsi="Cambria Math"/>
-                    <w:sz w:val="24"/>
-                    <w:szCs w:val="24"/>
-                  </w:rPr>
-                  <m:t>r</m:t>
-                </m:r>
-              </m:e>
-              <m:sub>
-                <m:r>
-                  <w:rPr>
-                    <w:rFonts w:ascii="Cambria Math" w:hAnsi="Cambria Math"/>
-                    <w:sz w:val="24"/>
-                    <w:szCs w:val="24"/>
-                  </w:rPr>
-                  <m:t>k</m:t>
-                </m:r>
-              </m:sub>
-            </m:sSub>
-          </m:e>
-        </m:d>
-        <m:r>
-          <w:rPr>
-            <w:rFonts w:ascii="Cambria Math" w:hAnsi="Cambria Math"/>
-            <w:sz w:val="24"/>
-            <w:szCs w:val="24"/>
-          </w:rPr>
-          <m:t>+</m:t>
-        </m:r>
-        <m:sSub>
-          <m:sSubPr>
-            <m:ctrlPr>
-              <w:rPr>
-                <w:rFonts w:ascii="Cambria Math" w:hAnsi="Cambria Math"/>
-                <w:i/>
-                <w:sz w:val="24"/>
-                <w:szCs w:val="24"/>
-              </w:rPr>
-            </m:ctrlPr>
-          </m:sSubPr>
-          <m:e>
-            <m:r>
-              <w:rPr>
-                <w:rFonts w:ascii="Cambria Math" w:hAnsi="Cambria Math"/>
-                <w:sz w:val="24"/>
-                <w:szCs w:val="24"/>
-              </w:rPr>
-              <m:t>b</m:t>
-            </m:r>
-          </m:e>
-          <m:sub>
-            <m:r>
-              <w:rPr>
-                <w:rFonts w:ascii="Cambria Math" w:hAnsi="Cambria Math"/>
-                <w:sz w:val="24"/>
-                <w:szCs w:val="24"/>
-              </w:rPr>
-              <m:t>i</m:t>
-            </m:r>
-          </m:sub>
-        </m:sSub>
-        <m:r>
-          <w:rPr>
-            <w:rFonts w:ascii="Cambria Math" w:hAnsi="Cambria Math"/>
-            <w:sz w:val="24"/>
-            <w:szCs w:val="24"/>
-          </w:rPr>
-          <m:t>+</m:t>
-        </m:r>
-        <m:sSub>
-          <m:sSubPr>
-            <m:ctrlPr>
-              <w:rPr>
-                <w:rFonts w:ascii="Cambria Math" w:hAnsi="Cambria Math"/>
-                <w:i/>
-                <w:sz w:val="24"/>
-                <w:szCs w:val="24"/>
-              </w:rPr>
-            </m:ctrlPr>
-          </m:sSubPr>
-          <m:e>
-            <m:r>
-              <w:rPr>
-                <w:rFonts w:ascii="Cambria Math" w:hAnsi="Cambria Math"/>
-                <w:sz w:val="24"/>
-                <w:szCs w:val="24"/>
-              </w:rPr>
-              <m:t>b</m:t>
-            </m:r>
-          </m:e>
-          <m:sub>
-            <m:r>
-              <w:rPr>
-                <w:rFonts w:ascii="Cambria Math" w:hAnsi="Cambria Math"/>
-                <w:sz w:val="24"/>
-                <w:szCs w:val="24"/>
-              </w:rPr>
-              <m:t>k</m:t>
-            </m:r>
-            <m:d>
-              <m:dPr>
-                <m:ctrlPr>
-                  <w:rPr>
-                    <w:rFonts w:ascii="Cambria Math" w:hAnsi="Cambria Math"/>
-                    <w:i/>
-                    <w:sz w:val="24"/>
-                    <w:szCs w:val="24"/>
-                  </w:rPr>
-                </m:ctrlPr>
-              </m:dPr>
-              <m:e>
-                <m:r>
-                  <w:rPr>
-                    <w:rFonts w:ascii="Cambria Math" w:hAnsi="Cambria Math"/>
-                    <w:sz w:val="24"/>
-                    <w:szCs w:val="24"/>
-                  </w:rPr>
-                  <m:t>i</m:t>
-                </m:r>
-              </m:e>
-            </m:d>
-          </m:sub>
-        </m:sSub>
-      </m:oMath>
-      <w:r>
-        <w:rPr>
-          <w:rFonts w:eastAsiaTheme="minorEastAsia"/>
-          <w:sz w:val="24"/>
-          <w:szCs w:val="24"/>
-        </w:rPr>
-        <w:t>,</w:t>
-      </w:r>
-    </w:p>
-    <w:p>
-      <w:pPr>
-        <w:spacing w:line="480" w:lineRule="auto"/>
-        <w:rPr>
-          <w:rFonts w:eastAsiaTheme="minorEastAsia"/>
-          <w:sz w:val="24"/>
-          <w:szCs w:val="24"/>
-        </w:rPr>
-      </w:pPr>
-      <w:r>
-        <w:rPr>
-          <w:sz w:val="24"/>
-          <w:szCs w:val="24"/>
-        </w:rPr>
-        <w:t xml:space="preserve">where </w:t>
-      </w:r>
-      <m:oMath>
-        <m:sSub>
-          <m:sSubPr>
-            <m:ctrlPr>
-              <w:rPr>
-                <w:rFonts w:ascii="Cambria Math" w:eastAsiaTheme="minorEastAsia" w:hAnsi="Cambria Math"/>
-                <w:i/>
-                <w:sz w:val="24"/>
-                <w:szCs w:val="24"/>
-              </w:rPr>
-            </m:ctrlPr>
-          </m:sSubPr>
-          <m:e>
-            <m:r>
-              <w:rPr>
-                <w:rFonts w:ascii="Cambria Math" w:eastAsiaTheme="minorEastAsia" w:hAnsi="Cambria Math"/>
-                <w:sz w:val="24"/>
-                <w:szCs w:val="24"/>
-              </w:rPr>
-              <m:t>b</m:t>
-            </m:r>
-          </m:e>
-          <m:sub>
-            <m:r>
-              <w:rPr>
-                <w:rFonts w:ascii="Cambria Math" w:eastAsiaTheme="minorEastAsia" w:hAnsi="Cambria Math"/>
-                <w:sz w:val="24"/>
-                <w:szCs w:val="24"/>
-              </w:rPr>
-              <m:t>i</m:t>
-            </m:r>
-          </m:sub>
-        </m:sSub>
-      </m:oMath>
-      <w:r>
-        <w:rPr>
-          <w:rFonts w:eastAsiaTheme="minorEastAsia"/>
-          <w:sz w:val="24"/>
-          <w:szCs w:val="24"/>
-        </w:rPr>
-        <w:t xml:space="preserve"> is the random intercept for subject with </w:t>
-      </w:r>
-      <m:oMath>
-        <m:sSub>
-          <m:sSubPr>
-            <m:ctrlPr>
-              <w:rPr>
-                <w:rFonts w:ascii="Cambria Math" w:eastAsiaTheme="minorEastAsia" w:hAnsi="Cambria Math"/>
-                <w:i/>
-                <w:sz w:val="24"/>
-                <w:szCs w:val="24"/>
-              </w:rPr>
-            </m:ctrlPr>
-          </m:sSubPr>
-          <m:e>
-            <m:r>
-              <w:rPr>
-                <w:rFonts w:ascii="Cambria Math" w:eastAsiaTheme="minorEastAsia" w:hAnsi="Cambria Math"/>
-                <w:sz w:val="24"/>
-                <w:szCs w:val="24"/>
-              </w:rPr>
-              <m:t>b</m:t>
-            </m:r>
-          </m:e>
-          <m:sub>
-            <m:r>
-              <w:rPr>
-                <w:rFonts w:ascii="Cambria Math" w:eastAsiaTheme="minorEastAsia" w:hAnsi="Cambria Math"/>
-                <w:sz w:val="24"/>
-                <w:szCs w:val="24"/>
-              </w:rPr>
-              <m:t>i</m:t>
-            </m:r>
-          </m:sub>
-        </m:sSub>
-        <m:r>
-          <w:rPr>
-            <w:rFonts w:ascii="Cambria Math" w:eastAsiaTheme="minorEastAsia" w:hAnsi="Cambria Math"/>
-            <w:sz w:val="24"/>
-            <w:szCs w:val="24"/>
-          </w:rPr>
-          <m:t>∼N(0,</m:t>
-        </m:r>
-        <m:sSubSup>
-          <m:sSubSupPr>
-            <m:ctrlPr>
-              <w:rPr>
-                <w:rFonts w:ascii="Cambria Math" w:eastAsiaTheme="minorEastAsia" w:hAnsi="Cambria Math"/>
-                <w:i/>
-                <w:sz w:val="24"/>
-                <w:szCs w:val="24"/>
-              </w:rPr>
-            </m:ctrlPr>
-          </m:sSubSupPr>
-          <m:e>
-            <m:r>
-              <w:rPr>
-                <w:rFonts w:ascii="Cambria Math" w:eastAsiaTheme="minorEastAsia" w:hAnsi="Cambria Math"/>
-                <w:sz w:val="24"/>
-                <w:szCs w:val="24"/>
-              </w:rPr>
-              <m:t>σ</m:t>
-            </m:r>
-          </m:e>
-          <m:sub>
-            <m:r>
-              <w:rPr>
-                <w:rFonts w:ascii="Cambria Math" w:eastAsiaTheme="minorEastAsia" w:hAnsi="Cambria Math"/>
-                <w:sz w:val="24"/>
-                <w:szCs w:val="24"/>
-              </w:rPr>
-              <m:t>subject</m:t>
-            </m:r>
-          </m:sub>
-          <m:sup>
-            <m:r>
-              <w:rPr>
-                <w:rFonts w:ascii="Cambria Math" w:eastAsiaTheme="minorEastAsia" w:hAnsi="Cambria Math"/>
-                <w:sz w:val="24"/>
-                <w:szCs w:val="24"/>
-              </w:rPr>
-              <m:t>2</m:t>
-            </m:r>
-          </m:sup>
-        </m:sSubSup>
-        <m:r>
-          <w:rPr>
-            <w:rFonts w:ascii="Cambria Math" w:eastAsiaTheme="minorEastAsia" w:hAnsi="Cambria Math"/>
-            <w:sz w:val="24"/>
-            <w:szCs w:val="24"/>
-          </w:rPr>
-          <m:t>)</m:t>
-        </m:r>
-      </m:oMath>
-      <w:r>
-        <w:rPr>
-          <w:rFonts w:eastAsiaTheme="minorEastAsia"/>
-          <w:sz w:val="24"/>
-          <w:szCs w:val="24"/>
-        </w:rPr>
-        <w:t xml:space="preserve">, and </w:t>
-      </w:r>
-      <m:oMath>
-        <m:sSub>
-          <m:sSubPr>
-            <m:ctrlPr>
-              <w:rPr>
-                <w:rFonts w:ascii="Cambria Math" w:eastAsiaTheme="minorEastAsia" w:hAnsi="Cambria Math"/>
-                <w:i/>
-                <w:sz w:val="24"/>
-                <w:szCs w:val="24"/>
-              </w:rPr>
-            </m:ctrlPr>
-          </m:sSubPr>
-          <m:e>
-            <m:r>
-              <w:rPr>
-                <w:rFonts w:ascii="Cambria Math" w:eastAsiaTheme="minorEastAsia" w:hAnsi="Cambria Math"/>
-                <w:sz w:val="24"/>
-                <w:szCs w:val="24"/>
-              </w:rPr>
-              <m:t>b</m:t>
-            </m:r>
-          </m:e>
-          <m:sub>
-            <m:r>
-              <w:rPr>
-                <w:rFonts w:ascii="Cambria Math" w:eastAsiaTheme="minorEastAsia" w:hAnsi="Cambria Math"/>
-                <w:sz w:val="24"/>
-                <w:szCs w:val="24"/>
-              </w:rPr>
-              <m:t>k</m:t>
-            </m:r>
-            <m:d>
-              <m:dPr>
-                <m:ctrlPr>
-                  <w:rPr>
-                    <w:rFonts w:ascii="Cambria Math" w:eastAsiaTheme="minorEastAsia" w:hAnsi="Cambria Math"/>
-                    <w:i/>
-                    <w:sz w:val="24"/>
-                    <w:szCs w:val="24"/>
-                  </w:rPr>
-                </m:ctrlPr>
-              </m:dPr>
-              <m:e>
-                <m:r>
-                  <w:rPr>
-                    <w:rFonts w:ascii="Cambria Math" w:eastAsiaTheme="minorEastAsia" w:hAnsi="Cambria Math"/>
-                    <w:sz w:val="24"/>
-                    <w:szCs w:val="24"/>
-                  </w:rPr>
-                  <m:t>i</m:t>
-                </m:r>
-              </m:e>
-            </m:d>
-          </m:sub>
-        </m:sSub>
-      </m:oMath>
-      <w:r>
-        <w:rPr>
-          <w:rFonts w:eastAsiaTheme="minorEastAsia"/>
-          <w:sz w:val="24"/>
-          <w:szCs w:val="24"/>
-        </w:rPr>
-        <w:t xml:space="preserve"> is the nested random effect for rater within subject with </w:t>
-      </w:r>
-      <m:oMath>
-        <m:sSub>
-          <m:sSubPr>
-            <m:ctrlPr>
-              <w:rPr>
-                <w:rFonts w:ascii="Cambria Math" w:eastAsiaTheme="minorEastAsia" w:hAnsi="Cambria Math"/>
-                <w:i/>
-                <w:sz w:val="24"/>
-                <w:szCs w:val="24"/>
-              </w:rPr>
-            </m:ctrlPr>
-          </m:sSubPr>
-          <m:e>
-            <m:r>
-              <w:rPr>
-                <w:rFonts w:ascii="Cambria Math" w:eastAsiaTheme="minorEastAsia" w:hAnsi="Cambria Math"/>
-                <w:sz w:val="24"/>
-                <w:szCs w:val="24"/>
-              </w:rPr>
-              <m:t>b</m:t>
-            </m:r>
-          </m:e>
-          <m:sub>
-            <m:r>
-              <w:rPr>
-                <w:rFonts w:ascii="Cambria Math" w:eastAsiaTheme="minorEastAsia" w:hAnsi="Cambria Math"/>
-                <w:sz w:val="24"/>
-                <w:szCs w:val="24"/>
-              </w:rPr>
-              <m:t>k</m:t>
-            </m:r>
-            <m:d>
-              <m:dPr>
-                <m:ctrlPr>
-                  <w:rPr>
-                    <w:rFonts w:ascii="Cambria Math" w:eastAsiaTheme="minorEastAsia" w:hAnsi="Cambria Math"/>
-                    <w:i/>
-                    <w:sz w:val="24"/>
-                    <w:szCs w:val="24"/>
-                  </w:rPr>
-                </m:ctrlPr>
-              </m:dPr>
-              <m:e>
-                <m:r>
-                  <w:rPr>
-                    <w:rFonts w:ascii="Cambria Math" w:eastAsiaTheme="minorEastAsia" w:hAnsi="Cambria Math"/>
-                    <w:sz w:val="24"/>
-                    <w:szCs w:val="24"/>
-                  </w:rPr>
-                  <m:t>i</m:t>
-                </m:r>
-              </m:e>
-            </m:d>
-          </m:sub>
-        </m:sSub>
-        <m:r>
-          <w:rPr>
-            <w:rFonts w:ascii="Cambria Math" w:eastAsiaTheme="minorEastAsia" w:hAnsi="Cambria Math"/>
-            <w:sz w:val="24"/>
-            <w:szCs w:val="24"/>
-          </w:rPr>
-          <m:t>∼N(0,</m:t>
-        </m:r>
-        <m:sSubSup>
-          <m:sSubSupPr>
-            <m:ctrlPr>
-              <w:rPr>
-                <w:rFonts w:ascii="Cambria Math" w:eastAsiaTheme="minorEastAsia" w:hAnsi="Cambria Math"/>
-                <w:i/>
-                <w:sz w:val="24"/>
-                <w:szCs w:val="24"/>
-              </w:rPr>
-            </m:ctrlPr>
-          </m:sSubSupPr>
-          <m:e>
-            <m:r>
-              <w:rPr>
-                <w:rFonts w:ascii="Cambria Math" w:eastAsiaTheme="minorEastAsia" w:hAnsi="Cambria Math"/>
-                <w:sz w:val="24"/>
-                <w:szCs w:val="24"/>
-              </w:rPr>
-              <m:t>σ</m:t>
-            </m:r>
-          </m:e>
-          <m:sub>
-            <m:r>
-              <w:rPr>
-                <w:rFonts w:ascii="Cambria Math" w:eastAsiaTheme="minorEastAsia" w:hAnsi="Cambria Math"/>
-                <w:sz w:val="24"/>
-                <w:szCs w:val="24"/>
-              </w:rPr>
-              <m:t>rater</m:t>
-            </m:r>
-          </m:sub>
-          <m:sup>
-            <m:r>
-              <w:rPr>
-                <w:rFonts w:ascii="Cambria Math" w:eastAsiaTheme="minorEastAsia" w:hAnsi="Cambria Math"/>
-                <w:sz w:val="24"/>
-                <w:szCs w:val="24"/>
-              </w:rPr>
-              <m:t>2</m:t>
-            </m:r>
-          </m:sup>
-        </m:sSubSup>
-        <m:r>
-          <w:rPr>
-            <w:rFonts w:ascii="Cambria Math" w:eastAsiaTheme="minorEastAsia" w:hAnsi="Cambria Math"/>
-            <w:sz w:val="24"/>
-            <w:szCs w:val="24"/>
-          </w:rPr>
-          <m:t>)</m:t>
-        </m:r>
-      </m:oMath>
-      <w:r>
-        <w:rPr>
-          <w:rFonts w:eastAsiaTheme="minorEastAsia"/>
-          <w:sz w:val="24"/>
-          <w:szCs w:val="24"/>
-        </w:rPr>
-        <w:t>.</w:t>
-      </w:r>
-    </w:p>
-    <w:p>
-      <w:pPr>
-        <w:spacing w:line="480" w:lineRule="auto"/>
-        <w:rPr>
-          <w:rFonts w:eastAsiaTheme="minorEastAsia"/>
-          <w:sz w:val="24"/>
-          <w:szCs w:val="24"/>
-        </w:rPr>
-      </w:pPr>
-      <w:r>
-        <w:rPr>
-          <w:rFonts w:eastAsiaTheme="minorEastAsia"/>
-          <w:sz w:val="24"/>
-          <w:szCs w:val="24"/>
-        </w:rPr>
-        <w:tab/>
-        <w:t xml:space="preserve">Our second modeling approach, </w:t>
-      </w:r>
-      <w:r>
-        <w:rPr>
-          <w:sz w:val="24"/>
-          <w:szCs w:val="24"/>
-        </w:rPr>
-        <w:t xml:space="preserve">which we refer to as our reduced model, again used a logistic regression mixed modeling approach, with </w:t>
-      </w:r>
-      <w:r>
-        <w:rPr>
-          <w:sz w:val="24"/>
-          <w:szCs w:val="24"/>
-        </w:rPr>
-        <w:t>binary</w:t>
-      </w:r>
-      <w:r>
-        <w:rPr>
-          <w:sz w:val="24"/>
-          <w:szCs w:val="24"/>
-        </w:rPr>
-        <w:t xml:space="preserve"> score as the outcome, lobe and rater as fixed effects, a random intercept for subject, with a logit link function, but without a nested random effect for rater within subject</w:t>
-      </w:r>
-      <w:r>
-        <w:rPr>
-          <w:sz w:val="24"/>
-          <w:szCs w:val="24"/>
-        </w:rPr>
-        <w:t>.  Again by Larsen et al. (2000),</w:t>
-      </w:r>
-      <w:r>
-        <w:rPr>
-          <w:sz w:val="24"/>
-          <w:szCs w:val="24"/>
-        </w:rPr>
-        <w:t xml:space="preserve"> we can express this model using statistical modeling notation as follows. Let </w:t>
-      </w:r>
-      <m:oMath>
-        <m:r>
-          <w:rPr>
-            <w:rFonts w:ascii="Cambria Math" w:hAnsi="Cambria Math"/>
-            <w:sz w:val="24"/>
-            <w:szCs w:val="24"/>
-          </w:rPr>
-          <m:t>i=1, …, 166</m:t>
-        </m:r>
-      </m:oMath>
-      <w:r>
-        <w:rPr>
-          <w:rFonts w:eastAsiaTheme="minorEastAsia"/>
-          <w:sz w:val="24"/>
-          <w:szCs w:val="24"/>
-        </w:rPr>
-        <w:t xml:space="preserve"> be subject, </w:t>
-      </w:r>
-      <m:oMath>
-        <m:r>
-          <w:rPr>
-            <w:rFonts w:ascii="Cambria Math" w:eastAsiaTheme="minorEastAsia" w:hAnsi="Cambria Math"/>
-            <w:sz w:val="24"/>
-            <w:szCs w:val="24"/>
-          </w:rPr>
-          <m:t>j=RUL, …, LLL</m:t>
-        </m:r>
-      </m:oMath>
-      <w:r>
-        <w:rPr>
-          <w:rFonts w:eastAsiaTheme="minorEastAsia"/>
-          <w:sz w:val="24"/>
-          <w:szCs w:val="24"/>
-        </w:rPr>
-        <w:t xml:space="preserve"> be lobe, </w:t>
-      </w:r>
-      <m:oMath>
-        <m:r>
-          <w:rPr>
-            <w:rFonts w:ascii="Cambria Math" w:eastAsiaTheme="minorEastAsia" w:hAnsi="Cambria Math"/>
-            <w:sz w:val="24"/>
-            <w:szCs w:val="24"/>
-          </w:rPr>
-          <m:t>k=JW, VH</m:t>
-        </m:r>
-      </m:oMath>
-      <w:r>
-        <w:rPr>
-          <w:rFonts w:eastAsiaTheme="minorEastAsia"/>
-          <w:sz w:val="24"/>
-          <w:szCs w:val="24"/>
-        </w:rPr>
-        <w:t xml:space="preserve"> be rater, and </w:t>
-      </w:r>
-      <m:oMath>
-        <m:r>
-          <w:rPr>
-            <w:rFonts w:ascii="Cambria Math" w:eastAsiaTheme="minorEastAsia" w:hAnsi="Cambria Math"/>
-            <w:sz w:val="24"/>
-            <w:szCs w:val="24"/>
-          </w:rPr>
-          <m:t>l=1,2,3</m:t>
-        </m:r>
-      </m:oMath>
-      <w:r>
-        <w:rPr>
-          <w:rFonts w:eastAsiaTheme="minorEastAsia"/>
-          <w:sz w:val="24"/>
-          <w:szCs w:val="24"/>
-        </w:rPr>
-        <w:t xml:space="preserve"> be the cut-points between the ordinal categories.  Our statistical model can thus be expressed as:</w:t>
-      </w:r>
-    </w:p>
-    <w:p>
-      <w:pPr>
-        <w:spacing w:line="480" w:lineRule="auto"/>
-        <w:jc w:val="center"/>
-        <w:rPr>
-          <w:rFonts w:eastAsiaTheme="minorEastAsia"/>
-          <w:sz w:val="24"/>
-          <w:szCs w:val="24"/>
-        </w:rPr>
-      </w:pPr>
-      <m:oMath>
-        <m:sSub>
-          <m:sSubPr>
-            <m:ctrlPr>
-              <w:rPr>
-                <w:rFonts w:ascii="Cambria Math" w:hAnsi="Cambria Math"/>
-                <w:i/>
-                <w:sz w:val="24"/>
-                <w:szCs w:val="24"/>
-              </w:rPr>
-            </m:ctrlPr>
-          </m:sSubPr>
-          <m:e>
-            <m:r>
-              <w:rPr>
-                <w:rFonts w:ascii="Cambria Math" w:hAnsi="Cambria Math"/>
-                <w:sz w:val="24"/>
-                <w:szCs w:val="24"/>
-              </w:rPr>
-              <m:t>λ</m:t>
-            </m:r>
-          </m:e>
-          <m:sub>
-            <m:r>
-              <w:rPr>
-                <w:rFonts w:ascii="Cambria Math" w:hAnsi="Cambria Math"/>
-                <w:sz w:val="24"/>
-                <w:szCs w:val="24"/>
-              </w:rPr>
-              <m:t>ijk</m:t>
-            </m:r>
-          </m:sub>
-        </m:sSub>
-        <m:r>
-          <w:rPr>
-            <w:rFonts w:ascii="Cambria Math" w:hAnsi="Cambria Math"/>
-            <w:sz w:val="24"/>
-            <w:szCs w:val="24"/>
-          </w:rPr>
-          <m:t>= logit</m:t>
-        </m:r>
-        <m:d>
-          <m:dPr>
-            <m:ctrlPr>
-              <w:rPr>
-                <w:rFonts w:ascii="Cambria Math" w:hAnsi="Cambria Math"/>
-                <w:i/>
-                <w:sz w:val="24"/>
-                <w:szCs w:val="24"/>
-              </w:rPr>
-            </m:ctrlPr>
-          </m:dPr>
-          <m:e>
-            <m:r>
-              <w:rPr>
-                <w:rFonts w:ascii="Cambria Math" w:hAnsi="Cambria Math"/>
-                <w:sz w:val="24"/>
-                <w:szCs w:val="24"/>
-              </w:rPr>
-              <m:t>P</m:t>
-            </m:r>
-            <m:d>
-              <m:dPr>
-                <m:ctrlPr>
-                  <w:rPr>
-                    <w:rFonts w:ascii="Cambria Math" w:hAnsi="Cambria Math"/>
-                    <w:i/>
-                    <w:sz w:val="24"/>
-                    <w:szCs w:val="24"/>
-                  </w:rPr>
-                </m:ctrlPr>
-              </m:dPr>
-              <m:e>
-                <m:r>
-                  <w:rPr>
-                    <w:rFonts w:ascii="Cambria Math" w:hAnsi="Cambria Math"/>
-                    <w:sz w:val="24"/>
-                    <w:szCs w:val="24"/>
-                  </w:rPr>
-                  <m:t>Scor</m:t>
-                </m:r>
-                <m:sSub>
-                  <m:sSubPr>
-                    <m:ctrlPr>
-                      <w:rPr>
-                        <w:rFonts w:ascii="Cambria Math" w:hAnsi="Cambria Math"/>
-                        <w:i/>
-                        <w:sz w:val="24"/>
-                        <w:szCs w:val="24"/>
-                      </w:rPr>
-                    </m:ctrlPr>
-                  </m:sSubPr>
-                  <m:e>
-                    <m:r>
-                      <w:rPr>
-                        <w:rFonts w:ascii="Cambria Math" w:hAnsi="Cambria Math"/>
-                        <w:sz w:val="24"/>
-                        <w:szCs w:val="24"/>
-                      </w:rPr>
-                      <m:t>e</m:t>
-                    </m:r>
-                  </m:e>
-                  <m:sub>
-                    <m:r>
-                      <w:rPr>
-                        <w:rFonts w:ascii="Cambria Math" w:hAnsi="Cambria Math"/>
-                        <w:sz w:val="24"/>
-                        <w:szCs w:val="24"/>
-                      </w:rPr>
-                      <m:t>ijk</m:t>
-                    </m:r>
-                  </m:sub>
-                </m:sSub>
-                <m:r>
-                  <w:rPr>
-                    <w:rFonts w:ascii="Cambria Math" w:hAnsi="Cambria Math"/>
-                    <w:sz w:val="24"/>
-                    <w:szCs w:val="24"/>
-                  </w:rPr>
-                  <m:t>=1</m:t>
-                </m:r>
-              </m:e>
-            </m:d>
-          </m:e>
-        </m:d>
-        <m:r>
-          <w:rPr>
-            <w:rFonts w:ascii="Cambria Math" w:hAnsi="Cambria Math"/>
-            <w:sz w:val="24"/>
-            <w:szCs w:val="24"/>
-          </w:rPr>
-          <m:t>=</m:t>
-        </m:r>
-        <m:sSub>
-          <m:sSubPr>
-            <m:ctrlPr>
-              <w:rPr>
-                <w:rFonts w:ascii="Cambria Math" w:hAnsi="Cambria Math"/>
-                <w:i/>
-                <w:sz w:val="24"/>
-                <w:szCs w:val="24"/>
-              </w:rPr>
-            </m:ctrlPr>
-          </m:sSubPr>
-          <m:e>
-            <m:r>
-              <w:rPr>
-                <w:rFonts w:ascii="Cambria Math" w:hAnsi="Cambria Math"/>
-                <w:sz w:val="24"/>
-                <w:szCs w:val="24"/>
-              </w:rPr>
-              <m:t>β</m:t>
-            </m:r>
-          </m:e>
-          <m:sub>
-            <m:r>
-              <w:rPr>
-                <w:rFonts w:ascii="Cambria Math" w:hAnsi="Cambria Math"/>
-                <w:sz w:val="24"/>
-                <w:szCs w:val="24"/>
-              </w:rPr>
-              <m:t>0</m:t>
-            </m:r>
-          </m:sub>
-        </m:sSub>
-        <m:r>
-          <w:rPr>
-            <w:rFonts w:ascii="Cambria Math" w:hAnsi="Cambria Math"/>
-            <w:sz w:val="24"/>
-            <w:szCs w:val="24"/>
-          </w:rPr>
-          <m:t>+</m:t>
-        </m:r>
-        <m:sSub>
-          <m:sSubPr>
-            <m:ctrlPr>
-              <w:rPr>
-                <w:rFonts w:ascii="Cambria Math" w:hAnsi="Cambria Math"/>
-                <w:i/>
-                <w:sz w:val="24"/>
-                <w:szCs w:val="24"/>
-              </w:rPr>
-            </m:ctrlPr>
-          </m:sSubPr>
-          <m:e>
-            <m:r>
-              <w:rPr>
-                <w:rFonts w:ascii="Cambria Math" w:hAnsi="Cambria Math"/>
-                <w:sz w:val="24"/>
-                <w:szCs w:val="24"/>
-              </w:rPr>
-              <m:t>β</m:t>
-            </m:r>
-          </m:e>
-          <m:sub>
-            <m:r>
-              <w:rPr>
-                <w:rFonts w:ascii="Cambria Math" w:hAnsi="Cambria Math"/>
-                <w:sz w:val="24"/>
-                <w:szCs w:val="24"/>
-              </w:rPr>
-              <m:t>1j</m:t>
-            </m:r>
-          </m:sub>
-        </m:sSub>
-        <m:d>
-          <m:dPr>
-            <m:ctrlPr>
-              <w:rPr>
-                <w:rFonts w:ascii="Cambria Math" w:hAnsi="Cambria Math"/>
-                <w:i/>
-                <w:sz w:val="24"/>
-                <w:szCs w:val="24"/>
-              </w:rPr>
-            </m:ctrlPr>
-          </m:dPr>
-          <m:e>
-            <m:r>
-              <w:rPr>
-                <w:rFonts w:ascii="Cambria Math" w:hAnsi="Cambria Math"/>
-                <w:sz w:val="24"/>
-                <w:szCs w:val="24"/>
-              </w:rPr>
-              <m:t>lob</m:t>
-            </m:r>
-            <m:sSub>
-              <m:sSubPr>
-                <m:ctrlPr>
-                  <w:rPr>
-                    <w:rFonts w:ascii="Cambria Math" w:hAnsi="Cambria Math"/>
-                    <w:i/>
-                    <w:sz w:val="24"/>
-                    <w:szCs w:val="24"/>
-                  </w:rPr>
-                </m:ctrlPr>
-              </m:sSubPr>
-              <m:e>
-                <m:r>
-                  <w:rPr>
-                    <w:rFonts w:ascii="Cambria Math" w:hAnsi="Cambria Math"/>
-                    <w:sz w:val="24"/>
-                    <w:szCs w:val="24"/>
-                  </w:rPr>
-                  <m:t>e</m:t>
-                </m:r>
-              </m:e>
-              <m:sub>
-                <m:r>
-                  <w:rPr>
-                    <w:rFonts w:ascii="Cambria Math" w:hAnsi="Cambria Math"/>
-                    <w:sz w:val="24"/>
-                    <w:szCs w:val="24"/>
-                  </w:rPr>
-                  <m:t>j</m:t>
-                </m:r>
-              </m:sub>
-            </m:sSub>
-          </m:e>
-        </m:d>
-        <m:r>
-          <w:rPr>
-            <w:rFonts w:ascii="Cambria Math" w:hAnsi="Cambria Math"/>
-            <w:sz w:val="24"/>
-            <w:szCs w:val="24"/>
-          </w:rPr>
-          <m:t>+</m:t>
-        </m:r>
-        <m:sSub>
-          <m:sSubPr>
-            <m:ctrlPr>
-              <w:rPr>
-                <w:rFonts w:ascii="Cambria Math" w:hAnsi="Cambria Math"/>
-                <w:i/>
-                <w:sz w:val="24"/>
-                <w:szCs w:val="24"/>
-              </w:rPr>
-            </m:ctrlPr>
-          </m:sSubPr>
-          <m:e>
-            <m:r>
-              <w:rPr>
-                <w:rFonts w:ascii="Cambria Math" w:hAnsi="Cambria Math"/>
-                <w:sz w:val="24"/>
-                <w:szCs w:val="24"/>
-              </w:rPr>
-              <m:t>β</m:t>
-            </m:r>
-          </m:e>
-          <m:sub>
-            <m:r>
-              <w:rPr>
-                <w:rFonts w:ascii="Cambria Math" w:hAnsi="Cambria Math"/>
-                <w:sz w:val="24"/>
-                <w:szCs w:val="24"/>
-              </w:rPr>
-              <m:t>2k</m:t>
-            </m:r>
-          </m:sub>
-        </m:sSub>
-        <m:d>
-          <m:dPr>
-            <m:ctrlPr>
-              <w:rPr>
-                <w:rFonts w:ascii="Cambria Math" w:hAnsi="Cambria Math"/>
-                <w:i/>
-                <w:sz w:val="24"/>
-                <w:szCs w:val="24"/>
-              </w:rPr>
-            </m:ctrlPr>
-          </m:dPr>
-          <m:e>
-            <m:r>
-              <w:rPr>
-                <w:rFonts w:ascii="Cambria Math" w:hAnsi="Cambria Math"/>
-                <w:sz w:val="24"/>
-                <w:szCs w:val="24"/>
-              </w:rPr>
-              <m:t>rate</m:t>
-            </m:r>
-            <m:sSub>
-              <m:sSubPr>
-                <m:ctrlPr>
-                  <w:rPr>
-                    <w:rFonts w:ascii="Cambria Math" w:hAnsi="Cambria Math"/>
-                    <w:i/>
-                    <w:sz w:val="24"/>
-                    <w:szCs w:val="24"/>
-                  </w:rPr>
-                </m:ctrlPr>
-              </m:sSubPr>
-              <m:e>
-                <m:r>
-                  <w:rPr>
-                    <w:rFonts w:ascii="Cambria Math" w:hAnsi="Cambria Math"/>
-                    <w:sz w:val="24"/>
-                    <w:szCs w:val="24"/>
-                  </w:rPr>
-                  <m:t>r</m:t>
-                </m:r>
-              </m:e>
-              <m:sub>
-                <m:r>
-                  <w:rPr>
-                    <w:rFonts w:ascii="Cambria Math" w:hAnsi="Cambria Math"/>
-                    <w:sz w:val="24"/>
-                    <w:szCs w:val="24"/>
-                  </w:rPr>
-                  <m:t>k</m:t>
-                </m:r>
-              </m:sub>
-            </m:sSub>
-          </m:e>
-        </m:d>
-        <m:r>
-          <w:rPr>
-            <w:rFonts w:ascii="Cambria Math" w:hAnsi="Cambria Math"/>
-            <w:sz w:val="24"/>
-            <w:szCs w:val="24"/>
-          </w:rPr>
-          <m:t>+</m:t>
-        </m:r>
-        <m:sSub>
-          <m:sSubPr>
-            <m:ctrlPr>
-              <w:rPr>
-                <w:rFonts w:ascii="Cambria Math" w:hAnsi="Cambria Math"/>
-                <w:i/>
-                <w:sz w:val="24"/>
-                <w:szCs w:val="24"/>
-              </w:rPr>
-            </m:ctrlPr>
-          </m:sSubPr>
-          <m:e>
-            <m:r>
-              <w:rPr>
-                <w:rFonts w:ascii="Cambria Math" w:hAnsi="Cambria Math"/>
-                <w:sz w:val="24"/>
-                <w:szCs w:val="24"/>
-              </w:rPr>
-              <m:t>b</m:t>
-            </m:r>
-          </m:e>
-          <m:sub>
-            <m:r>
-              <w:rPr>
-                <w:rFonts w:ascii="Cambria Math" w:hAnsi="Cambria Math"/>
-                <w:sz w:val="24"/>
-                <w:szCs w:val="24"/>
-              </w:rPr>
-              <m:t>i</m:t>
-            </m:r>
-          </m:sub>
-        </m:sSub>
-        <m:r>
-          <w:rPr>
-            <w:rFonts w:ascii="Cambria Math" w:hAnsi="Cambria Math"/>
-            <w:sz w:val="24"/>
-            <w:szCs w:val="24"/>
-          </w:rPr>
-          <m:t>+</m:t>
-        </m:r>
-        <m:sSub>
-          <m:sSubPr>
-            <m:ctrlPr>
-              <w:rPr>
-                <w:rFonts w:ascii="Cambria Math" w:hAnsi="Cambria Math"/>
-                <w:i/>
-                <w:sz w:val="24"/>
-                <w:szCs w:val="24"/>
-              </w:rPr>
-            </m:ctrlPr>
-          </m:sSubPr>
-          <m:e>
-            <m:r>
-              <w:rPr>
-                <w:rFonts w:ascii="Cambria Math" w:hAnsi="Cambria Math"/>
-                <w:sz w:val="24"/>
-                <w:szCs w:val="24"/>
-              </w:rPr>
-              <m:t>b</m:t>
-            </m:r>
-          </m:e>
-          <m:sub>
-            <m:r>
-              <w:rPr>
-                <w:rFonts w:ascii="Cambria Math" w:hAnsi="Cambria Math"/>
-                <w:sz w:val="24"/>
-                <w:szCs w:val="24"/>
-              </w:rPr>
-              <m:t>k</m:t>
-            </m:r>
-            <m:d>
-              <m:dPr>
-                <m:ctrlPr>
-                  <w:rPr>
-                    <w:rFonts w:ascii="Cambria Math" w:hAnsi="Cambria Math"/>
-                    <w:i/>
-                    <w:sz w:val="24"/>
-                    <w:szCs w:val="24"/>
-                  </w:rPr>
-                </m:ctrlPr>
-              </m:dPr>
-              <m:e>
-                <m:r>
-                  <w:rPr>
-                    <w:rFonts w:ascii="Cambria Math" w:hAnsi="Cambria Math"/>
-                    <w:sz w:val="24"/>
-                    <w:szCs w:val="24"/>
-                  </w:rPr>
-                  <m:t>i</m:t>
-                </m:r>
-              </m:e>
-            </m:d>
-          </m:sub>
-        </m:sSub>
-      </m:oMath>
-      <w:r>
-        <w:rPr>
-          <w:rFonts w:eastAsiaTheme="minorEastAsia"/>
-          <w:sz w:val="24"/>
-          <w:szCs w:val="24"/>
-        </w:rPr>
-        <w:t>,</w:t>
-      </w:r>
-    </w:p>
-    <w:p>
-      <w:pPr>
-        <w:spacing w:line="480" w:lineRule="auto"/>
-        <w:rPr>
-          <w:rFonts w:eastAsiaTheme="minorEastAsia"/>
-          <w:sz w:val="24"/>
-          <w:szCs w:val="24"/>
-        </w:rPr>
-      </w:pPr>
-      <w:r>
-        <w:rPr>
-          <w:sz w:val="24"/>
-          <w:szCs w:val="24"/>
-        </w:rPr>
-        <w:t xml:space="preserve">where </w:t>
-      </w:r>
-      <m:oMath>
-        <m:sSub>
-          <m:sSubPr>
-            <m:ctrlPr>
-              <w:rPr>
-                <w:rFonts w:ascii="Cambria Math" w:hAnsi="Cambria Math"/>
-                <w:i/>
-                <w:sz w:val="24"/>
-                <w:szCs w:val="24"/>
-              </w:rPr>
-            </m:ctrlPr>
-          </m:sSubPr>
-          <m:e>
-            <m:r>
-              <w:rPr>
-                <w:rFonts w:ascii="Cambria Math" w:hAnsi="Cambria Math"/>
-                <w:sz w:val="24"/>
-                <w:szCs w:val="24"/>
-              </w:rPr>
-              <m:t>α</m:t>
-            </m:r>
-          </m:e>
-          <m:sub>
-            <m:r>
-              <w:rPr>
-                <w:rFonts w:ascii="Cambria Math" w:hAnsi="Cambria Math"/>
-                <w:sz w:val="24"/>
-                <w:szCs w:val="24"/>
-              </w:rPr>
-              <m:t>l</m:t>
-            </m:r>
-          </m:sub>
-        </m:sSub>
-      </m:oMath>
-      <w:r>
-        <w:rPr>
-          <w:rFonts w:eastAsiaTheme="minorEastAsia"/>
-          <w:sz w:val="24"/>
-          <w:szCs w:val="24"/>
-        </w:rPr>
-        <w:t xml:space="preserve"> is the cut-point-dependent intercept and </w:t>
-      </w:r>
-      <m:oMath>
-        <m:sSub>
-          <m:sSubPr>
-            <m:ctrlPr>
-              <w:rPr>
-                <w:rFonts w:ascii="Cambria Math" w:eastAsiaTheme="minorEastAsia" w:hAnsi="Cambria Math"/>
-                <w:i/>
-                <w:sz w:val="24"/>
-                <w:szCs w:val="24"/>
-              </w:rPr>
-            </m:ctrlPr>
-          </m:sSubPr>
-          <m:e>
-            <m:r>
-              <w:rPr>
-                <w:rFonts w:ascii="Cambria Math" w:eastAsiaTheme="minorEastAsia" w:hAnsi="Cambria Math"/>
-                <w:sz w:val="24"/>
-                <w:szCs w:val="24"/>
-              </w:rPr>
-              <m:t>b</m:t>
-            </m:r>
-          </m:e>
-          <m:sub>
-            <m:r>
-              <w:rPr>
-                <w:rFonts w:ascii="Cambria Math" w:eastAsiaTheme="minorEastAsia" w:hAnsi="Cambria Math"/>
-                <w:sz w:val="24"/>
-                <w:szCs w:val="24"/>
-              </w:rPr>
-              <m:t>i</m:t>
-            </m:r>
-          </m:sub>
-        </m:sSub>
-      </m:oMath>
-      <w:r>
-        <w:rPr>
-          <w:rFonts w:eastAsiaTheme="minorEastAsia"/>
-          <w:sz w:val="24"/>
-          <w:szCs w:val="24"/>
-        </w:rPr>
-        <w:t xml:space="preserve"> is the random intercept for subject with </w:t>
-      </w:r>
-      <m:oMath>
-        <m:sSub>
-          <m:sSubPr>
-            <m:ctrlPr>
-              <w:rPr>
-                <w:rFonts w:ascii="Cambria Math" w:eastAsiaTheme="minorEastAsia" w:hAnsi="Cambria Math"/>
-                <w:i/>
-                <w:sz w:val="24"/>
-                <w:szCs w:val="24"/>
-              </w:rPr>
-            </m:ctrlPr>
-          </m:sSubPr>
-          <m:e>
-            <m:r>
-              <w:rPr>
-                <w:rFonts w:ascii="Cambria Math" w:eastAsiaTheme="minorEastAsia" w:hAnsi="Cambria Math"/>
-                <w:sz w:val="24"/>
-                <w:szCs w:val="24"/>
-              </w:rPr>
-              <m:t>b</m:t>
-            </m:r>
-          </m:e>
-          <m:sub>
-            <m:r>
-              <w:rPr>
-                <w:rFonts w:ascii="Cambria Math" w:eastAsiaTheme="minorEastAsia" w:hAnsi="Cambria Math"/>
-                <w:sz w:val="24"/>
-                <w:szCs w:val="24"/>
-              </w:rPr>
-              <m:t>i</m:t>
-            </m:r>
-          </m:sub>
-        </m:sSub>
-        <m:r>
-          <w:rPr>
-            <w:rFonts w:ascii="Cambria Math" w:eastAsiaTheme="minorEastAsia" w:hAnsi="Cambria Math"/>
-            <w:sz w:val="24"/>
-            <w:szCs w:val="24"/>
-          </w:rPr>
-          <m:t>∼N(0,</m:t>
-        </m:r>
-        <m:sSubSup>
-          <m:sSubSupPr>
-            <m:ctrlPr>
-              <w:rPr>
-                <w:rFonts w:ascii="Cambria Math" w:eastAsiaTheme="minorEastAsia" w:hAnsi="Cambria Math"/>
-                <w:i/>
-                <w:sz w:val="24"/>
-                <w:szCs w:val="24"/>
-              </w:rPr>
-            </m:ctrlPr>
-          </m:sSubSupPr>
-          <m:e>
-            <m:r>
-              <w:rPr>
-                <w:rFonts w:ascii="Cambria Math" w:eastAsiaTheme="minorEastAsia" w:hAnsi="Cambria Math"/>
-                <w:sz w:val="24"/>
-                <w:szCs w:val="24"/>
-              </w:rPr>
-              <m:t>σ</m:t>
-            </m:r>
-          </m:e>
-          <m:sub>
-            <m:r>
-              <w:rPr>
-                <w:rFonts w:ascii="Cambria Math" w:eastAsiaTheme="minorEastAsia" w:hAnsi="Cambria Math"/>
-                <w:sz w:val="24"/>
-                <w:szCs w:val="24"/>
-              </w:rPr>
-              <m:t>subject</m:t>
-            </m:r>
-          </m:sub>
-          <m:sup>
-            <m:r>
-              <w:rPr>
-                <w:rFonts w:ascii="Cambria Math" w:eastAsiaTheme="minorEastAsia" w:hAnsi="Cambria Math"/>
-                <w:sz w:val="24"/>
-                <w:szCs w:val="24"/>
-              </w:rPr>
-              <m:t>2</m:t>
-            </m:r>
-          </m:sup>
-        </m:sSubSup>
-        <m:r>
-          <w:rPr>
-            <w:rFonts w:ascii="Cambria Math" w:eastAsiaTheme="minorEastAsia" w:hAnsi="Cambria Math"/>
-            <w:sz w:val="24"/>
-            <w:szCs w:val="24"/>
-          </w:rPr>
-          <m:t>)</m:t>
-        </m:r>
-      </m:oMath>
-      <w:r>
-        <w:rPr>
-          <w:rFonts w:eastAsiaTheme="minorEastAsia"/>
-          <w:sz w:val="24"/>
-          <w:szCs w:val="24"/>
-        </w:rPr>
-        <w:t>.  This reduced approach</w:t>
-      </w:r>
-      <w:r>
-        <w:rPr>
-          <w:rFonts w:eastAsiaTheme="minorEastAsia"/>
-          <w:sz w:val="24"/>
-          <w:szCs w:val="24"/>
-        </w:rPr>
-        <w:t>, like in the ordinal features case,</w:t>
-      </w:r>
-      <w:r>
-        <w:rPr>
-          <w:rFonts w:eastAsiaTheme="minorEastAsia"/>
-          <w:sz w:val="24"/>
-          <w:szCs w:val="24"/>
-        </w:rPr>
-        <w:t xml:space="preserve"> was taken primarily for the </w:t>
-      </w:r>
-      <w:r>
-        <w:rPr>
-          <w:rFonts w:eastAsiaTheme="minorEastAsia"/>
-          <w:sz w:val="24"/>
-          <w:szCs w:val="24"/>
-        </w:rPr>
-        <w:t xml:space="preserve">binary </w:t>
-      </w:r>
-      <w:r>
-        <w:rPr>
-          <w:rFonts w:eastAsiaTheme="minorEastAsia"/>
-          <w:sz w:val="24"/>
-          <w:szCs w:val="24"/>
-        </w:rPr>
-        <w:t xml:space="preserve">features where the full model did not converge due to the complex random effects structure. We also fit this reduced model for the features where the full model did converge as a means of sensitivity analysis to check if the simpler random effects structure changes the model estimate for the effect of lobe, which is our main estimate of interest in addressing the research question. </w:t>
-      </w:r>
-    </w:p>
-    <w:p>
-      <w:pPr>
-        <w:spacing w:line="480" w:lineRule="auto"/>
+      </w:pPr>
+      <w:r>
         <w:rPr>
           <w:rFonts w:eastAsiaTheme="minorEastAsia"/>
           <w:b/>
@@ -14902,36 +14411,14 @@
           <w:sz w:val="24"/>
           <w:szCs w:val="24"/>
         </w:rPr>
-      </w:pPr>
+        <w:t>Estimation Method</w:t>
+      </w:r>
     </w:p>
     <w:p>
       <w:pPr>
         <w:spacing w:line="480" w:lineRule="auto"/>
         <w:rPr>
           <w:rFonts w:eastAsiaTheme="minorEastAsia"/>
-          <w:b/>
-          <w:bCs/>
-          <w:sz w:val="24"/>
-          <w:szCs w:val="24"/>
-        </w:rPr>
-      </w:pPr>
-      <w:r>
-        <w:rPr>
-          <w:rFonts w:eastAsiaTheme="minorEastAsia"/>
-          <w:b/>
-          <w:bCs/>
-          <w:sz w:val="24"/>
-          <w:szCs w:val="24"/>
-        </w:rPr>
-        <w:lastRenderedPageBreak/>
-        <w:t>Estimation Method</w:t>
-      </w:r>
-    </w:p>
-    <w:p>
-      <w:pPr>
-        <w:spacing w:line="480" w:lineRule="auto"/>
-        <w:rPr>
-          <w:rFonts w:eastAsiaTheme="minorEastAsia"/>
           <w:sz w:val="24"/>
           <w:szCs w:val="24"/>
         </w:rPr>
@@ -14950,39 +14437,23 @@
           <w:sz w:val="24"/>
           <w:szCs w:val="24"/>
         </w:rPr>
-        <w:t>Estimation of the model parameters</w:t>
-      </w:r>
-      <w:r>
-        <w:rPr>
-          <w:rFonts w:eastAsiaTheme="minorEastAsia"/>
-          <w:sz w:val="24"/>
-          <w:szCs w:val="24"/>
-        </w:rPr>
-        <w:t xml:space="preserve"> in all our above generalized linear mixed models</w:t>
-      </w:r>
-      <w:r>
-        <w:rPr>
-          <w:rFonts w:eastAsiaTheme="minorEastAsia"/>
-          <w:sz w:val="24"/>
-          <w:szCs w:val="24"/>
-        </w:rPr>
-        <w:t xml:space="preserve"> was performed</w:t>
-      </w:r>
-      <w:r>
-        <w:rPr>
-          <w:rFonts w:eastAsiaTheme="minorEastAsia"/>
-          <w:sz w:val="24"/>
-          <w:szCs w:val="24"/>
-        </w:rPr>
-        <w:t xml:space="preserve"> through the adaptive Gaussian quadrature method.</w:t>
-      </w:r>
-      <w:r>
-        <w:rPr>
-          <w:rFonts w:eastAsiaTheme="minorEastAsia"/>
-          <w:sz w:val="24"/>
-          <w:szCs w:val="24"/>
-        </w:rPr>
-        <w:t xml:space="preserve">  In the case of generalized linear mixed models, </w:t>
+        <w:t xml:space="preserve">All models were fit </w:t>
+      </w:r>
+      <w:r>
+        <w:rPr>
+          <w:rFonts w:eastAsiaTheme="minorEastAsia"/>
+          <w:sz w:val="24"/>
+          <w:szCs w:val="24"/>
+        </w:rPr>
+        <w:t xml:space="preserve">by maximum-likelihood estimation.  </w:t>
+      </w:r>
+      <w:r>
+        <w:rPr>
+          <w:rFonts w:eastAsiaTheme="minorEastAsia"/>
+          <w:sz w:val="24"/>
+          <w:szCs w:val="24"/>
+        </w:rPr>
+        <w:t xml:space="preserve">In the case of generalized linear mixed models, </w:t>
       </w:r>
       <w:r>
         <w:rPr>
@@ -15126,7 +14597,7 @@
           <w:sz w:val="24"/>
           <w:szCs w:val="24"/>
         </w:rPr>
-        <w:t xml:space="preserve"> at a set of abscissas (quadrature points) </w:t>
+        <w:t xml:space="preserve"> at a set of abscissas </w:t>
       </w:r>
       <w:r>
         <w:rPr>
@@ -15689,7 +15160,16 @@
           <w:sz w:val="24"/>
           <w:szCs w:val="24"/>
         </w:rPr>
-        <w:t xml:space="preserve">In standard Gaussian quadrature, </w:t>
+        <w:t xml:space="preserve">In standard </w:t>
+      </w:r>
+      <w:r>
+        <w:rPr>
+          <w:rFonts w:eastAsiaTheme="minorEastAsia"/>
+          <w:sz w:val="24"/>
+          <w:szCs w:val="24"/>
+        </w:rPr>
+        <w:lastRenderedPageBreak/>
+        <w:t xml:space="preserve">Gaussian quadrature, </w:t>
       </w:r>
       <w:r>
         <w:rPr>
@@ -15769,25 +15249,47 @@
           <w:sz w:val="24"/>
           <w:szCs w:val="24"/>
         </w:rPr>
-        <w:t xml:space="preserve"> (</w:t>
-      </w:r>
-      <w:proofErr w:type="spellStart"/>
-      <w:r>
-        <w:rPr>
-          <w:rFonts w:eastAsiaTheme="minorEastAsia"/>
-          <w:sz w:val="24"/>
-          <w:szCs w:val="24"/>
-        </w:rPr>
-        <w:t>Capanu</w:t>
-      </w:r>
-      <w:proofErr w:type="spellEnd"/>
-      <w:r>
-        <w:rPr>
-          <w:rFonts w:eastAsiaTheme="minorEastAsia"/>
-          <w:sz w:val="24"/>
-          <w:szCs w:val="24"/>
-        </w:rPr>
-        <w:t xml:space="preserve"> et al., 2013).</w:t>
+        <w:t xml:space="preserve"> and by incrementally increasing the number of quadrature points</w:t>
+      </w:r>
+      <w:r>
+        <w:rPr>
+          <w:rFonts w:eastAsiaTheme="minorEastAsia"/>
+          <w:sz w:val="24"/>
+          <w:szCs w:val="24"/>
+        </w:rPr>
+        <w:t xml:space="preserve"> until the marginal log-likelihood stabilizes</w:t>
+      </w:r>
+      <w:r>
+        <w:rPr>
+          <w:rFonts w:eastAsiaTheme="minorEastAsia"/>
+          <w:sz w:val="24"/>
+          <w:szCs w:val="24"/>
+        </w:rPr>
+        <w:t xml:space="preserve"> (Capanu et al., 2013</w:t>
+      </w:r>
+      <w:r>
+        <w:rPr>
+          <w:rFonts w:eastAsiaTheme="minorEastAsia"/>
+          <w:sz w:val="24"/>
+          <w:szCs w:val="24"/>
+        </w:rPr>
+        <w:t xml:space="preserve">; </w:t>
+      </w:r>
+      <w:r>
+        <w:rPr>
+          <w:rFonts w:eastAsiaTheme="minorEastAsia"/>
+          <w:sz w:val="24"/>
+          <w:szCs w:val="24"/>
+        </w:rPr>
+        <w:t>Pinheiro &amp; Chao, 2006</w:t>
+      </w:r>
+      <w:r>
+        <w:rPr>
+          <w:rFonts w:eastAsiaTheme="minorEastAsia"/>
+          <w:sz w:val="24"/>
+          <w:szCs w:val="24"/>
+        </w:rPr>
+        <w:t>).</w:t>
       </w:r>
     </w:p>
     <w:p>
@@ -16046,7 +15548,6 @@
           <w:sz w:val="24"/>
           <w:szCs w:val="24"/>
         </w:rPr>
-        <w:lastRenderedPageBreak/>
         <w:t xml:space="preserve">where </w:t>
       </w:r>
       <m:oMath>
@@ -16484,6 +15985,7 @@
           <w:sz w:val="24"/>
           <w:szCs w:val="24"/>
         </w:rPr>
+        <w:lastRenderedPageBreak/>
         <w:t xml:space="preserve">pairwise </w:t>
       </w:r>
       <w:r>
@@ -16724,7 +16226,6 @@
           <w:sz w:val="24"/>
           <w:szCs w:val="24"/>
         </w:rPr>
-        <w:lastRenderedPageBreak/>
         <w:tab/>
         <w:t>For the non-proportional odds model, which produces three</w:t>
       </w:r>
@@ -16899,17 +16400,30 @@
         <w:widowControl w:val="0"/>
         <w:spacing w:line="480" w:lineRule="auto"/>
         <w:rPr>
-          <w:sz w:val="24"/>
-          <w:szCs w:val="24"/>
-        </w:rPr>
-      </w:pPr>
-      <w:r>
-        <w:rPr>
           <w:b/>
           <w:bCs/>
           <w:sz w:val="24"/>
           <w:szCs w:val="24"/>
         </w:rPr>
+      </w:pPr>
+    </w:p>
+    <w:p>
+      <w:pPr>
+        <w:widowControl w:val="0"/>
+        <w:spacing w:line="480" w:lineRule="auto"/>
+        <w:rPr>
+          <w:sz w:val="24"/>
+          <w:szCs w:val="24"/>
+        </w:rPr>
+      </w:pPr>
+      <w:r>
+        <w:rPr>
+          <w:b/>
+          <w:bCs/>
+          <w:sz w:val="24"/>
+          <w:szCs w:val="24"/>
+        </w:rPr>
+        <w:lastRenderedPageBreak/>
         <w:t>Multiple Testing Correction</w:t>
       </w:r>
     </w:p>
@@ -17501,16 +17015,7 @@
           <w:sz w:val="24"/>
           <w:szCs w:val="24"/>
         </w:rPr>
-        <w:t xml:space="preserve"> be the null </w:t>
-      </w:r>
-      <w:r>
-        <w:rPr>
-          <w:rFonts w:eastAsiaTheme="minorEastAsia"/>
-          <w:sz w:val="24"/>
-          <w:szCs w:val="24"/>
-        </w:rPr>
-        <w:lastRenderedPageBreak/>
-        <w:t xml:space="preserve">hypothesis corresponding to </w:t>
+        <w:t xml:space="preserve"> be the null hypothesis corresponding to </w:t>
       </w:r>
       <m:oMath>
         <m:sSub>
@@ -18248,7 +17753,16 @@
           <w:sz w:val="24"/>
           <w:szCs w:val="24"/>
         </w:rPr>
-        <w:t xml:space="preserve">To determine interrater reliability, we calculated the interclass correlation coefficient (ICC) related to rater agreement for our models that were able to fit both random intercept for subject and the nested random effect for rater within subject.  We calculate the ICC for our ordinal features drawing on the method outlined by </w:t>
+        <w:t xml:space="preserve">To determine interrater reliability, we calculated the interclass correlation coefficient (ICC) related to rater agreement for our models that were able to fit both random intercept for subject and the nested random effect for rater within subject.  We calculate the ICC for our ordinal features drawing on the method outlined </w:t>
+      </w:r>
+      <w:r>
+        <w:rPr>
+          <w:rFonts w:eastAsiaTheme="minorEastAsia"/>
+          <w:sz w:val="24"/>
+          <w:szCs w:val="24"/>
+        </w:rPr>
+        <w:lastRenderedPageBreak/>
+        <w:t xml:space="preserve">by </w:t>
       </w:r>
       <w:r>
         <w:rPr>
@@ -18618,7 +18132,6 @@
           <w:sz w:val="24"/>
           <w:szCs w:val="24"/>
         </w:rPr>
-        <w:lastRenderedPageBreak/>
         <w:tab/>
         <w:t xml:space="preserve">To determine the 95% confidence interval for our estimate of the ICC, we used a Delta Method approach proposed by Casella and Berger (2002).  Let </w:t>
       </w:r>
@@ -21484,7 +20997,16 @@
           <w:sz w:val="24"/>
           <w:szCs w:val="24"/>
         </w:rPr>
-        <w:t xml:space="preserve"> terms are the estimated variance and covariance of the variance component estimates, obtained from the covariance matrix provided by the GLIMMIX procedure.  The standard error (SE) of the ICC estimate was obtained by taking the square root of </w:t>
+        <w:t xml:space="preserve"> terms are the estimated variance and covariance of the variance component estimates, obtained from the covariance matrix provided by the GLIMMIX procedure.  The standard error (SE) of the ICC estimate was obtained by taking the </w:t>
+      </w:r>
+      <w:r>
+        <w:rPr>
+          <w:rFonts w:eastAsiaTheme="minorEastAsia"/>
+          <w:sz w:val="24"/>
+          <w:szCs w:val="24"/>
+        </w:rPr>
+        <w:lastRenderedPageBreak/>
+        <w:t xml:space="preserve">square root of </w:t>
       </w:r>
       <m:oMath>
         <m:r>
@@ -21875,7 +21397,6 @@
           <w:sz w:val="24"/>
           <w:szCs w:val="24"/>
         </w:rPr>
-        <w:lastRenderedPageBreak/>
         <w:t xml:space="preserve">where </w:t>
       </w:r>
       <m:oMath>
@@ -23154,6 +22675,7 @@
           <w:sz w:val="24"/>
           <w:szCs w:val="24"/>
         </w:rPr>
+        <w:lastRenderedPageBreak/>
         <w:tab/>
         <w:t>For ordinal measures</w:t>
       </w:r>
@@ -23484,7 +23006,6 @@
           <w:sz w:val="24"/>
           <w:szCs w:val="24"/>
         </w:rPr>
-        <w:lastRenderedPageBreak/>
         <w:t xml:space="preserve">where </w:t>
       </w:r>
       <m:oMath>
@@ -24427,29 +23948,197 @@
     <w:p>
       <w:pPr>
         <w:spacing w:line="480" w:lineRule="auto"/>
-        <w:jc w:val="center"/>
-        <w:rPr>
-          <w:rFonts w:eastAsiaTheme="minorEastAsia"/>
-          <w:sz w:val="24"/>
-          <w:szCs w:val="24"/>
-        </w:rPr>
-      </w:pPr>
-    </w:p>
-    <w:p>
-      <w:pPr>
-        <w:rPr>
-          <w:rFonts w:eastAsiaTheme="minorEastAsia"/>
-          <w:sz w:val="24"/>
-          <w:szCs w:val="24"/>
-        </w:rPr>
-      </w:pPr>
-      <w:r>
-        <w:rPr>
-          <w:rFonts w:eastAsiaTheme="minorEastAsia"/>
-          <w:sz w:val="24"/>
-          <w:szCs w:val="24"/>
-        </w:rPr>
-        <w:br w:type="page"/>
+        <w:rPr>
+          <w:rFonts w:eastAsiaTheme="minorEastAsia"/>
+          <w:sz w:val="24"/>
+          <w:szCs w:val="24"/>
+        </w:rPr>
+      </w:pPr>
+      <w:r>
+        <w:rPr>
+          <w:rFonts w:eastAsiaTheme="minorEastAsia"/>
+          <w:sz w:val="24"/>
+          <w:szCs w:val="24"/>
+        </w:rPr>
+        <w:tab/>
+        <w:t xml:space="preserve">Although both </w:t>
+      </w:r>
+      <w:r>
+        <w:rPr>
+          <w:rFonts w:eastAsiaTheme="minorEastAsia"/>
+          <w:sz w:val="24"/>
+          <w:szCs w:val="24"/>
+        </w:rPr>
+        <w:t xml:space="preserve">the ICC and Cohen’s kappa outlined above provide a measure of interrater reliability, </w:t>
+      </w:r>
+      <w:r>
+        <w:rPr>
+          <w:rFonts w:eastAsiaTheme="minorEastAsia"/>
+          <w:sz w:val="24"/>
+          <w:szCs w:val="24"/>
+        </w:rPr>
+        <w:t xml:space="preserve">they have different interpretations and </w:t>
+      </w:r>
+      <w:r>
+        <w:rPr>
+          <w:rFonts w:eastAsiaTheme="minorEastAsia"/>
+          <w:sz w:val="24"/>
+          <w:szCs w:val="24"/>
+        </w:rPr>
+        <w:t>are produced from different calculation frameworks.</w:t>
+      </w:r>
+      <w:r>
+        <w:rPr>
+          <w:rFonts w:eastAsiaTheme="minorEastAsia"/>
+          <w:sz w:val="24"/>
+          <w:szCs w:val="24"/>
+        </w:rPr>
+        <w:t xml:space="preserve">  The ICC is model based</w:t>
+      </w:r>
+      <w:r>
+        <w:rPr>
+          <w:rFonts w:eastAsiaTheme="minorEastAsia"/>
+          <w:sz w:val="24"/>
+          <w:szCs w:val="24"/>
+        </w:rPr>
+        <w:t>, extracted from the variance components of our mixed models outlined in the</w:t>
+      </w:r>
+      <w:r>
+        <w:rPr>
+          <w:rFonts w:eastAsiaTheme="minorEastAsia"/>
+          <w:sz w:val="24"/>
+          <w:szCs w:val="24"/>
+        </w:rPr>
+        <w:t xml:space="preserve"> Modeling section</w:t>
+      </w:r>
+      <w:r>
+        <w:rPr>
+          <w:rFonts w:eastAsiaTheme="minorEastAsia"/>
+          <w:sz w:val="24"/>
+          <w:szCs w:val="24"/>
+        </w:rPr>
+        <w:t xml:space="preserve">, and </w:t>
+      </w:r>
+      <w:r>
+        <w:rPr>
+          <w:rFonts w:eastAsiaTheme="minorEastAsia"/>
+          <w:sz w:val="24"/>
+          <w:szCs w:val="24"/>
+        </w:rPr>
+        <w:t>represents</w:t>
+      </w:r>
+      <w:r>
+        <w:rPr>
+          <w:rFonts w:eastAsiaTheme="minorEastAsia"/>
+          <w:sz w:val="24"/>
+          <w:szCs w:val="24"/>
+        </w:rPr>
+        <w:t xml:space="preserve"> the proportion of total </w:t>
+      </w:r>
+      <w:r>
+        <w:rPr>
+          <w:rFonts w:eastAsiaTheme="minorEastAsia"/>
+          <w:sz w:val="24"/>
+          <w:szCs w:val="24"/>
+        </w:rPr>
+        <w:lastRenderedPageBreak/>
+        <w:t xml:space="preserve">variability </w:t>
+      </w:r>
+      <w:r>
+        <w:rPr>
+          <w:rFonts w:eastAsiaTheme="minorEastAsia"/>
+          <w:sz w:val="24"/>
+          <w:szCs w:val="24"/>
+        </w:rPr>
+        <w:t>attributable to differences between subjects once rater effects have been removed.</w:t>
+      </w:r>
+      <w:r>
+        <w:rPr>
+          <w:rFonts w:eastAsiaTheme="minorEastAsia"/>
+          <w:sz w:val="24"/>
+          <w:szCs w:val="24"/>
+        </w:rPr>
+        <w:t xml:space="preserve">  Cohen’s kappa is a descriptive measure computed from the cross-</w:t>
+      </w:r>
+      <w:r>
+        <w:rPr>
+          <w:rFonts w:eastAsiaTheme="minorEastAsia"/>
+          <w:sz w:val="24"/>
+          <w:szCs w:val="24"/>
+        </w:rPr>
+        <w:t>classification table of raw scores</w:t>
+      </w:r>
+      <w:r>
+        <w:rPr>
+          <w:rFonts w:eastAsiaTheme="minorEastAsia"/>
+          <w:sz w:val="24"/>
+          <w:szCs w:val="24"/>
+        </w:rPr>
+        <w:t xml:space="preserve"> as opposed to the model itself</w:t>
+      </w:r>
+      <w:r>
+        <w:rPr>
+          <w:rFonts w:eastAsiaTheme="minorEastAsia"/>
+          <w:sz w:val="24"/>
+          <w:szCs w:val="24"/>
+        </w:rPr>
+        <w:t xml:space="preserve">, </w:t>
+      </w:r>
+      <w:r>
+        <w:rPr>
+          <w:rFonts w:eastAsiaTheme="minorEastAsia"/>
+          <w:sz w:val="24"/>
+          <w:szCs w:val="24"/>
+        </w:rPr>
+        <w:t>and is an evaluation of absolute agreement</w:t>
+      </w:r>
+      <w:r>
+        <w:rPr>
+          <w:rFonts w:eastAsiaTheme="minorEastAsia"/>
+          <w:sz w:val="24"/>
+          <w:szCs w:val="24"/>
+        </w:rPr>
+        <w:t>, controlling for chance.</w:t>
+      </w:r>
+      <w:r>
+        <w:rPr>
+          <w:rFonts w:eastAsiaTheme="minorEastAsia"/>
+          <w:sz w:val="24"/>
+          <w:szCs w:val="24"/>
+        </w:rPr>
+        <w:t xml:space="preserve">  By reporting both measures of interrater reliability, we provide a fuller picture</w:t>
+      </w:r>
+      <w:r>
+        <w:rPr>
+          <w:rFonts w:eastAsiaTheme="minorEastAsia"/>
+          <w:sz w:val="24"/>
+          <w:szCs w:val="24"/>
+        </w:rPr>
+        <w:t xml:space="preserve"> of </w:t>
+      </w:r>
+      <w:r>
+        <w:rPr>
+          <w:rFonts w:eastAsiaTheme="minorEastAsia"/>
+          <w:sz w:val="24"/>
+          <w:szCs w:val="24"/>
+        </w:rPr>
+        <w:t>agreement</w:t>
+      </w:r>
+      <w:r>
+        <w:rPr>
+          <w:rFonts w:eastAsiaTheme="minorEastAsia"/>
+          <w:sz w:val="24"/>
+          <w:szCs w:val="24"/>
+        </w:rPr>
+        <w:t xml:space="preserve"> in scores</w:t>
+      </w:r>
+      <w:r>
+        <w:rPr>
+          <w:rFonts w:eastAsiaTheme="minorEastAsia"/>
+          <w:sz w:val="24"/>
+          <w:szCs w:val="24"/>
+        </w:rPr>
+        <w:t>.</w:t>
       </w:r>
     </w:p>
     <w:p>
@@ -24458,6 +24147,34 @@
         <w:jc w:val="center"/>
         <w:rPr>
           <w:rFonts w:eastAsiaTheme="minorEastAsia"/>
+          <w:sz w:val="24"/>
+          <w:szCs w:val="24"/>
+        </w:rPr>
+      </w:pPr>
+    </w:p>
+    <w:p>
+      <w:pPr>
+        <w:rPr>
+          <w:rFonts w:eastAsiaTheme="minorEastAsia"/>
+          <w:sz w:val="24"/>
+          <w:szCs w:val="24"/>
+        </w:rPr>
+      </w:pPr>
+      <w:r>
+        <w:rPr>
+          <w:rFonts w:eastAsiaTheme="minorEastAsia"/>
+          <w:sz w:val="24"/>
+          <w:szCs w:val="24"/>
+        </w:rPr>
+        <w:br w:type="page"/>
+      </w:r>
+    </w:p>
+    <w:p>
+      <w:pPr>
+        <w:spacing w:line="480" w:lineRule="auto"/>
+        <w:jc w:val="center"/>
+        <w:rPr>
+          <w:rFonts w:eastAsiaTheme="minorEastAsia"/>
           <w:b/>
           <w:bCs/>
           <w:sz w:val="24"/>
@@ -24564,43 +24281,7 @@
           <w:sz w:val="24"/>
           <w:szCs w:val="24"/>
         </w:rPr>
-        <w:t xml:space="preserve">of the cohort’s lung disease was a result of NTM belonging to mycobacterium avium complex, 31 had NTM-LD as a result of mycobacterium </w:t>
-      </w:r>
-      <w:proofErr w:type="spellStart"/>
-      <w:r>
-        <w:rPr>
-          <w:rFonts w:eastAsiaTheme="minorEastAsia"/>
-          <w:sz w:val="24"/>
-          <w:szCs w:val="24"/>
-        </w:rPr>
-        <w:t>abscessus</w:t>
-      </w:r>
-      <w:proofErr w:type="spellEnd"/>
-      <w:r>
-        <w:rPr>
-          <w:rFonts w:eastAsiaTheme="minorEastAsia"/>
-          <w:sz w:val="24"/>
-          <w:szCs w:val="24"/>
-        </w:rPr>
-        <w:t xml:space="preserve"> complex, 16 had lung disease as a result of both MAC and m. </w:t>
-      </w:r>
-      <w:proofErr w:type="spellStart"/>
-      <w:r>
-        <w:rPr>
-          <w:rFonts w:eastAsiaTheme="minorEastAsia"/>
-          <w:sz w:val="24"/>
-          <w:szCs w:val="24"/>
-        </w:rPr>
-        <w:t>abscessus</w:t>
-      </w:r>
-      <w:proofErr w:type="spellEnd"/>
-      <w:r>
-        <w:rPr>
-          <w:rFonts w:eastAsiaTheme="minorEastAsia"/>
-          <w:sz w:val="24"/>
-          <w:szCs w:val="24"/>
-        </w:rPr>
-        <w:t>, and 10 had lung disease as a result of other pathogens.  Age group and gender proportions were similar in each group, being largely female and over 65 years of age</w:t>
+        <w:t>of the cohort’s lung disease was a result of NTM belonging to mycobacterium avium complex, 31 had NTM-LD as a result of mycobacterium abscessus complex, 16 had lung disease as a result of both MAC and m. abscessus, and 10 had lung disease as a result of other pathogens.  Age group and gender proportions were similar in each group, being largely female and over 65 years of age</w:t>
       </w:r>
       <w:r>
         <w:rPr>
@@ -24650,25 +24331,7 @@
           <w:sz w:val="24"/>
           <w:szCs w:val="24"/>
         </w:rPr>
-        <w:t xml:space="preserve">We now get into the results for our </w:t>
-      </w:r>
-      <w:proofErr w:type="spellStart"/>
-      <w:r>
-        <w:rPr>
-          <w:rFonts w:eastAsiaTheme="minorEastAsia"/>
-          <w:sz w:val="24"/>
-          <w:szCs w:val="24"/>
-        </w:rPr>
-        <w:t>lobewise</w:t>
-      </w:r>
-      <w:proofErr w:type="spellEnd"/>
-      <w:r>
-        <w:rPr>
-          <w:rFonts w:eastAsiaTheme="minorEastAsia"/>
-          <w:sz w:val="24"/>
-          <w:szCs w:val="24"/>
-        </w:rPr>
-        <w:t xml:space="preserve"> comparisons to address the research question regarding the differences in severities of the disease among the lung lobes</w:t>
+        <w:t>We now get into the results for our lobewise comparisons to address the research question regarding the differences in severities of the disease among the lung lobes</w:t>
       </w:r>
       <w:r>
         <w:rPr>
@@ -24695,43 +24358,7 @@
           <w:sz w:val="24"/>
           <w:szCs w:val="24"/>
         </w:rPr>
-        <w:t xml:space="preserve">Our atelectasis feature was only able to fit the reduced ordinal logistic regression modeling approach.  Based on our </w:t>
-      </w:r>
-      <w:proofErr w:type="spellStart"/>
-      <w:r>
-        <w:rPr>
-          <w:rFonts w:eastAsiaTheme="minorEastAsia"/>
-          <w:sz w:val="24"/>
-          <w:szCs w:val="24"/>
-        </w:rPr>
-        <w:t>lobewise</w:t>
-      </w:r>
-      <w:proofErr w:type="spellEnd"/>
-      <w:r>
-        <w:rPr>
-          <w:rFonts w:eastAsiaTheme="minorEastAsia"/>
-          <w:sz w:val="24"/>
-          <w:szCs w:val="24"/>
-        </w:rPr>
-        <w:t xml:space="preserve"> comparisons for this feature, we see that the two lobes that are most severely affected are the right middle lobe and lingula, which are significantly more affected by NTM-LD than the other four lobes </w:t>
-      </w:r>
-      <w:proofErr w:type="spellStart"/>
-      <w:r>
-        <w:rPr>
-          <w:rFonts w:eastAsiaTheme="minorEastAsia"/>
-          <w:sz w:val="24"/>
-          <w:szCs w:val="24"/>
-        </w:rPr>
-        <w:t>analysed</w:t>
-      </w:r>
-      <w:proofErr w:type="spellEnd"/>
-      <w:r>
-        <w:rPr>
-          <w:rFonts w:eastAsiaTheme="minorEastAsia"/>
-          <w:sz w:val="24"/>
-          <w:szCs w:val="24"/>
-        </w:rPr>
-        <w:t xml:space="preserve">.  The largest odds ratio was 24.4 </w:t>
+        <w:t xml:space="preserve">Our atelectasis feature was only able to fit the reduced ordinal logistic regression modeling approach.  Based on our lobewise comparisons for this feature, we see that the two lobes that are most severely affected are the right middle lobe and lingula, which are significantly more affected by NTM-LD than the other four lobes analysed.  The largest odds ratio was 24.4 </w:t>
       </w:r>
       <w:r>
         <w:rPr>
@@ -24888,7 +24515,23 @@
           <w:sz w:val="24"/>
           <w:szCs w:val="24"/>
         </w:rPr>
-        <w:t>representing the 95% Cis (</w:t>
+        <w:t>representing the 95% C</w:t>
+      </w:r>
+      <w:r>
+        <w:rPr>
+          <w:rFonts w:eastAsiaTheme="minorEastAsia"/>
+          <w:sz w:val="24"/>
+          <w:szCs w:val="24"/>
+        </w:rPr>
+        <w:t>I</w:t>
+      </w:r>
+      <w:r>
+        <w:rPr>
+          <w:rFonts w:eastAsiaTheme="minorEastAsia"/>
+          <w:sz w:val="24"/>
+          <w:szCs w:val="24"/>
+        </w:rPr>
+        <w:t>s (</w:t>
       </w:r>
       <w:r>
         <w:rPr>
@@ -24972,25 +24615,7 @@
           <w:sz w:val="24"/>
           <w:szCs w:val="24"/>
         </w:rPr>
-        <w:t xml:space="preserve">We were also able to fit the non-proportional odds modeling approach for bronchiectasis, which allowed us to attain 3 different odds ratio estimates for each of the pairwise comparisons between lobes, one for each cut-point between the severity thresholds.  The estimates in red in the top panel are the estimates for the odds ratios corresponding to the cut-point between the 0 and 1 severity categories, those in green in the middle are the odds ratios corresponding to the </w:t>
-      </w:r>
-      <w:proofErr w:type="spellStart"/>
-      <w:r>
-        <w:rPr>
-          <w:rFonts w:eastAsiaTheme="minorEastAsia"/>
-          <w:sz w:val="24"/>
-          <w:szCs w:val="24"/>
-        </w:rPr>
-        <w:t>cutpoint</w:t>
-      </w:r>
-      <w:proofErr w:type="spellEnd"/>
-      <w:r>
-        <w:rPr>
-          <w:rFonts w:eastAsiaTheme="minorEastAsia"/>
-          <w:sz w:val="24"/>
-          <w:szCs w:val="24"/>
-        </w:rPr>
-        <w:t xml:space="preserve"> between the 1 and 2 severity categories, and those in blue </w:t>
+        <w:t xml:space="preserve">We were also able to fit the non-proportional odds modeling approach for bronchiectasis, which allowed us to attain 3 different odds ratio estimates for each of the pairwise comparisons between lobes, one for each cut-point between the severity thresholds.  The estimates in red in the top panel are the estimates for the odds ratios corresponding to the cut-point between the 0 and 1 severity categories, those in green in the middle are the odds ratios corresponding to the cutpoint between the 1 and 2 severity categories, and those in blue </w:t>
       </w:r>
       <w:r>
         <w:rPr>
@@ -24999,25 +24624,7 @@
           <w:szCs w:val="24"/>
         </w:rPr>
         <w:lastRenderedPageBreak/>
-        <w:t xml:space="preserve">in the bottom panel are the odds ratios corresponding to the </w:t>
-      </w:r>
-      <w:proofErr w:type="spellStart"/>
-      <w:r>
-        <w:rPr>
-          <w:rFonts w:eastAsiaTheme="minorEastAsia"/>
-          <w:sz w:val="24"/>
-          <w:szCs w:val="24"/>
-        </w:rPr>
-        <w:t>cutpoint</w:t>
-      </w:r>
-      <w:proofErr w:type="spellEnd"/>
-      <w:r>
-        <w:rPr>
-          <w:rFonts w:eastAsiaTheme="minorEastAsia"/>
-          <w:sz w:val="24"/>
-          <w:szCs w:val="24"/>
-        </w:rPr>
-        <w:t xml:space="preserve"> between the 2 and 3 severity categories</w:t>
+        <w:t>in the bottom panel are the odds ratios corresponding to the cutpoint between the 2 and 3 severity categories</w:t>
       </w:r>
       <w:r>
         <w:rPr>
@@ -25792,7 +25399,23 @@
           <w:sz w:val="24"/>
           <w:szCs w:val="24"/>
         </w:rPr>
-        <w:t xml:space="preserve"> in Appendix A for all features raw scores)</w:t>
+        <w:t xml:space="preserve"> in Appendix A for all features</w:t>
+      </w:r>
+      <w:r>
+        <w:rPr>
+          <w:rFonts w:eastAsiaTheme="minorEastAsia"/>
+          <w:sz w:val="24"/>
+          <w:szCs w:val="24"/>
+        </w:rPr>
+        <w:t>’</w:t>
+      </w:r>
+      <w:r>
+        <w:rPr>
+          <w:rFonts w:eastAsiaTheme="minorEastAsia"/>
+          <w:sz w:val="24"/>
+          <w:szCs w:val="24"/>
+        </w:rPr>
+        <w:t xml:space="preserve"> raw scores)</w:t>
       </w:r>
       <w:r>
         <w:rPr>
@@ -25832,25 +25455,7 @@
           <w:sz w:val="24"/>
           <w:szCs w:val="24"/>
         </w:rPr>
-        <w:t xml:space="preserve"> as a random effect. This may explain why the ICC is so high, since part of the rater-to-rater variability has already been accounted for by the fixed </w:t>
-      </w:r>
-      <w:proofErr w:type="spellStart"/>
-      <w:r>
-        <w:rPr>
-          <w:rFonts w:eastAsiaTheme="minorEastAsia"/>
-          <w:sz w:val="24"/>
-          <w:szCs w:val="24"/>
-        </w:rPr>
-        <w:t>rater</w:t>
-      </w:r>
-      <w:proofErr w:type="spellEnd"/>
-      <w:r>
-        <w:rPr>
-          <w:rFonts w:eastAsiaTheme="minorEastAsia"/>
-          <w:sz w:val="24"/>
-          <w:szCs w:val="24"/>
-        </w:rPr>
-        <w:t xml:space="preserve"> term.</w:t>
+        <w:t xml:space="preserve"> as a random effect. This may explain why the ICC is so high, since part of the rater-to-rater variability has already been accounted for by the fixed rater term.</w:t>
       </w:r>
     </w:p>
     <w:p>
@@ -25918,25 +25523,7 @@
           <w:sz w:val="24"/>
           <w:szCs w:val="24"/>
         </w:rPr>
-        <w:t xml:space="preserve">, is higher in comparison to all of the corresponding unweighted </w:t>
-      </w:r>
-      <w:proofErr w:type="spellStart"/>
-      <w:r>
-        <w:rPr>
-          <w:rFonts w:eastAsiaTheme="minorEastAsia"/>
-          <w:sz w:val="24"/>
-          <w:szCs w:val="24"/>
-        </w:rPr>
-        <w:t>kappas</w:t>
-      </w:r>
-      <w:proofErr w:type="spellEnd"/>
-      <w:r>
-        <w:rPr>
-          <w:rFonts w:eastAsiaTheme="minorEastAsia"/>
-          <w:sz w:val="24"/>
-          <w:szCs w:val="24"/>
-        </w:rPr>
-        <w:t>, suggesting that although perfect agreement was not always achieved, most scores were not far apart on the 4-point ordinal scale.</w:t>
+        <w:t>, is higher in comparison to all of the corresponding unweighted kappas, suggesting that although perfect agreement was not always achieved, most scores were not far apart on the 4-point ordinal scale.</w:t>
       </w:r>
     </w:p>
     <w:p>
@@ -27853,18 +27440,8 @@
           <w:sz w:val="24"/>
           <w:szCs w:val="24"/>
         </w:rPr>
-        <w:t xml:space="preserve">Pairwise Comparisons Results for All </w:t>
-      </w:r>
-      <w:proofErr w:type="spellStart"/>
-      <w:r>
-        <w:rPr>
-          <w:rFonts w:eastAsiaTheme="minorEastAsia"/>
-          <w:sz w:val="24"/>
-          <w:szCs w:val="24"/>
-        </w:rPr>
-        <w:t>Cutpoints</w:t>
-      </w:r>
-      <w:proofErr w:type="spellEnd"/>
+        <w:t>Pairwise Comparisons Results for All Cutpoints</w:t>
+      </w:r>
     </w:p>
     <w:p>
       <w:pPr>
@@ -28140,7 +27717,7 @@
           <w:szCs w:val="24"/>
         </w:rPr>
         <w:drawing>
-          <wp:inline distT="0" distB="0" distL="0" distR="0" wp14:anchorId="090CE106" wp14:editId="6A9C8EF7">
+          <wp:inline distT="0" distB="0" distL="0" distR="0" wp14:anchorId="090CE106" wp14:editId="3E00E755">
             <wp:extent cx="5943600" cy="6792595"/>
             <wp:effectExtent l="0" t="0" r="0" b="8255"/>
             <wp:docPr id="1251132148" name="Picture 4" descr="A graph with red dots&#10;&#10;AI-generated content may be incorrect."/>
@@ -28914,7 +28491,7 @@
           <w:szCs w:val="24"/>
         </w:rPr>
         <w:drawing>
-          <wp:inline distT="0" distB="0" distL="0" distR="0" wp14:anchorId="569FC101" wp14:editId="607E5C01">
+          <wp:inline distT="0" distB="0" distL="0" distR="0" wp14:anchorId="569FC101" wp14:editId="4289DD70">
             <wp:extent cx="5943600" cy="6792595"/>
             <wp:effectExtent l="0" t="0" r="0" b="8255"/>
             <wp:docPr id="1809733870" name="Picture 10" descr="A graph with lines and dots&#10;&#10;AI-generated content may be incorrect."/>
@@ -29031,7 +28608,7 @@
           <w:szCs w:val="24"/>
         </w:rPr>
         <w:drawing>
-          <wp:inline distT="0" distB="0" distL="0" distR="0" wp14:anchorId="306786AB" wp14:editId="2CCA1B19">
+          <wp:inline distT="0" distB="0" distL="0" distR="0" wp14:anchorId="306786AB" wp14:editId="3ED66913">
             <wp:extent cx="5943600" cy="6792595"/>
             <wp:effectExtent l="0" t="0" r="0" b="8255"/>
             <wp:docPr id="1196596638" name="Picture 12" descr="A graph of a graph&#10;&#10;AI-generated content may be incorrect."/>
@@ -29148,7 +28725,7 @@
           <w:szCs w:val="24"/>
         </w:rPr>
         <w:drawing>
-          <wp:inline distT="0" distB="0" distL="0" distR="0" wp14:anchorId="1EF35EBD" wp14:editId="3E465F7D">
+          <wp:inline distT="0" distB="0" distL="0" distR="0" wp14:anchorId="1EF35EBD" wp14:editId="0197FD20">
             <wp:extent cx="5943600" cy="6792595"/>
             <wp:effectExtent l="0" t="0" r="0" b="8255"/>
             <wp:docPr id="808373514" name="Picture 14" descr="A graph with red lines and dots&#10;&#10;AI-generated content may be incorrect."/>
@@ -29258,7 +28835,7 @@
           <w:szCs w:val="24"/>
         </w:rPr>
         <w:drawing>
-          <wp:inline distT="0" distB="0" distL="0" distR="0" wp14:anchorId="334AA507" wp14:editId="58688F18">
+          <wp:inline distT="0" distB="0" distL="0" distR="0" wp14:anchorId="334AA507" wp14:editId="5CE2BDCB">
             <wp:extent cx="5943600" cy="6792595"/>
             <wp:effectExtent l="0" t="0" r="0" b="8255"/>
             <wp:docPr id="1974017480" name="Picture 16" descr="A graph with red dots&#10;&#10;AI-generated content may be incorrect."/>
@@ -29376,7 +28953,7 @@
           <w:szCs w:val="24"/>
         </w:rPr>
         <w:drawing>
-          <wp:inline distT="0" distB="0" distL="0" distR="0" wp14:anchorId="33DBC321" wp14:editId="1DF4EE59">
+          <wp:inline distT="0" distB="0" distL="0" distR="0" wp14:anchorId="33DBC321" wp14:editId="3B94F75F">
             <wp:extent cx="5943600" cy="6792595"/>
             <wp:effectExtent l="0" t="0" r="0" b="8255"/>
             <wp:docPr id="437943070" name="Picture 18" descr="A graph with lines and dots&#10;&#10;AI-generated content may be incorrect."/>
@@ -29649,6 +29226,7 @@
       <w:pPr>
         <w:spacing w:line="480" w:lineRule="auto"/>
         <w:ind w:firstLine="720"/>
+        <w:contextualSpacing/>
         <w:jc w:val="center"/>
         <w:rPr>
           <w:rFonts w:eastAsiaTheme="minorEastAsia"/>
@@ -29668,6 +29246,1120 @@
         </w:rPr>
         <w:lastRenderedPageBreak/>
         <w:t>CHAPTER IV</w:t>
+      </w:r>
+    </w:p>
+    <w:p>
+      <w:pPr>
+        <w:spacing w:line="480" w:lineRule="auto"/>
+        <w:ind w:firstLine="720"/>
+        <w:contextualSpacing/>
+        <w:jc w:val="center"/>
+        <w:rPr>
+          <w:rFonts w:eastAsiaTheme="minorEastAsia"/>
+          <w:b/>
+          <w:bCs/>
+          <w:sz w:val="24"/>
+          <w:szCs w:val="24"/>
+        </w:rPr>
+      </w:pPr>
+      <w:r>
+        <w:rPr>
+          <w:rFonts w:eastAsiaTheme="minorEastAsia"/>
+          <w:b/>
+          <w:bCs/>
+          <w:sz w:val="24"/>
+          <w:szCs w:val="24"/>
+        </w:rPr>
+        <w:t>DISCUSSION</w:t>
+      </w:r>
+    </w:p>
+    <w:p>
+      <w:pPr>
+        <w:spacing w:line="480" w:lineRule="auto"/>
+        <w:ind w:firstLine="720"/>
+        <w:contextualSpacing/>
+        <w:jc w:val="center"/>
+        <w:rPr>
+          <w:rFonts w:eastAsiaTheme="minorEastAsia"/>
+          <w:b/>
+          <w:bCs/>
+          <w:sz w:val="24"/>
+          <w:szCs w:val="24"/>
+        </w:rPr>
+      </w:pPr>
+      <w:r>
+        <w:rPr>
+          <w:rFonts w:eastAsiaTheme="minorEastAsia"/>
+          <w:b/>
+          <w:bCs/>
+          <w:sz w:val="24"/>
+          <w:szCs w:val="24"/>
+        </w:rPr>
+        <w:t>Results in Context</w:t>
+      </w:r>
+    </w:p>
+    <w:p>
+      <w:pPr>
+        <w:spacing w:after="160" w:line="480" w:lineRule="auto"/>
+        <w:ind w:firstLine="720"/>
+        <w:contextualSpacing/>
+        <w:rPr>
+          <w:sz w:val="24"/>
+          <w:szCs w:val="24"/>
+        </w:rPr>
+      </w:pPr>
+      <w:r>
+        <w:rPr>
+          <w:sz w:val="24"/>
+          <w:szCs w:val="24"/>
+        </w:rPr>
+        <w:t xml:space="preserve">As a high-level </w:t>
+      </w:r>
+      <w:r>
+        <w:rPr>
+          <w:sz w:val="24"/>
+          <w:szCs w:val="24"/>
+        </w:rPr>
+        <w:t>over</w:t>
+      </w:r>
+      <w:r>
+        <w:rPr>
+          <w:sz w:val="24"/>
+          <w:szCs w:val="24"/>
+        </w:rPr>
+        <w:t xml:space="preserve">view of our results pertaining to the research question, we found that </w:t>
+      </w:r>
+      <w:r>
+        <w:rPr>
+          <w:sz w:val="24"/>
+          <w:szCs w:val="24"/>
+        </w:rPr>
+        <w:t>atelectasis and bronchiectasis</w:t>
+      </w:r>
+      <w:r>
+        <w:rPr>
+          <w:sz w:val="24"/>
+          <w:szCs w:val="24"/>
+        </w:rPr>
+        <w:t xml:space="preserve"> were most severe in the RML and lingula, consolidation </w:t>
+      </w:r>
+      <w:r>
+        <w:rPr>
+          <w:sz w:val="24"/>
+          <w:szCs w:val="24"/>
+        </w:rPr>
+        <w:t>was most severe in the RML and RUL, ground</w:t>
+      </w:r>
+      <w:r>
+        <w:rPr>
+          <w:sz w:val="24"/>
+          <w:szCs w:val="24"/>
+        </w:rPr>
+        <w:t>-</w:t>
+      </w:r>
+      <w:r>
+        <w:rPr>
+          <w:sz w:val="24"/>
+          <w:szCs w:val="24"/>
+        </w:rPr>
+        <w:t xml:space="preserve">glass opacities and large nodules </w:t>
+      </w:r>
+      <w:r>
+        <w:rPr>
+          <w:sz w:val="24"/>
+          <w:szCs w:val="24"/>
+        </w:rPr>
+        <w:t xml:space="preserve">were most severe in the RLL, RUL, and LLL, thick wall cavities </w:t>
+      </w:r>
+      <w:r>
+        <w:rPr>
+          <w:sz w:val="24"/>
+          <w:szCs w:val="24"/>
+        </w:rPr>
+        <w:t>were most severe in the RUL and RLL, tree-in-bud opacities were most severe in the RLL and LLL</w:t>
+      </w:r>
+      <w:r>
+        <w:rPr>
+          <w:sz w:val="24"/>
+          <w:szCs w:val="24"/>
+        </w:rPr>
+        <w:t xml:space="preserve">, and thin wall cavities </w:t>
+      </w:r>
+      <w:r>
+        <w:rPr>
+          <w:sz w:val="24"/>
+          <w:szCs w:val="24"/>
+        </w:rPr>
+        <w:t>had no significant differences in lobar severity.</w:t>
+      </w:r>
+    </w:p>
+    <w:p>
+      <w:pPr>
+        <w:spacing w:after="160" w:line="480" w:lineRule="auto"/>
+        <w:ind w:firstLine="720"/>
+        <w:contextualSpacing/>
+        <w:rPr>
+          <w:sz w:val="24"/>
+          <w:szCs w:val="24"/>
+        </w:rPr>
+      </w:pPr>
+      <w:r>
+        <w:rPr>
+          <w:sz w:val="24"/>
+          <w:szCs w:val="24"/>
+        </w:rPr>
+        <w:t xml:space="preserve">The </w:t>
+      </w:r>
+      <w:r>
+        <w:rPr>
+          <w:sz w:val="24"/>
+          <w:szCs w:val="24"/>
+        </w:rPr>
+        <w:t>greater severity of atelectasis and bronchiectasis observed in the RML and lingula is unsurprising and reflects</w:t>
+      </w:r>
+      <w:r>
+        <w:rPr>
+          <w:sz w:val="24"/>
+          <w:szCs w:val="24"/>
+        </w:rPr>
+        <w:t xml:space="preserve"> findings commonly observed in the literature.</w:t>
+      </w:r>
+      <w:r>
+        <w:rPr>
+          <w:sz w:val="24"/>
+          <w:szCs w:val="24"/>
+        </w:rPr>
+        <w:t xml:space="preserve">  Choi et al. (2019)</w:t>
+      </w:r>
+      <w:r>
+        <w:rPr>
+          <w:sz w:val="24"/>
+          <w:szCs w:val="24"/>
+        </w:rPr>
+        <w:t xml:space="preserve"> </w:t>
+      </w:r>
+      <w:r>
+        <w:rPr>
+          <w:sz w:val="24"/>
+          <w:szCs w:val="24"/>
+        </w:rPr>
+        <w:t xml:space="preserve">suggest that </w:t>
+      </w:r>
+      <w:r>
+        <w:rPr>
+          <w:sz w:val="24"/>
+          <w:szCs w:val="24"/>
+        </w:rPr>
+        <w:t xml:space="preserve">anatomic features </w:t>
+      </w:r>
+      <w:r>
+        <w:rPr>
+          <w:sz w:val="24"/>
+          <w:szCs w:val="24"/>
+        </w:rPr>
+        <w:t>in these lobes, namely more narrowed</w:t>
+      </w:r>
+      <w:r>
+        <w:rPr>
+          <w:sz w:val="24"/>
+          <w:szCs w:val="24"/>
+        </w:rPr>
+        <w:t xml:space="preserve"> or</w:t>
+      </w:r>
+      <w:r>
+        <w:rPr>
+          <w:sz w:val="24"/>
+          <w:szCs w:val="24"/>
+        </w:rPr>
+        <w:t xml:space="preserve"> more </w:t>
+      </w:r>
+      <w:r>
+        <w:rPr>
+          <w:sz w:val="24"/>
+          <w:szCs w:val="24"/>
+        </w:rPr>
+        <w:t>acutely angled</w:t>
+      </w:r>
+      <w:r>
+        <w:rPr>
+          <w:sz w:val="24"/>
+          <w:szCs w:val="24"/>
+        </w:rPr>
+        <w:t xml:space="preserve"> bronchi</w:t>
+      </w:r>
+      <w:r>
+        <w:rPr>
+          <w:sz w:val="24"/>
+          <w:szCs w:val="24"/>
+        </w:rPr>
+        <w:t xml:space="preserve">, may be responsible, </w:t>
+      </w:r>
+      <w:r>
+        <w:rPr>
+          <w:sz w:val="24"/>
+          <w:szCs w:val="24"/>
+        </w:rPr>
+        <w:t>as narrowed</w:t>
+      </w:r>
+      <w:r>
+        <w:rPr>
+          <w:sz w:val="24"/>
+          <w:szCs w:val="24"/>
+        </w:rPr>
+        <w:t xml:space="preserve"> or </w:t>
+      </w:r>
+      <w:r>
+        <w:rPr>
+          <w:sz w:val="24"/>
+          <w:szCs w:val="24"/>
+        </w:rPr>
+        <w:t>acutely angled</w:t>
+      </w:r>
+      <w:r>
+        <w:rPr>
+          <w:sz w:val="24"/>
+          <w:szCs w:val="24"/>
+        </w:rPr>
+        <w:t xml:space="preserve"> bronchi may be less conducive to </w:t>
+      </w:r>
+      <w:r>
+        <w:rPr>
+          <w:sz w:val="24"/>
+          <w:szCs w:val="24"/>
+        </w:rPr>
+        <w:t>clearing out secretions from these lung regions during forced exhalation.</w:t>
+      </w:r>
+      <w:r>
+        <w:rPr>
+          <w:sz w:val="24"/>
+          <w:szCs w:val="24"/>
+        </w:rPr>
+        <w:t xml:space="preserve">  Lee et al. (2017)</w:t>
+      </w:r>
+      <w:r>
+        <w:rPr>
+          <w:sz w:val="24"/>
+          <w:szCs w:val="24"/>
+        </w:rPr>
+        <w:t xml:space="preserve"> lends credence to </w:t>
+      </w:r>
+      <w:r>
+        <w:rPr>
+          <w:sz w:val="24"/>
+          <w:szCs w:val="24"/>
+        </w:rPr>
+        <w:t xml:space="preserve">this claim, as </w:t>
+      </w:r>
+      <w:r>
+        <w:rPr>
+          <w:sz w:val="24"/>
+          <w:szCs w:val="24"/>
+        </w:rPr>
+        <w:t xml:space="preserve">they found that </w:t>
+      </w:r>
+      <w:r>
+        <w:rPr>
+          <w:sz w:val="24"/>
+          <w:szCs w:val="24"/>
+        </w:rPr>
+        <w:t xml:space="preserve">RML and lingula bronchi angles were more acute in NTM patients than in healthy subjects, and that </w:t>
+      </w:r>
+      <w:r>
+        <w:rPr>
+          <w:sz w:val="24"/>
+          <w:szCs w:val="24"/>
+        </w:rPr>
+        <w:t xml:space="preserve">the angles of the bronchi in segments of the lung involved with NTM were also more acute than </w:t>
+      </w:r>
+      <w:r>
+        <w:rPr>
+          <w:sz w:val="24"/>
+          <w:szCs w:val="24"/>
+        </w:rPr>
+        <w:t xml:space="preserve">those in </w:t>
+      </w:r>
+      <w:r>
+        <w:rPr>
+          <w:sz w:val="24"/>
+          <w:szCs w:val="24"/>
+        </w:rPr>
+        <w:t>segments</w:t>
+      </w:r>
+      <w:r>
+        <w:rPr>
+          <w:sz w:val="24"/>
+          <w:szCs w:val="24"/>
+        </w:rPr>
+        <w:t xml:space="preserve"> not involved with the disease (Choi et al</w:t>
+      </w:r>
+      <w:r>
+        <w:rPr>
+          <w:sz w:val="24"/>
+          <w:szCs w:val="24"/>
+        </w:rPr>
+        <w:t>.</w:t>
+      </w:r>
+      <w:r>
+        <w:rPr>
+          <w:sz w:val="24"/>
+          <w:szCs w:val="24"/>
+        </w:rPr>
+        <w:t xml:space="preserve">, 2019; Lee et al., </w:t>
+      </w:r>
+      <w:r>
+        <w:rPr>
+          <w:sz w:val="24"/>
+          <w:szCs w:val="24"/>
+        </w:rPr>
+        <w:t>2017).</w:t>
+      </w:r>
+      <w:r>
+        <w:rPr>
+          <w:sz w:val="24"/>
+          <w:szCs w:val="24"/>
+        </w:rPr>
+        <w:t xml:space="preserve"> </w:t>
+      </w:r>
+    </w:p>
+    <w:p>
+      <w:pPr>
+        <w:spacing w:after="160" w:line="480" w:lineRule="auto"/>
+        <w:ind w:firstLine="720"/>
+        <w:contextualSpacing/>
+        <w:rPr>
+          <w:sz w:val="24"/>
+          <w:szCs w:val="24"/>
+        </w:rPr>
+      </w:pPr>
+      <w:r>
+        <w:rPr>
+          <w:sz w:val="24"/>
+          <w:szCs w:val="24"/>
+        </w:rPr>
+        <w:t>Based on our results for the thick wall cavity feature, the RUL seems to have greater severity of thick wall cavities compared to all other lobes.</w:t>
+      </w:r>
+      <w:r>
+        <w:rPr>
+          <w:sz w:val="24"/>
+          <w:szCs w:val="24"/>
+        </w:rPr>
+        <w:t xml:space="preserve">  </w:t>
+      </w:r>
+      <w:r>
+        <w:rPr>
+          <w:sz w:val="24"/>
+          <w:szCs w:val="24"/>
+        </w:rPr>
+        <w:t>Our PI</w:t>
+      </w:r>
+      <w:r>
+        <w:rPr>
+          <w:sz w:val="24"/>
+          <w:szCs w:val="24"/>
+        </w:rPr>
+        <w:t>,</w:t>
+      </w:r>
+      <w:r>
+        <w:rPr>
+          <w:sz w:val="24"/>
+          <w:szCs w:val="24"/>
+        </w:rPr>
+        <w:t xml:space="preserve"> Dr. Ed</w:t>
+      </w:r>
+      <w:r>
+        <w:rPr>
+          <w:sz w:val="24"/>
+          <w:szCs w:val="24"/>
+        </w:rPr>
+        <w:t>ward</w:t>
+      </w:r>
+      <w:r>
+        <w:rPr>
+          <w:sz w:val="24"/>
+          <w:szCs w:val="24"/>
+        </w:rPr>
+        <w:t xml:space="preserve"> Chan</w:t>
+      </w:r>
+      <w:r>
+        <w:rPr>
+          <w:sz w:val="24"/>
+          <w:szCs w:val="24"/>
+        </w:rPr>
+        <w:t>,</w:t>
+      </w:r>
+      <w:r>
+        <w:rPr>
+          <w:sz w:val="24"/>
+          <w:szCs w:val="24"/>
+        </w:rPr>
+        <w:t xml:space="preserve"> hypothesizes this might be for a few reasons, and offers some suggestions in the treatment of patients with upper lobe cavities as a result</w:t>
+      </w:r>
+      <w:r>
+        <w:rPr>
+          <w:sz w:val="24"/>
+          <w:szCs w:val="24"/>
+        </w:rPr>
+        <w:t>.</w:t>
+      </w:r>
+    </w:p>
+    <w:p>
+      <w:pPr>
+        <w:spacing w:after="160" w:line="480" w:lineRule="auto"/>
+        <w:ind w:firstLine="720"/>
+        <w:contextualSpacing/>
+        <w:rPr>
+          <w:sz w:val="24"/>
+          <w:szCs w:val="24"/>
+        </w:rPr>
+      </w:pPr>
+      <w:r>
+        <w:rPr>
+          <w:sz w:val="24"/>
+          <w:szCs w:val="24"/>
+        </w:rPr>
+        <w:lastRenderedPageBreak/>
+        <w:t>Upper lobes have decreased blood perfusion in the upright lung, as the blood must work against gravity to get to the upper lobes, and follows a more tortuous path to the RUL</w:t>
+      </w:r>
+      <w:r>
+        <w:rPr>
+          <w:sz w:val="24"/>
+          <w:szCs w:val="24"/>
+        </w:rPr>
+        <w:t xml:space="preserve"> (Powers &amp; Dhamoon, 2023)</w:t>
+      </w:r>
+      <w:r>
+        <w:rPr>
+          <w:sz w:val="24"/>
+          <w:szCs w:val="24"/>
+        </w:rPr>
+        <w:t xml:space="preserve">.  </w:t>
+      </w:r>
+      <w:r>
+        <w:rPr>
+          <w:sz w:val="24"/>
+          <w:szCs w:val="24"/>
+        </w:rPr>
+        <w:t>This results in decreased flow of immune cells and IV antibiotics to the upper lobes</w:t>
+      </w:r>
+      <w:r>
+        <w:rPr>
+          <w:sz w:val="24"/>
+          <w:szCs w:val="24"/>
+        </w:rPr>
+        <w:t xml:space="preserve">.  </w:t>
+      </w:r>
+      <w:r>
+        <w:rPr>
+          <w:sz w:val="24"/>
+          <w:szCs w:val="24"/>
+        </w:rPr>
+        <w:t>Upper lobes also experience greater physical stress on the lung tissue upon inspiration in an upright lung due to the weight of the lower lobes</w:t>
+      </w:r>
+      <w:r>
+        <w:rPr>
+          <w:sz w:val="24"/>
+          <w:szCs w:val="24"/>
+        </w:rPr>
+        <w:t xml:space="preserve"> (West &amp; Matthews, 1972)</w:t>
+      </w:r>
+      <w:r>
+        <w:rPr>
+          <w:sz w:val="24"/>
+          <w:szCs w:val="24"/>
+        </w:rPr>
+        <w:t xml:space="preserve">.  </w:t>
+      </w:r>
+      <w:r>
+        <w:rPr>
+          <w:sz w:val="24"/>
+          <w:szCs w:val="24"/>
+        </w:rPr>
+        <w:t>This may warrant lifestyle or treatment practices, such as having patients refrain from intense exercise, and lying down more when resting or receiving antibiotics</w:t>
+      </w:r>
+      <w:r>
+        <w:rPr>
+          <w:sz w:val="24"/>
+          <w:szCs w:val="24"/>
+        </w:rPr>
+        <w:t xml:space="preserve">.  </w:t>
+      </w:r>
+    </w:p>
+    <w:p>
+      <w:pPr>
+        <w:spacing w:after="160" w:line="480" w:lineRule="auto"/>
+        <w:contextualSpacing/>
+        <w:jc w:val="center"/>
+        <w:rPr>
+          <w:sz w:val="24"/>
+          <w:szCs w:val="24"/>
+        </w:rPr>
+      </w:pPr>
+      <w:r>
+        <w:rPr>
+          <w:b/>
+          <w:bCs/>
+          <w:sz w:val="24"/>
+          <w:szCs w:val="24"/>
+        </w:rPr>
+        <w:t>Assessment of Rater Agreement</w:t>
+      </w:r>
+    </w:p>
+    <w:p>
+      <w:pPr>
+        <w:spacing w:after="160" w:line="480" w:lineRule="auto"/>
+        <w:contextualSpacing/>
+        <w:rPr>
+          <w:sz w:val="24"/>
+          <w:szCs w:val="24"/>
+        </w:rPr>
+      </w:pPr>
+      <w:r>
+        <w:rPr>
+          <w:sz w:val="24"/>
+          <w:szCs w:val="24"/>
+        </w:rPr>
+        <w:tab/>
+      </w:r>
+      <w:r>
+        <w:rPr>
+          <w:sz w:val="24"/>
+          <w:szCs w:val="24"/>
+        </w:rPr>
+        <w:t>Our two meas</w:t>
+      </w:r>
+      <w:r>
+        <w:rPr>
+          <w:sz w:val="24"/>
+          <w:szCs w:val="24"/>
+        </w:rPr>
+        <w:t xml:space="preserve">ures of interrater reliability confirm that lobar scores were generally in agreement between the </w:t>
+      </w:r>
+      <w:r>
+        <w:rPr>
+          <w:sz w:val="24"/>
+          <w:szCs w:val="24"/>
+        </w:rPr>
+        <w:t>pulmonologist and radiologist</w:t>
+      </w:r>
+      <w:r>
+        <w:rPr>
+          <w:sz w:val="24"/>
+          <w:szCs w:val="24"/>
+        </w:rPr>
+        <w:t xml:space="preserve"> performing the scoring.</w:t>
+      </w:r>
+      <w:r>
+        <w:rPr>
+          <w:sz w:val="24"/>
+          <w:szCs w:val="24"/>
+        </w:rPr>
+        <w:t xml:space="preserve">  Our mixed-model based ICC measure (ICC = 0.82-0.96)</w:t>
+      </w:r>
+      <w:r>
+        <w:rPr>
+          <w:sz w:val="24"/>
+          <w:szCs w:val="24"/>
+        </w:rPr>
+        <w:t xml:space="preserve"> quantifies the proportion of total variance attributable to subject-to-subject differences </w:t>
+      </w:r>
+      <w:r>
+        <w:rPr>
+          <w:sz w:val="24"/>
+          <w:szCs w:val="24"/>
+        </w:rPr>
+        <w:t xml:space="preserve">after adjusting for the effect of rater.  Since rater appears in our model twice, both as a fixed and a random effect, </w:t>
+      </w:r>
+      <w:r>
+        <w:rPr>
+          <w:sz w:val="24"/>
+          <w:szCs w:val="24"/>
+        </w:rPr>
+        <w:t xml:space="preserve">the random rater variance is smaller than it would have been had we only modeled with </w:t>
+      </w:r>
+      <w:r>
+        <w:rPr>
+          <w:sz w:val="24"/>
+          <w:szCs w:val="24"/>
+        </w:rPr>
+        <w:t xml:space="preserve">a random effect for rater, and thus our ICC is higher than it </w:t>
+      </w:r>
+      <w:r>
+        <w:rPr>
+          <w:sz w:val="24"/>
+          <w:szCs w:val="24"/>
+        </w:rPr>
+        <w:t>would have been in this case.</w:t>
+      </w:r>
+    </w:p>
+    <w:p>
+      <w:pPr>
+        <w:spacing w:after="160" w:line="480" w:lineRule="auto"/>
+        <w:contextualSpacing/>
+        <w:rPr>
+          <w:sz w:val="24"/>
+          <w:szCs w:val="24"/>
+        </w:rPr>
+      </w:pPr>
+      <w:r>
+        <w:rPr>
+          <w:sz w:val="24"/>
+          <w:szCs w:val="24"/>
+        </w:rPr>
+        <w:tab/>
+      </w:r>
+      <w:r>
+        <w:rPr>
+          <w:sz w:val="24"/>
+          <w:szCs w:val="24"/>
+        </w:rPr>
+        <w:t>Our Cohen’s kappa values</w:t>
+      </w:r>
+      <w:r>
+        <w:rPr>
+          <w:sz w:val="24"/>
+          <w:szCs w:val="24"/>
+        </w:rPr>
+        <w:t xml:space="preserve"> (Unweighted = </w:t>
+      </w:r>
+      <w:r>
+        <w:rPr>
+          <w:sz w:val="24"/>
+          <w:szCs w:val="24"/>
+        </w:rPr>
+        <w:t>0.22-0.80</w:t>
+      </w:r>
+      <w:r>
+        <w:rPr>
+          <w:sz w:val="24"/>
+          <w:szCs w:val="24"/>
+        </w:rPr>
+        <w:t>, Weighted = 0.55-0.75)</w:t>
+      </w:r>
+      <w:r>
+        <w:rPr>
+          <w:sz w:val="24"/>
+          <w:szCs w:val="24"/>
+        </w:rPr>
+        <w:t>, which are instead calculated directly from the raw</w:t>
+      </w:r>
+      <w:r>
+        <w:rPr>
+          <w:sz w:val="24"/>
+          <w:szCs w:val="24"/>
+        </w:rPr>
+        <w:t xml:space="preserve"> scores, make no model-based</w:t>
+      </w:r>
+      <w:r>
+        <w:rPr>
+          <w:sz w:val="24"/>
+          <w:szCs w:val="24"/>
+        </w:rPr>
+        <w:t xml:space="preserve"> adjustments for the effect of rater</w:t>
+      </w:r>
+      <w:r>
+        <w:rPr>
+          <w:sz w:val="24"/>
+          <w:szCs w:val="24"/>
+        </w:rPr>
+        <w:t>, and thus provide a more direct</w:t>
+      </w:r>
+      <w:r>
+        <w:rPr>
+          <w:sz w:val="24"/>
+          <w:szCs w:val="24"/>
+        </w:rPr>
+        <w:t>, descriptive view of agreement.</w:t>
+      </w:r>
+      <w:r>
+        <w:rPr>
+          <w:sz w:val="24"/>
+          <w:szCs w:val="24"/>
+        </w:rPr>
+        <w:t xml:space="preserve">  Since our weighted kappa scores are all larger than their </w:t>
+      </w:r>
+      <w:r>
+        <w:rPr>
+          <w:sz w:val="24"/>
+          <w:szCs w:val="24"/>
+        </w:rPr>
+        <w:t xml:space="preserve">corresponding unweighted scores, </w:t>
+      </w:r>
+      <w:r>
+        <w:rPr>
+          <w:sz w:val="24"/>
+          <w:szCs w:val="24"/>
+        </w:rPr>
+        <w:t xml:space="preserve">we can </w:t>
+      </w:r>
+      <w:r>
+        <w:rPr>
+          <w:sz w:val="24"/>
+          <w:szCs w:val="24"/>
+        </w:rPr>
+        <w:t>infer that most disagreements in scores were not far off from each other on the 4-point ordinal scale.</w:t>
+      </w:r>
+    </w:p>
+    <w:p>
+      <w:pPr>
+        <w:spacing w:after="160" w:line="480" w:lineRule="auto"/>
+        <w:contextualSpacing/>
+        <w:rPr>
+          <w:sz w:val="24"/>
+          <w:szCs w:val="24"/>
+        </w:rPr>
+      </w:pPr>
+      <w:r>
+        <w:rPr>
+          <w:sz w:val="24"/>
+          <w:szCs w:val="24"/>
+        </w:rPr>
+        <w:lastRenderedPageBreak/>
+        <w:tab/>
+        <w:t xml:space="preserve">Taking these </w:t>
+      </w:r>
+      <w:r>
+        <w:rPr>
+          <w:sz w:val="24"/>
+          <w:szCs w:val="24"/>
+        </w:rPr>
+        <w:t xml:space="preserve">two measures together, we </w:t>
+      </w:r>
+      <w:r>
+        <w:rPr>
+          <w:sz w:val="24"/>
+          <w:szCs w:val="24"/>
+        </w:rPr>
+        <w:t>see that while the raters were not identical in their scoring of the subjects’ lung lobes</w:t>
+      </w:r>
+      <w:r>
+        <w:rPr>
+          <w:sz w:val="24"/>
+          <w:szCs w:val="24"/>
+        </w:rPr>
+        <w:t xml:space="preserve"> (based on the kappa scores), </w:t>
+      </w:r>
+      <w:r>
+        <w:rPr>
+          <w:sz w:val="24"/>
+          <w:szCs w:val="24"/>
+        </w:rPr>
+        <w:t xml:space="preserve">most differences in scores for subjects were due to true differences in subject-to-subject </w:t>
+      </w:r>
+      <w:r>
+        <w:rPr>
+          <w:sz w:val="24"/>
+          <w:szCs w:val="24"/>
+        </w:rPr>
+        <w:t>lobar severity, as opposed to rater or random error (based on the ICC scores).</w:t>
+      </w:r>
+    </w:p>
+    <w:p>
+      <w:pPr>
+        <w:spacing w:after="160" w:line="480" w:lineRule="auto"/>
+        <w:contextualSpacing/>
+        <w:jc w:val="center"/>
+        <w:rPr>
+          <w:b/>
+          <w:bCs/>
+          <w:sz w:val="24"/>
+          <w:szCs w:val="24"/>
+        </w:rPr>
+      </w:pPr>
+      <w:r>
+        <w:rPr>
+          <w:b/>
+          <w:bCs/>
+          <w:sz w:val="24"/>
+          <w:szCs w:val="24"/>
+        </w:rPr>
+        <w:t>Limitations</w:t>
+      </w:r>
+    </w:p>
+    <w:p>
+      <w:pPr>
+        <w:spacing w:after="160" w:line="480" w:lineRule="auto"/>
+        <w:ind w:firstLine="720"/>
+        <w:contextualSpacing/>
+        <w:rPr>
+          <w:sz w:val="24"/>
+          <w:szCs w:val="24"/>
+        </w:rPr>
+      </w:pPr>
+      <w:r>
+        <w:rPr>
+          <w:sz w:val="24"/>
+          <w:szCs w:val="24"/>
+        </w:rPr>
+        <w:t>There are also limitations of our study to account for</w:t>
+      </w:r>
+      <w:r>
+        <w:rPr>
+          <w:sz w:val="24"/>
+          <w:szCs w:val="24"/>
+        </w:rPr>
+        <w:t xml:space="preserve">.  </w:t>
+      </w:r>
+      <w:r>
+        <w:rPr>
+          <w:sz w:val="24"/>
+          <w:szCs w:val="24"/>
+        </w:rPr>
+        <w:t>In several of our models, we could not fit the full random effects structure with both a random intercept for subject and a nested random effect for rater</w:t>
+      </w:r>
+      <w:r>
+        <w:rPr>
+          <w:sz w:val="24"/>
+          <w:szCs w:val="24"/>
+        </w:rPr>
+        <w:t xml:space="preserve">.  </w:t>
+      </w:r>
+      <w:r>
+        <w:rPr>
+          <w:sz w:val="24"/>
+          <w:szCs w:val="24"/>
+        </w:rPr>
+        <w:t xml:space="preserve">This may not account for </w:t>
+      </w:r>
+      <w:r>
+        <w:rPr>
+          <w:sz w:val="24"/>
+          <w:szCs w:val="24"/>
+        </w:rPr>
+        <w:t>all</w:t>
+      </w:r>
+      <w:r>
+        <w:rPr>
+          <w:sz w:val="24"/>
+          <w:szCs w:val="24"/>
+        </w:rPr>
+        <w:t xml:space="preserve"> the correlation due to repeate</w:t>
+      </w:r>
+      <w:r>
+        <w:rPr>
+          <w:sz w:val="24"/>
+          <w:szCs w:val="24"/>
+        </w:rPr>
+        <w:t>d</w:t>
+      </w:r>
+      <w:r>
+        <w:rPr>
+          <w:sz w:val="24"/>
+          <w:szCs w:val="24"/>
+        </w:rPr>
+        <w:t xml:space="preserve"> observations within the same subject</w:t>
+      </w:r>
+      <w:r>
+        <w:rPr>
+          <w:sz w:val="24"/>
+          <w:szCs w:val="24"/>
+        </w:rPr>
+        <w:t>.</w:t>
+      </w:r>
+      <w:r>
+        <w:rPr>
+          <w:sz w:val="24"/>
+          <w:szCs w:val="24"/>
+        </w:rPr>
+        <w:t xml:space="preserve">  We also </w:t>
+      </w:r>
+      <w:r>
+        <w:rPr>
+          <w:sz w:val="24"/>
+          <w:szCs w:val="24"/>
+        </w:rPr>
+        <w:t xml:space="preserve">noticed, namely in the ground-glass opacities feature, that </w:t>
+      </w:r>
+      <w:r>
+        <w:rPr>
+          <w:sz w:val="24"/>
+          <w:szCs w:val="24"/>
+        </w:rPr>
+        <w:t xml:space="preserve">when comparing the full and reduced model, the reduced model </w:t>
+      </w:r>
+      <w:r>
+        <w:rPr>
+          <w:sz w:val="24"/>
+          <w:szCs w:val="24"/>
+        </w:rPr>
+        <w:t xml:space="preserve">had far fewer significant pairwise comparisons, and only </w:t>
+      </w:r>
+      <w:r>
+        <w:rPr>
+          <w:sz w:val="24"/>
+          <w:szCs w:val="24"/>
+        </w:rPr>
+        <w:t xml:space="preserve">the RLL comparisons remained significant.  We thus might be losing valuable information regarding lobar severity by using </w:t>
+      </w:r>
+      <w:r>
+        <w:rPr>
+          <w:sz w:val="24"/>
+          <w:szCs w:val="24"/>
+        </w:rPr>
+        <w:t>only the simpler random effects</w:t>
+      </w:r>
+      <w:r>
+        <w:rPr>
+          <w:sz w:val="24"/>
+          <w:szCs w:val="24"/>
+        </w:rPr>
+        <w:t xml:space="preserve"> structure.</w:t>
+      </w:r>
+      <w:r>
+        <w:rPr>
+          <w:sz w:val="24"/>
+          <w:szCs w:val="24"/>
+        </w:rPr>
+        <w:t xml:space="preserve">  </w:t>
+      </w:r>
+      <w:r>
+        <w:rPr>
+          <w:sz w:val="24"/>
+          <w:szCs w:val="24"/>
+        </w:rPr>
+        <w:t>Also, we fit separate models for each feature.  This may not account for correlated scores between features if some features are associated or correlated with others</w:t>
+      </w:r>
+      <w:r>
+        <w:rPr>
+          <w:sz w:val="24"/>
+          <w:szCs w:val="24"/>
+        </w:rPr>
+        <w:t xml:space="preserve">.  </w:t>
+      </w:r>
+      <w:r>
+        <w:rPr>
+          <w:sz w:val="24"/>
+          <w:szCs w:val="24"/>
+        </w:rPr>
+        <w:t>We also observed low rater agreement for bronchiectasis in our unweighted kappa measure of interrater reliability.  This may require further examination for the results regarding the severity of this feature, since one rater clearly rates the lobes more severely than the other</w:t>
+      </w:r>
+      <w:r>
+        <w:rPr>
+          <w:sz w:val="24"/>
+          <w:szCs w:val="24"/>
+        </w:rPr>
+        <w:t xml:space="preserve">.  </w:t>
+      </w:r>
+      <w:r>
+        <w:rPr>
+          <w:sz w:val="24"/>
+          <w:szCs w:val="24"/>
+        </w:rPr>
+        <w:t xml:space="preserve">Finally, there was some degree of referral bias present in our cohort, as patients were referred to this National Jewish Health study by their primary care physicians. </w:t>
+      </w:r>
+      <w:r>
+        <w:rPr>
+          <w:sz w:val="24"/>
+          <w:szCs w:val="24"/>
+        </w:rPr>
+        <w:t xml:space="preserve"> Especially of note is the much larger</w:t>
+      </w:r>
+      <w:r>
+        <w:rPr>
+          <w:sz w:val="24"/>
+          <w:szCs w:val="24"/>
+        </w:rPr>
+        <w:t xml:space="preserve"> female representation in our cohort compared to males.</w:t>
+      </w:r>
+      <w:r>
+        <w:rPr>
+          <w:sz w:val="24"/>
+          <w:szCs w:val="24"/>
+        </w:rPr>
+        <w:t xml:space="preserve"> Due to this, our results may not be generalizable to a broader NTM-LD population.</w:t>
+      </w:r>
+    </w:p>
+    <w:p>
+      <w:pPr>
+        <w:spacing w:after="160" w:line="480" w:lineRule="auto"/>
+        <w:ind w:firstLine="720"/>
+        <w:contextualSpacing/>
+        <w:rPr>
+          <w:sz w:val="24"/>
+          <w:szCs w:val="24"/>
+        </w:rPr>
+      </w:pPr>
+      <w:r>
+        <w:rPr>
+          <w:sz w:val="24"/>
+          <w:szCs w:val="24"/>
+        </w:rPr>
+        <w:t xml:space="preserve">In spite of these limitations, our analyses of the data confirm lobar dominance </w:t>
+      </w:r>
+      <w:r>
+        <w:rPr>
+          <w:sz w:val="24"/>
+          <w:szCs w:val="24"/>
+        </w:rPr>
+        <w:t>for all CT features but the thin wall cavity feature</w:t>
+      </w:r>
+      <w:r>
+        <w:rPr>
+          <w:sz w:val="24"/>
+          <w:szCs w:val="24"/>
+        </w:rPr>
+        <w:t xml:space="preserve"> exhibited in NTM-LD and highlight the need for lobe-targeted severity</w:t>
+      </w:r>
+      <w:r>
+        <w:rPr>
+          <w:sz w:val="24"/>
+          <w:szCs w:val="24"/>
+        </w:rPr>
+        <w:t xml:space="preserve"> metrics in the research, prevention, and treatment of this disease.</w:t>
+      </w:r>
+    </w:p>
+    <w:p>
+      <w:pPr>
+        <w:rPr>
+          <w:sz w:val="24"/>
+          <w:szCs w:val="24"/>
+        </w:rPr>
+      </w:pPr>
+      <w:r>
+        <w:rPr>
+          <w:sz w:val="24"/>
+          <w:szCs w:val="24"/>
+        </w:rPr>
+        <w:br w:type="page"/>
+      </w:r>
+    </w:p>
+    <w:p>
+      <w:pPr>
+        <w:jc w:val="center"/>
+        <w:rPr>
+          <w:rFonts w:eastAsiaTheme="minorEastAsia"/>
+          <w:b/>
+          <w:bCs/>
+          <w:sz w:val="24"/>
+          <w:szCs w:val="24"/>
+        </w:rPr>
+      </w:pPr>
+      <w:r>
+        <w:rPr>
+          <w:rFonts w:eastAsiaTheme="minorEastAsia"/>
+          <w:b/>
+          <w:bCs/>
+          <w:sz w:val="24"/>
+          <w:szCs w:val="24"/>
+        </w:rPr>
+        <w:lastRenderedPageBreak/>
+        <w:t>REFERENCES</w:t>
+      </w:r>
+    </w:p>
+    <w:p>
+      <w:pPr>
+        <w:rPr>
+          <w:rFonts w:eastAsiaTheme="minorEastAsia"/>
+          <w:sz w:val="24"/>
+          <w:szCs w:val="24"/>
+        </w:rPr>
+      </w:pPr>
+      <w:r>
+        <w:rPr>
+          <w:rFonts w:eastAsiaTheme="minorEastAsia"/>
+          <w:sz w:val="24"/>
+          <w:szCs w:val="24"/>
+        </w:rPr>
+        <w:br w:type="page"/>
       </w:r>
     </w:p>
     <w:p>
@@ -29691,86 +30383,7 @@
           <w:sz w:val="24"/>
           <w:szCs w:val="24"/>
         </w:rPr>
-        <w:t>DISCUSSION</w:t>
-      </w:r>
-    </w:p>
-    <w:p>
-      <w:pPr>
-        <w:rPr>
-          <w:rFonts w:eastAsiaTheme="minorEastAsia"/>
-          <w:sz w:val="24"/>
-          <w:szCs w:val="24"/>
-        </w:rPr>
-      </w:pPr>
-      <w:r>
-        <w:rPr>
-          <w:rFonts w:eastAsiaTheme="minorEastAsia"/>
-          <w:sz w:val="24"/>
-          <w:szCs w:val="24"/>
-        </w:rPr>
-        <w:br w:type="page"/>
-      </w:r>
-    </w:p>
-    <w:p>
-      <w:pPr>
-        <w:jc w:val="center"/>
-        <w:rPr>
-          <w:rFonts w:eastAsiaTheme="minorEastAsia"/>
-          <w:b/>
-          <w:bCs/>
-          <w:sz w:val="24"/>
-          <w:szCs w:val="24"/>
-        </w:rPr>
-      </w:pPr>
-      <w:r>
-        <w:rPr>
-          <w:rFonts w:eastAsiaTheme="minorEastAsia"/>
-          <w:b/>
-          <w:bCs/>
-          <w:sz w:val="24"/>
-          <w:szCs w:val="24"/>
-        </w:rPr>
-        <w:t>REFERENCES</w:t>
-      </w:r>
-    </w:p>
-    <w:p>
-      <w:pPr>
-        <w:rPr>
-          <w:rFonts w:eastAsiaTheme="minorEastAsia"/>
-          <w:sz w:val="24"/>
-          <w:szCs w:val="24"/>
-        </w:rPr>
-      </w:pPr>
-      <w:r>
-        <w:rPr>
-          <w:rFonts w:eastAsiaTheme="minorEastAsia"/>
-          <w:sz w:val="24"/>
-          <w:szCs w:val="24"/>
-        </w:rPr>
-        <w:br w:type="page"/>
-      </w:r>
-    </w:p>
-    <w:p>
-      <w:pPr>
-        <w:spacing w:line="480" w:lineRule="auto"/>
-        <w:ind w:firstLine="720"/>
-        <w:jc w:val="center"/>
-        <w:rPr>
-          <w:rFonts w:eastAsiaTheme="minorEastAsia"/>
-          <w:b/>
-          <w:bCs/>
-          <w:sz w:val="24"/>
-          <w:szCs w:val="24"/>
-        </w:rPr>
-      </w:pPr>
-      <w:r>
-        <w:rPr>
-          <w:rFonts w:eastAsiaTheme="minorEastAsia"/>
-          <w:b/>
-          <w:bCs/>
-          <w:sz w:val="24"/>
-          <w:szCs w:val="24"/>
-        </w:rPr>
+        <w:lastRenderedPageBreak/>
         <w:t>APPENDIX A – SUPPLEMENTARY TABLES AND FIGURES</w:t>
       </w:r>
     </w:p>
@@ -29879,6 +30492,119 @@
 <file path=word/numbering.xml><?xml version="1.0" encoding="utf-8"?>
 <w:numbering xmlns:wpc="http://schemas.microsoft.com/office/word/2010/wordprocessingCanvas" xmlns:cx="http://schemas.microsoft.com/office/drawing/2014/chartex" xmlns:cx1="http://schemas.microsoft.com/office/drawing/2015/9/8/chartex" xmlns:cx2="http://schemas.microsoft.com/office/drawing/2015/10/21/chartex" xmlns:cx3="http://schemas.microsoft.com/office/drawing/2016/5/9/chartex" xmlns:cx4="http://schemas.microsoft.com/office/drawing/2016/5/10/chartex" xmlns:cx5="http://schemas.microsoft.com/office/drawing/2016/5/11/chartex" xmlns:cx6="http://schemas.microsoft.com/office/drawing/2016/5/12/chartex" xmlns:cx7="http://schemas.microsoft.com/office/drawing/2016/5/13/chartex" xmlns:cx8="http://schemas.microsoft.com/office/drawing/2016/5/14/chartex" xmlns:mc="http://schemas.openxmlformats.org/markup-compatibility/2006" xmlns:aink="http://schemas.microsoft.com/office/drawing/2016/ink" xmlns:am3d="http://schemas.microsoft.com/office/drawing/2017/model3d" xmlns:o="urn:schemas-microsoft-com:office:office" xmlns:oel="http://schemas.microsoft.com/office/2019/extlst" xmlns:r="http://schemas.openxmlformats.org/officeDocument/2006/relationships" xmlns:m="http://schemas.openxmlformats.org/officeDocument/2006/math" xmlns:v="urn:schemas-microsoft-com:vml" xmlns:wp14="http://schemas.microsoft.com/office/word/2010/wordprocessingDrawing" xmlns:wp="http://schemas.openxmlformats.org/drawingml/2006/wordprocessingDrawing" xmlns:w10="urn:schemas-microsoft-com:office:word" xmlns:w="http://schemas.openxmlformats.org/wordprocessingml/2006/main" xmlns:w14="http://schemas.microsoft.com/office/word/2010/wordml" xmlns:w15="http://schemas.microsoft.com/office/word/2012/wordml" xmlns:w16cex="http://schemas.microsoft.com/office/word/2018/wordml/cex" xmlns:w16cid="http://schemas.microsoft.com/office/word/2016/wordml/cid" xmlns:w16="http://schemas.microsoft.com/office/word/2018/wordml" xmlns:w16du="http://schemas.microsoft.com/office/word/2023/wordml/word16du" xmlns:w16sdtdh="http://schemas.microsoft.com/office/word/2020/wordml/sdtdatahash" xmlns:w16sdtfl="http://schemas.microsoft.com/office/word/2024/wordml/sdtformatlock" xmlns:w16se="http://schemas.microsoft.com/office/word/2015/wordml/symex" xmlns:wpg="http://schemas.microsoft.com/office/word/2010/wordprocessingGroup" xmlns:wpi="http://schemas.microsoft.com/office/word/2010/wordprocessingInk" xmlns:wne="http://schemas.microsoft.com/office/word/2006/wordml" xmlns:wps="http://schemas.microsoft.com/office/word/2010/wordprocessingShape" mc:Ignorable="w14 w15 w16se w16cid w16 w16cex w16sdtdh w16sdtfl w16du wp14">
   <w:abstractNum w:abstractNumId="0" w15:restartNumberingAfterBreak="0">
+    <w:nsid w:val="5C4C135F"/>
+    <w:multiLevelType w:val="hybridMultilevel"/>
+    <w:tmpl w:val="D1E28810"/>
+    <w:lvl w:ilvl="0" w:tplc="04090001">
+      <w:start w:val="1"/>
+      <w:numFmt w:val="bullet"/>
+      <w:lvlText w:val=""/>
+      <w:lvlJc w:val="left"/>
+      <w:pPr>
+        <w:ind w:left="720" w:hanging="360"/>
+      </w:pPr>
+      <w:rPr>
+        <w:rFonts w:ascii="Symbol" w:hAnsi="Symbol" w:hint="default"/>
+      </w:rPr>
+    </w:lvl>
+    <w:lvl w:ilvl="1" w:tplc="04090003">
+      <w:start w:val="1"/>
+      <w:numFmt w:val="bullet"/>
+      <w:lvlText w:val="o"/>
+      <w:lvlJc w:val="left"/>
+      <w:pPr>
+        <w:ind w:left="1440" w:hanging="360"/>
+      </w:pPr>
+      <w:rPr>
+        <w:rFonts w:ascii="Courier New" w:hAnsi="Courier New" w:cs="Courier New" w:hint="default"/>
+      </w:rPr>
+    </w:lvl>
+    <w:lvl w:ilvl="2" w:tplc="04090005" w:tentative="1">
+      <w:start w:val="1"/>
+      <w:numFmt w:val="bullet"/>
+      <w:lvlText w:val=""/>
+      <w:lvlJc w:val="left"/>
+      <w:pPr>
+        <w:ind w:left="2160" w:hanging="360"/>
+      </w:pPr>
+      <w:rPr>
+        <w:rFonts w:ascii="Wingdings" w:hAnsi="Wingdings" w:hint="default"/>
+      </w:rPr>
+    </w:lvl>
+    <w:lvl w:ilvl="3" w:tplc="04090001" w:tentative="1">
+      <w:start w:val="1"/>
+      <w:numFmt w:val="bullet"/>
+      <w:lvlText w:val=""/>
+      <w:lvlJc w:val="left"/>
+      <w:pPr>
+        <w:ind w:left="2880" w:hanging="360"/>
+      </w:pPr>
+      <w:rPr>
+        <w:rFonts w:ascii="Symbol" w:hAnsi="Symbol" w:hint="default"/>
+      </w:rPr>
+    </w:lvl>
+    <w:lvl w:ilvl="4" w:tplc="04090003" w:tentative="1">
+      <w:start w:val="1"/>
+      <w:numFmt w:val="bullet"/>
+      <w:lvlText w:val="o"/>
+      <w:lvlJc w:val="left"/>
+      <w:pPr>
+        <w:ind w:left="3600" w:hanging="360"/>
+      </w:pPr>
+      <w:rPr>
+        <w:rFonts w:ascii="Courier New" w:hAnsi="Courier New" w:cs="Courier New" w:hint="default"/>
+      </w:rPr>
+    </w:lvl>
+    <w:lvl w:ilvl="5" w:tplc="04090005" w:tentative="1">
+      <w:start w:val="1"/>
+      <w:numFmt w:val="bullet"/>
+      <w:lvlText w:val=""/>
+      <w:lvlJc w:val="left"/>
+      <w:pPr>
+        <w:ind w:left="4320" w:hanging="360"/>
+      </w:pPr>
+      <w:rPr>
+        <w:rFonts w:ascii="Wingdings" w:hAnsi="Wingdings" w:hint="default"/>
+      </w:rPr>
+    </w:lvl>
+    <w:lvl w:ilvl="6" w:tplc="04090001" w:tentative="1">
+      <w:start w:val="1"/>
+      <w:numFmt w:val="bullet"/>
+      <w:lvlText w:val=""/>
+      <w:lvlJc w:val="left"/>
+      <w:pPr>
+        <w:ind w:left="5040" w:hanging="360"/>
+      </w:pPr>
+      <w:rPr>
+        <w:rFonts w:ascii="Symbol" w:hAnsi="Symbol" w:hint="default"/>
+      </w:rPr>
+    </w:lvl>
+    <w:lvl w:ilvl="7" w:tplc="04090003" w:tentative="1">
+      <w:start w:val="1"/>
+      <w:numFmt w:val="bullet"/>
+      <w:lvlText w:val="o"/>
+      <w:lvlJc w:val="left"/>
+      <w:pPr>
+        <w:ind w:left="5760" w:hanging="360"/>
+      </w:pPr>
+      <w:rPr>
+        <w:rFonts w:ascii="Courier New" w:hAnsi="Courier New" w:cs="Courier New" w:hint="default"/>
+      </w:rPr>
+    </w:lvl>
+    <w:lvl w:ilvl="8" w:tplc="04090005" w:tentative="1">
+      <w:start w:val="1"/>
+      <w:numFmt w:val="bullet"/>
+      <w:lvlText w:val=""/>
+      <w:lvlJc w:val="left"/>
+      <w:pPr>
+        <w:ind w:left="6480" w:hanging="360"/>
+      </w:pPr>
+      <w:rPr>
+        <w:rFonts w:ascii="Wingdings" w:hAnsi="Wingdings" w:hint="default"/>
+      </w:rPr>
+    </w:lvl>
+  </w:abstractNum>
+  <w:abstractNum w:abstractNumId="1" w15:restartNumberingAfterBreak="0">
     <w:nsid w:val="75B6086A"/>
     <w:multiLevelType w:val="hybridMultilevel"/>
     <w:tmpl w:val="30D8398A"/>
@@ -29991,6 +30717,9 @@
     </w:lvl>
   </w:abstractNum>
   <w:num w:numId="1" w16cid:durableId="199392694">
+    <w:abstractNumId w:val="1"/>
+  </w:num>
+  <w:num w:numId="2" w16cid:durableId="1479954479">
     <w:abstractNumId w:val="0"/>
   </w:num>
 </w:numbering>
